--- a/eng/docx/026.content.docx
+++ b/eng/docx/026.content.docx
@@ -9584,7 +9584,7 @@
         <w:rPr>
           <w:lang w:val="en_US" w:bidi="en_US"/>
         </w:rPr>
-        <w:t>An extremely popular name in the Bible. "Zechariah" means “the Lord remembers.”</w:t>
+        <w:t>An extremely popular name in the Bible. It means “the Lord remembers.”</w:t>
       </w:r>
     </w:p>
     <w:p>
@@ -10315,42 +10315,6 @@
             <w:u w:val="single"/>
           </w:rPr>
           <w:t>2 Chronicles 26:5</w:t>
-        </w:r>
-      </w:hyperlink>
-      <w:r>
-        <w:rPr>
-          <w:lang w:val="en_US" w:bidi="en_US"/>
-        </w:rPr>
-        <w:t>).</w:t>
-      </w:r>
-    </w:p>
-    <w:p>
-      <w:pPr>
-        <w:pStyle w:val="ListNumber"/>
-        <w:spacing w:line="240" w:lineRule="auto"/>
-        <w:ind w:left="720"/>
-      </w:pPr>
-      <w:r>
-        <w:rPr>
-          <w:lang w:val="en_US" w:bidi="en_US"/>
-        </w:rPr>
-      </w:r>
-      <w:r>
-        <w:rPr>
-          <w:lang w:val="en_US" w:bidi="en_US"/>
-        </w:rPr>
-        <w:t>Abijah’s father. Abijah was the mother of King Hezekiah of Judah (</w:t>
-      </w:r>
-      <w:hyperlink r:id="rId197">
-        <w:r>
-          <w:rPr>
-            <w:lang w:val="en_US" w:bidi="en_US"/>
-          </w:rPr>
-          <w:rPr>
-            <w:color w:val="0000EE"/>
-            <w:u w:val="single"/>
-          </w:rPr>
-          <w:t>2 Chronicles 29:1</w:t>
         </w:r>
       </w:hyperlink>
       <w:r>

--- a/eng/docx/026.content.docx
+++ b/eng/docx/026.content.docx
@@ -166,13 +166,6 @@
       </w:r>
       <w:r>
         <w:rPr>
-          <w:i/>
-          <w:lang w:val="en_US" w:bidi="en_US"/>
-        </w:rPr>
-        <w:t>Zaanaim, Zaanan, Zaanannim, Zaavan, Zabad, Zabbai, Zabbud, Zabdi, Zabdiel, Zabud, Zabulon, Zaccai, Zacchaeus, Zacchur, Zaccur, Zachariah, Zacharias, Zacher, Zadok, Zaham, Zair, Zalaph, Zalmon (Person), Zalmon (Place), Zalmonah, Zalmunna, Zamzummim, Zamzummites, Zanoah (Person), Zanoah (Place), Zaphenath-Paneah, Zaphon, Zara, Zarah, Zareah, Zareathite, Zared, Zarephath, Zareth-Shahar, Zarethan, Zarhite, Zartanah, Zarthan, Zatthu, Zattu, Zavan, Zaza, Zealot, Zealot, Simon the, Zebadiah, Zebah and Zalmunna, Zebaim, Zebedee, Zebidah, Zebina, Zeboiim, Zeboim, Zebudah, Zebul, Zebulun (Person), Zebulun, Tribe of, Zebulunite, Zechariah (Person), Zechariah, Book of, Zecher, Zeker, Zedad, Zedekiah, Zeeb, Zela, Zelah, Zelek, Zelophehad, Zelotes, Zelzah, Zemaraim, Zemarites, Zemirah, Zenan, Zenas, Zephaniah (Person), Zephaniah, Book of, Zephath, Zephathah, Zepho, Zephon, Zer, Zerah, Zerahiah, Zerahite, Zered, Zereda, Zeredah, Zeredathah, Zererah, Zeresh, Zereth, Zereth-Shahar, Zeri, Zeror, Zeruah, Zerubbabel, Zeruiah, Zetham, Zethan, Zethar, Zeus, Zia, Ziba, Zibeon, Zibia, Zibiah, Zichri, Zicri, Ziddim, Zidkijah, Zidon, Zidonian, Zif, Ziggurat, Ziha, Ziklag, Zillah, Zillethai, Zilpah, Zilthai, Zimmah, Zimran, Zimri (Person), Zimri (Place), Zina, Zinc, Zion, Zion, Daughter of, Zior, Ziph (Person), Ziph (Place), Ziphah, Ziphims, Ziphite, Ziphron, Zippor, Zipporah, Zither, Zithri, Ziv, Ziz, Ascent of, Ziza, Zoan, Zoar, Zobah, Zobebah, Zodiac, Zohar, Zoheth, Zophah, Zophai, Zophar, Zophim, Zorah, Zorathite, Zorites, Zorobabel, Zuar, Zuph (Person), Zuph (Place), Zur, Zuriel, Zurishaddai, Zuzim, Zuzites</w:t>
-      </w:r>
-      <w:r>
-        <w:rPr>
           <w:lang w:val="en_US" w:bidi="en_US"/>
         </w:rPr>
       </w:r>
@@ -4072,6 +4065,20 @@
       </w:r>
       <w:r>
         <w:rPr>
+          <w:lang w:val="en_US" w:bidi="en_US"/>
+        </w:rPr>
+        <w:t>Zalmunna was a Midianite king in the Old Testament. He ruled together with another king named Zebah. Both men fought against Israel during the time of the judges.</w:t>
+      </w:r>
+    </w:p>
+    <w:p>
+      <w:pPr/>
+      <w:r>
+        <w:rPr>
+          <w:lang w:val="en_US" w:bidi="en_US"/>
+        </w:rPr>
+      </w:r>
+      <w:r>
+        <w:rPr>
           <w:i/>
           <w:lang w:val="en_US" w:bidi="en_US"/>
         </w:rPr>
@@ -10170,7 +10177,7 @@
         <w:rPr>
           <w:lang w:val="en_US" w:bidi="en_US"/>
         </w:rPr>
-        <w:t>One of King Jehoshaphat’s seven sons and the brother of Jehoram. Jehoram became the only regent (temporary ruler) of Judah (848–841 BC) after his father’s death (</w:t>
+        <w:t>One of King Jehoshaphat’s seven sons and the brother of Jehoram (</w:t>
       </w:r>
       <w:hyperlink r:id="rId211">
         <w:r>
@@ -23781,6 +23788,20 @@
         <w:rPr>
           <w:lang w:val="en_US" w:bidi="en_US"/>
         </w:rPr>
+      </w:r>
+    </w:p>
+    <w:p>
+      <w:pPr/>
+      <w:r>
+        <w:rPr>
+          <w:lang w:val="en_US" w:bidi="en_US"/>
+        </w:rPr>
+      </w:r>
+      <w:r>
+        <w:rPr>
+          <w:lang w:val="en_US" w:bidi="en_US"/>
+        </w:rPr>
+        <w:t>A chemical element that is a type of metal.</w:t>
       </w:r>
     </w:p>
     <w:p>

--- a/eng/docx/026.content.docx
+++ b/eng/docx/026.content.docx
@@ -150,19 +150,6 @@
           <w:lang w:val="en_US" w:bidi="en_US"/>
         </w:rPr>
         <w:t>Z</w:t>
-      </w:r>
-      <w:r>
-        <w:rPr>
-          <w:lang w:val="en_US" w:bidi="en_US"/>
-        </w:rPr>
-      </w:r>
-    </w:p>
-    <w:p>
-      <w:pPr/>
-      <w:r>
-        <w:rPr>
-          <w:lang w:val="en_US" w:bidi="en_US"/>
-        </w:rPr>
       </w:r>
       <w:r>
         <w:rPr>

--- a/eng/docx/026.content.docx
+++ b/eng/docx/026.content.docx
@@ -19,7 +19,7 @@
         <w:rPr>
           <w:lang w:val="en_US" w:bidi="en_US"/>
         </w:rPr>
-        <w:t>Resource: Bible Dictionary (Tyndale)</w:t>
+        <w:t>Resource: Tyndale Open Bible Dictionary</w:t>
       </w:r>
       <w:r>
         <w:rPr>
@@ -112,7 +112,7 @@
         <w:rPr>
           <w:lang w:val="en_US" w:bidi="en_US"/>
         </w:rPr>
-        <w:t>Bible Dictionary (Tyndale)</w:t>
+        <w:t>Tyndale Open Bible Dictionary</w:t>
       </w:r>
     </w:p>
     <w:p>

--- a/eng/docx/026.content.docx
+++ b/eng/docx/026.content.docx
@@ -1448,7 +1448,20 @@
         <w:rPr>
           <w:lang w:val="en_US" w:bidi="en_US"/>
         </w:rPr>
-        <w:t>). The phrase “adviser to the king” may be an official title. Hushai the Archite had a similar title (“friend”) in the court of King David (</w:t>
+        <w:t xml:space="preserve">). The phrase </w:t>
+      </w:r>
+      <w:r>
+        <w:rPr>
+          <w:i/>
+          <w:lang w:val="en_US" w:bidi="en_US"/>
+        </w:rPr>
+        <w:t>adviser to the king</w:t>
+      </w:r>
+      <w:r>
+        <w:rPr>
+          <w:lang w:val="en_US" w:bidi="en_US"/>
+        </w:rPr>
+        <w:t xml:space="preserve"> may be an official title. Hushai the Archite had a similar title (“friend”) in the court of King David (</w:t>
       </w:r>
       <w:hyperlink r:id="rId40">
         <w:r>
@@ -4006,7 +4019,20 @@
         <w:rPr>
           <w:lang w:val="en_US" w:bidi="en_US"/>
         </w:rPr>
-        <w:t>). The name "Zalmonah" suggests that it might have been a dark or shady valley. This valley probably led up to the high flat land of Edom</w:t>
+        <w:t xml:space="preserve">). The name </w:t>
+      </w:r>
+      <w:r>
+        <w:rPr>
+          <w:i/>
+          <w:lang w:val="en_US" w:bidi="en_US"/>
+        </w:rPr>
+        <w:t>Zalmonah</w:t>
+      </w:r>
+      <w:r>
+        <w:rPr>
+          <w:lang w:val="en_US" w:bidi="en_US"/>
+        </w:rPr>
+        <w:t xml:space="preserve"> suggests that it might have been a dark or shady valley. This valley probably led up to the high flat land of Edom.</w:t>
       </w:r>
       <w:r>
         <w:rPr>
@@ -6067,7 +6093,7 @@
         <w:rPr>
           <w:lang w:val="en_US" w:bidi="en_US"/>
         </w:rPr>
-        <w:t xml:space="preserve">, one of Jesus's twelve closest followers </w:t>
+        <w:t xml:space="preserve">, one of the twelve closest followers of Jesus </w:t>
       </w:r>
       <w:r>
         <w:rPr>
@@ -6147,7 +6173,20 @@
         <w:rPr>
           <w:lang w:val="en_US" w:bidi="en_US"/>
         </w:rPr>
-        <w:t>use the word "Cananaean" instead of zealot (</w:t>
+        <w:t xml:space="preserve">use the word </w:t>
+      </w:r>
+      <w:r>
+        <w:rPr>
+          <w:i/>
+          <w:lang w:val="en_US" w:bidi="en_US"/>
+        </w:rPr>
+        <w:t>Cananaean</w:t>
+      </w:r>
+      <w:r>
+        <w:rPr>
+          <w:lang w:val="en_US" w:bidi="en_US"/>
+        </w:rPr>
+        <w:t xml:space="preserve"> instead of zealot (</w:t>
       </w:r>
       <w:hyperlink r:id="rId128">
         <w:r>
@@ -6183,7 +6222,27 @@
         <w:rPr>
           <w:lang w:val="en_US" w:bidi="en_US"/>
         </w:rPr>
-        <w:t>). These words mean the same thing in different languages. They describe someone who is very eager to defend or support something. The word comes from the idea of "burning with strong feelings" or "wanting something very much"</w:t>
+        <w:t xml:space="preserve">). These words mean the same thing in different languages. They describe someone who is very eager to defend or support something. The word comes from the idea of </w:t>
+      </w:r>
+      <w:r>
+        <w:rPr>
+          <w:i/>
+          <w:lang w:val="en_US" w:bidi="en_US"/>
+        </w:rPr>
+        <w:t>burning with strong feelings</w:t>
+      </w:r>
+      <w:r>
+        <w:rPr>
+          <w:lang w:val="en_US" w:bidi="en_US"/>
+        </w:rPr>
+        <w:t xml:space="preserve"> or </w:t>
+      </w:r>
+      <w:r>
+        <w:rPr>
+          <w:i/>
+          <w:lang w:val="en_US" w:bidi="en_US"/>
+        </w:rPr>
+        <w:t>wanting something very much</w:t>
       </w:r>
       <w:r>
         <w:rPr>
@@ -6460,13 +6519,26 @@
         <w:rPr>
           <w:lang w:val="en_US" w:bidi="en_US"/>
         </w:rPr>
-        <w:t>his gospel</w:t>
-      </w:r>
-      <w:r>
-        <w:rPr>
-          <w:lang w:val="en_US" w:bidi="en_US"/>
-        </w:rPr>
-        <w:t>, the title "Zealot" had come to mean something more specific. It referred to a group of people who were strongly against Roman rule over their land. This group had both religious and political goals.</w:t>
+        <w:t>his Gospel</w:t>
+      </w:r>
+      <w:r>
+        <w:rPr>
+          <w:lang w:val="en_US" w:bidi="en_US"/>
+        </w:rPr>
+        <w:t xml:space="preserve">, the title </w:t>
+      </w:r>
+      <w:r>
+        <w:rPr>
+          <w:i/>
+          <w:lang w:val="en_US" w:bidi="en_US"/>
+        </w:rPr>
+        <w:t>Zealot</w:t>
+      </w:r>
+      <w:r>
+        <w:rPr>
+          <w:lang w:val="en_US" w:bidi="en_US"/>
+        </w:rPr>
+        <w:t xml:space="preserve"> had come to mean something more specific. It referred to a group of people who were strongly against Roman rule over their land. This group had both religious and political goals.</w:t>
       </w:r>
     </w:p>
     <w:p>
@@ -6651,13 +6723,7 @@
         <w:rPr>
           <w:lang w:val="en_US" w:bidi="en_US"/>
         </w:rPr>
-        <w:t xml:space="preserve"> (the Jewish homeland), the Zealots became more militant. They saw their fight as a </w:t>
-      </w:r>
-      <w:r>
-        <w:rPr>
-          <w:lang w:val="en_US" w:bidi="en_US"/>
-        </w:rPr>
-        <w:t>"holy war."</w:t>
+        <w:t xml:space="preserve"> (the Jewish homeland), the Zealots became more militant. They saw their fight as a holy war.</w:t>
       </w:r>
       <w:r>
         <w:rPr>
@@ -6810,19 +6876,7 @@
         <w:rPr>
           <w:lang w:val="en_US" w:bidi="en_US"/>
         </w:rPr>
-        <w:t xml:space="preserve"> or the </w:t>
-      </w:r>
-      <w:r>
-        <w:rPr>
-          <w:lang w:val="en_US" w:bidi="en_US"/>
-        </w:rPr>
-        <w:t>"sons of thunder"</w:t>
-      </w:r>
-      <w:r>
-        <w:rPr>
-          <w:lang w:val="en_US" w:bidi="en_US"/>
-        </w:rPr>
-        <w:t xml:space="preserve"> were Zealots </w:t>
+        <w:t xml:space="preserve"> or the Sons of Thunder (the sons of Zebedee, James and John) were Zealots </w:t>
       </w:r>
       <w:r>
         <w:rPr>
@@ -25662,26 +25716,26 @@
         <w:rPr>
           <w:lang w:val="en_US" w:bidi="en_US"/>
         </w:rPr>
-        <w:t>Zion, Daughter of</w:t>
-      </w:r>
-      <w:r>
-        <w:rPr>
-          <w:lang w:val="en_US" w:bidi="en_US"/>
-        </w:rPr>
-      </w:r>
-    </w:p>
-    <w:p>
-      <w:pPr/>
-      <w:r>
-        <w:rPr>
-          <w:lang w:val="en_US" w:bidi="en_US"/>
-        </w:rPr>
-      </w:r>
-      <w:r>
-        <w:rPr>
-          <w:lang w:val="en_US" w:bidi="en_US"/>
-        </w:rPr>
-        <w:t>A term in prophetic literature. It designates the inhabitants of Jerusalem (Zion) and nearby areas. It also referred to those in Babylon exiled from Jerusalem and Judea (</w:t>
+        <w:t>Zior</w:t>
+      </w:r>
+      <w:r>
+        <w:rPr>
+          <w:lang w:val="en_US" w:bidi="en_US"/>
+        </w:rPr>
+      </w:r>
+    </w:p>
+    <w:p>
+      <w:pPr/>
+      <w:r>
+        <w:rPr>
+          <w:lang w:val="en_US" w:bidi="en_US"/>
+        </w:rPr>
+      </w:r>
+      <w:r>
+        <w:rPr>
+          <w:lang w:val="en_US" w:bidi="en_US"/>
+        </w:rPr>
+        <w:t>One of the cities of the hill country allotted to Judah’s tribe for an inheritance (</w:t>
       </w:r>
       <w:hyperlink r:id="rId613">
         <w:r>
@@ -25692,7 +25746,239 @@
             <w:color w:val="0000EE"/>
             <w:u w:val="single"/>
           </w:rPr>
-          <w:t>Isaiah 1:8</w:t>
+          <w:t>Jos 15:54</w:t>
+        </w:r>
+      </w:hyperlink>
+      <w:r>
+        <w:rPr>
+          <w:lang w:val="en_US" w:bidi="en_US"/>
+        </w:rPr>
+        <w:t>). Since it is associated with Hebron in the text, Zior is likely identified with modern Sa’ir, the traditional location for Esau’s tomb.</w:t>
+      </w:r>
+      <w:r>
+        <w:rPr>
+          <w:lang w:val="en_US" w:bidi="en_US"/>
+        </w:rPr>
+      </w:r>
+      <w:r>
+        <w:rPr>
+          <w:lang w:val="en_US" w:bidi="en_US"/>
+        </w:rPr>
+      </w:r>
+    </w:p>
+    <w:p>
+      <w:pPr/>
+      <w:r>
+        <w:rPr>
+          <w:lang w:val="en_US" w:bidi="en_US"/>
+        </w:rPr>
+      </w:r>
+    </w:p>
+    <w:p>
+      <w:pPr>
+        <w:pStyle w:val="Heading2"/>
+      </w:pPr>
+      <w:r>
+        <w:rPr>
+          <w:lang w:val="en_US" w:bidi="en_US"/>
+        </w:rPr>
+        <w:t>Ziph (Person)</w:t>
+      </w:r>
+      <w:r>
+        <w:rPr>
+          <w:lang w:val="en_US" w:bidi="en_US"/>
+        </w:rPr>
+      </w:r>
+    </w:p>
+    <w:p>
+      <w:pPr/>
+      <w:r>
+        <w:rPr>
+          <w:lang w:val="en_US" w:bidi="en_US"/>
+        </w:rPr>
+      </w:r>
+      <w:r>
+        <w:rPr>
+          <w:lang w:val="en_US" w:bidi="en_US"/>
+        </w:rPr>
+        <w:t>1. Descendant of Caleb from Judah’s tribe (</w:t>
+      </w:r>
+      <w:hyperlink r:id="rId614">
+        <w:r>
+          <w:rPr>
+            <w:lang w:val="en_US" w:bidi="en_US"/>
+          </w:rPr>
+          <w:rPr>
+            <w:color w:val="0000EE"/>
+            <w:u w:val="single"/>
+          </w:rPr>
+          <w:t>1 Chr 2:42</w:t>
+        </w:r>
+      </w:hyperlink>
+      <w:r>
+        <w:rPr>
+          <w:lang w:val="en_US" w:bidi="en_US"/>
+        </w:rPr>
+        <w:t>).</w:t>
+      </w:r>
+    </w:p>
+    <w:p>
+      <w:pPr/>
+      <w:r>
+        <w:rPr>
+          <w:lang w:val="en_US" w:bidi="en_US"/>
+        </w:rPr>
+      </w:r>
+      <w:r>
+        <w:rPr>
+          <w:lang w:val="en_US" w:bidi="en_US"/>
+        </w:rPr>
+        <w:t>2. One of the sons of Jehallelel from Judah’s tribe (</w:t>
+      </w:r>
+      <w:hyperlink r:id="rId615">
+        <w:r>
+          <w:rPr>
+            <w:lang w:val="en_US" w:bidi="en_US"/>
+          </w:rPr>
+          <w:rPr>
+            <w:color w:val="0000EE"/>
+            <w:u w:val="single"/>
+          </w:rPr>
+          <w:t>1 Chr 4:16</w:t>
+        </w:r>
+      </w:hyperlink>
+      <w:r>
+        <w:rPr>
+          <w:lang w:val="en_US" w:bidi="en_US"/>
+        </w:rPr>
+        <w:t>).</w:t>
+      </w:r>
+      <w:r>
+        <w:rPr>
+          <w:lang w:val="en_US" w:bidi="en_US"/>
+        </w:rPr>
+      </w:r>
+      <w:r>
+        <w:rPr>
+          <w:lang w:val="en_US" w:bidi="en_US"/>
+        </w:rPr>
+      </w:r>
+    </w:p>
+    <w:p>
+      <w:pPr/>
+      <w:r>
+        <w:rPr>
+          <w:lang w:val="en_US" w:bidi="en_US"/>
+        </w:rPr>
+      </w:r>
+    </w:p>
+    <w:p>
+      <w:pPr>
+        <w:pStyle w:val="Heading2"/>
+      </w:pPr>
+      <w:r>
+        <w:rPr>
+          <w:lang w:val="en_US" w:bidi="en_US"/>
+        </w:rPr>
+        <w:t>Ziph (Place)</w:t>
+      </w:r>
+      <w:r>
+        <w:rPr>
+          <w:lang w:val="en_US" w:bidi="en_US"/>
+        </w:rPr>
+      </w:r>
+    </w:p>
+    <w:p>
+      <w:pPr/>
+      <w:r>
+        <w:rPr>
+          <w:lang w:val="en_US" w:bidi="en_US"/>
+        </w:rPr>
+      </w:r>
+      <w:r>
+        <w:rPr>
+          <w:lang w:val="en_US" w:bidi="en_US"/>
+        </w:rPr>
+        <w:t>1. One of the cities in the extreme south assigned to Judah’s tribe for an inheritance (</w:t>
+      </w:r>
+      <w:hyperlink r:id="rId616">
+        <w:r>
+          <w:rPr>
+            <w:lang w:val="en_US" w:bidi="en_US"/>
+          </w:rPr>
+          <w:rPr>
+            <w:color w:val="0000EE"/>
+            <w:u w:val="single"/>
+          </w:rPr>
+          <w:t>Jos 15:24</w:t>
+        </w:r>
+      </w:hyperlink>
+      <w:r>
+        <w:rPr>
+          <w:lang w:val="en_US" w:bidi="en_US"/>
+        </w:rPr>
+        <w:t>).</w:t>
+      </w:r>
+    </w:p>
+    <w:p>
+      <w:pPr/>
+      <w:r>
+        <w:rPr>
+          <w:lang w:val="en_US" w:bidi="en_US"/>
+        </w:rPr>
+      </w:r>
+      <w:r>
+        <w:rPr>
+          <w:lang w:val="en_US" w:bidi="en_US"/>
+        </w:rPr>
+        <w:t>2. One of the cities in the hill country belonging to Judah’s tribe (</w:t>
+      </w:r>
+      <w:hyperlink r:id="rId617">
+        <w:r>
+          <w:rPr>
+            <w:lang w:val="en_US" w:bidi="en_US"/>
+          </w:rPr>
+          <w:rPr>
+            <w:color w:val="0000EE"/>
+            <w:u w:val="single"/>
+          </w:rPr>
+          <w:t>Jos 15:55</w:t>
+        </w:r>
+      </w:hyperlink>
+      <w:r>
+        <w:rPr>
+          <w:lang w:val="en_US" w:bidi="en_US"/>
+        </w:rPr>
+        <w:t xml:space="preserve">), mentioned with Maon, Carmel, Jezreel, and most prominently with Hebron (cf. </w:t>
+      </w:r>
+      <w:hyperlink r:id="rId614">
+        <w:r>
+          <w:rPr>
+            <w:lang w:val="en_US" w:bidi="en_US"/>
+          </w:rPr>
+          <w:rPr>
+            <w:color w:val="0000EE"/>
+            <w:u w:val="single"/>
+          </w:rPr>
+          <w:t>1 Chr 2:42</w:t>
+        </w:r>
+      </w:hyperlink>
+      <w:r>
+        <w:rPr>
+          <w:lang w:val="en_US" w:bidi="en_US"/>
+        </w:rPr>
+        <w:t>). Ziph has been identified with a site three miles (4.8 kilometers) south of Hebron. The surrounding wilderness region is probably the “wilderness of Ziph” where David hid from Saul (</w:t>
+      </w:r>
+      <w:hyperlink r:id="rId618">
+        <w:r>
+          <w:rPr>
+            <w:lang w:val="en_US" w:bidi="en_US"/>
+          </w:rPr>
+          <w:rPr>
+            <w:color w:val="0000EE"/>
+            <w:u w:val="single"/>
+          </w:rPr>
+          <w:t>1 Sm 23:14–15</w:t>
         </w:r>
       </w:hyperlink>
       <w:r>
@@ -25701,16 +25987,34 @@
         </w:rPr>
         <w:t xml:space="preserve">; </w:t>
       </w:r>
-      <w:hyperlink r:id="rId614">
-        <w:r>
-          <w:rPr>
-            <w:lang w:val="en_US" w:bidi="en_US"/>
-          </w:rPr>
-          <w:rPr>
-            <w:color w:val="0000EE"/>
-            <w:u w:val="single"/>
-          </w:rPr>
-          <w:t>Jeremiah 4:31</w:t>
+      <w:hyperlink r:id="rId619">
+        <w:r>
+          <w:rPr>
+            <w:lang w:val="en_US" w:bidi="en_US"/>
+          </w:rPr>
+          <w:rPr>
+            <w:color w:val="0000EE"/>
+            <w:u w:val="single"/>
+          </w:rPr>
+          <w:t>26:2</w:t>
+        </w:r>
+      </w:hyperlink>
+      <w:r>
+        <w:rPr>
+          <w:lang w:val="en_US" w:bidi="en_US"/>
+        </w:rPr>
+        <w:t>). The Ziphites who betrayed David to Saul were residents of this city and the surrounding region (</w:t>
+      </w:r>
+      <w:hyperlink r:id="rId620">
+        <w:r>
+          <w:rPr>
+            <w:lang w:val="en_US" w:bidi="en_US"/>
+          </w:rPr>
+          <w:rPr>
+            <w:color w:val="0000EE"/>
+            <w:u w:val="single"/>
+          </w:rPr>
+          <w:t>1 Sm 23:19</w:t>
         </w:r>
       </w:hyperlink>
       <w:r>
@@ -25719,6 +26023,108 @@
         </w:rPr>
         <w:t xml:space="preserve">; </w:t>
       </w:r>
+      <w:hyperlink r:id="rId621">
+        <w:r>
+          <w:rPr>
+            <w:lang w:val="en_US" w:bidi="en_US"/>
+          </w:rPr>
+          <w:rPr>
+            <w:color w:val="0000EE"/>
+            <w:u w:val="single"/>
+          </w:rPr>
+          <w:t>26:1</w:t>
+        </w:r>
+      </w:hyperlink>
+      <w:r>
+        <w:rPr>
+          <w:lang w:val="en_US" w:bidi="en_US"/>
+        </w:rPr>
+        <w:t xml:space="preserve">; </w:t>
+      </w:r>
+      <w:hyperlink r:id="rId622">
+        <w:r>
+          <w:rPr>
+            <w:lang w:val="en_US" w:bidi="en_US"/>
+          </w:rPr>
+          <w:rPr>
+            <w:color w:val="0000EE"/>
+            <w:u w:val="single"/>
+          </w:rPr>
+          <w:t>Ps 54 title</w:t>
+        </w:r>
+      </w:hyperlink>
+      <w:r>
+        <w:rPr>
+          <w:lang w:val="en_US" w:bidi="en_US"/>
+        </w:rPr>
+        <w:t>). Ziph is later mentioned as one of the cities fortified by Rehoboam (</w:t>
+      </w:r>
+      <w:hyperlink r:id="rId623">
+        <w:r>
+          <w:rPr>
+            <w:lang w:val="en_US" w:bidi="en_US"/>
+          </w:rPr>
+          <w:rPr>
+            <w:color w:val="0000EE"/>
+            <w:u w:val="single"/>
+          </w:rPr>
+          <w:t>2 Chr 11:8</w:t>
+        </w:r>
+      </w:hyperlink>
+      <w:r>
+        <w:rPr>
+          <w:lang w:val="en_US" w:bidi="en_US"/>
+        </w:rPr>
+        <w:t>).</w:t>
+      </w:r>
+      <w:r>
+        <w:rPr>
+          <w:lang w:val="en_US" w:bidi="en_US"/>
+        </w:rPr>
+      </w:r>
+      <w:r>
+        <w:rPr>
+          <w:lang w:val="en_US" w:bidi="en_US"/>
+        </w:rPr>
+      </w:r>
+    </w:p>
+    <w:p>
+      <w:pPr/>
+      <w:r>
+        <w:rPr>
+          <w:lang w:val="en_US" w:bidi="en_US"/>
+        </w:rPr>
+      </w:r>
+    </w:p>
+    <w:p>
+      <w:pPr>
+        <w:pStyle w:val="Heading2"/>
+      </w:pPr>
+      <w:r>
+        <w:rPr>
+          <w:lang w:val="en_US" w:bidi="en_US"/>
+        </w:rPr>
+        <w:t>Ziphah</w:t>
+      </w:r>
+      <w:r>
+        <w:rPr>
+          <w:lang w:val="en_US" w:bidi="en_US"/>
+        </w:rPr>
+      </w:r>
+    </w:p>
+    <w:p>
+      <w:pPr/>
+      <w:r>
+        <w:rPr>
+          <w:lang w:val="en_US" w:bidi="en_US"/>
+        </w:rPr>
+      </w:r>
+      <w:r>
+        <w:rPr>
+          <w:lang w:val="en_US" w:bidi="en_US"/>
+        </w:rPr>
+        <w:t xml:space="preserve">Jehallelel’s second son (or possibly daughter, since the form is feminine), listed in </w:t>
+      </w:r>
       <w:hyperlink r:id="rId615">
         <w:r>
           <w:rPr>
@@ -25728,25 +26134,164 @@
             <w:color w:val="0000EE"/>
             <w:u w:val="single"/>
           </w:rPr>
-          <w:t>6:2, 23</w:t>
-        </w:r>
-      </w:hyperlink>
-      <w:r>
-        <w:rPr>
-          <w:lang w:val="en_US" w:bidi="en_US"/>
-        </w:rPr>
-        <w:t>). Ancient cities were seen as the mother of their inhabitants. So, it was appropriate to call the people of Jerusalem the "daughters of Zion," especially in poetry. Israel was to be the "virgin daughter" of spiritual Zion (</w:t>
-      </w:r>
-      <w:hyperlink r:id="rId616">
-        <w:r>
-          <w:rPr>
-            <w:lang w:val="en_US" w:bidi="en_US"/>
-          </w:rPr>
-          <w:rPr>
-            <w:color w:val="0000EE"/>
-            <w:u w:val="single"/>
-          </w:rPr>
-          <w:t>2 Kings 19:21</w:t>
+          <w:t>1 Chronicles 4:16</w:t>
+        </w:r>
+      </w:hyperlink>
+      <w:r>
+        <w:rPr>
+          <w:lang w:val="en_US" w:bidi="en_US"/>
+        </w:rPr>
+        <w:t>.</w:t>
+      </w:r>
+      <w:r>
+        <w:rPr>
+          <w:lang w:val="en_US" w:bidi="en_US"/>
+        </w:rPr>
+      </w:r>
+      <w:r>
+        <w:rPr>
+          <w:lang w:val="en_US" w:bidi="en_US"/>
+        </w:rPr>
+      </w:r>
+    </w:p>
+    <w:p>
+      <w:pPr/>
+      <w:r>
+        <w:rPr>
+          <w:lang w:val="en_US" w:bidi="en_US"/>
+        </w:rPr>
+      </w:r>
+    </w:p>
+    <w:p>
+      <w:pPr>
+        <w:pStyle w:val="Heading2"/>
+      </w:pPr>
+      <w:r>
+        <w:rPr>
+          <w:lang w:val="en_US" w:bidi="en_US"/>
+        </w:rPr>
+        <w:t>Ziphims</w:t>
+      </w:r>
+      <w:r>
+        <w:rPr>
+          <w:lang w:val="en_US" w:bidi="en_US"/>
+        </w:rPr>
+      </w:r>
+    </w:p>
+    <w:p>
+      <w:pPr/>
+      <w:r>
+        <w:rPr>
+          <w:lang w:val="en_US" w:bidi="en_US"/>
+        </w:rPr>
+      </w:r>
+      <w:r>
+        <w:rPr>
+          <w:lang w:val="en_US" w:bidi="en_US"/>
+        </w:rPr>
+        <w:t xml:space="preserve">KJV rendering of Ziphites, the inhabitants of Ziph, in the title of </w:t>
+      </w:r>
+      <w:hyperlink r:id="rId624">
+        <w:r>
+          <w:rPr>
+            <w:lang w:val="en_US" w:bidi="en_US"/>
+          </w:rPr>
+          <w:rPr>
+            <w:color w:val="0000EE"/>
+            <w:u w:val="single"/>
+          </w:rPr>
+          <w:t>Psalm 54</w:t>
+        </w:r>
+      </w:hyperlink>
+      <w:r>
+        <w:rPr>
+          <w:lang w:val="en_US" w:bidi="en_US"/>
+        </w:rPr>
+        <w:t xml:space="preserve">. </w:t>
+      </w:r>
+      <w:r>
+        <w:rPr>
+          <w:i/>
+          <w:lang w:val="en_US" w:bidi="en_US"/>
+        </w:rPr>
+        <w:t>See</w:t>
+      </w:r>
+      <w:r>
+        <w:rPr>
+          <w:lang w:val="en_US" w:bidi="en_US"/>
+        </w:rPr>
+        <w:t xml:space="preserve"> </w:t>
+      </w:r>
+      <w:r>
+        <w:rPr>
+          <w:lang w:val="en_US" w:bidi="en_US"/>
+        </w:rPr>
+        <w:t>Ziph (Place) #2</w:t>
+      </w:r>
+      <w:r>
+        <w:rPr>
+          <w:lang w:val="en_US" w:bidi="en_US"/>
+        </w:rPr>
+        <w:t>.</w:t>
+      </w:r>
+      <w:r>
+        <w:rPr>
+          <w:lang w:val="en_US" w:bidi="en_US"/>
+        </w:rPr>
+      </w:r>
+      <w:r>
+        <w:rPr>
+          <w:lang w:val="en_US" w:bidi="en_US"/>
+        </w:rPr>
+      </w:r>
+    </w:p>
+    <w:p>
+      <w:pPr/>
+      <w:r>
+        <w:rPr>
+          <w:lang w:val="en_US" w:bidi="en_US"/>
+        </w:rPr>
+      </w:r>
+    </w:p>
+    <w:p>
+      <w:pPr>
+        <w:pStyle w:val="Heading2"/>
+      </w:pPr>
+      <w:r>
+        <w:rPr>
+          <w:lang w:val="en_US" w:bidi="en_US"/>
+        </w:rPr>
+        <w:t>Ziphite</w:t>
+      </w:r>
+      <w:r>
+        <w:rPr>
+          <w:lang w:val="en_US" w:bidi="en_US"/>
+        </w:rPr>
+      </w:r>
+    </w:p>
+    <w:p>
+      <w:pPr/>
+      <w:r>
+        <w:rPr>
+          <w:lang w:val="en_US" w:bidi="en_US"/>
+        </w:rPr>
+      </w:r>
+      <w:r>
+        <w:rPr>
+          <w:lang w:val="en_US" w:bidi="en_US"/>
+        </w:rPr>
+        <w:t>Inhabitant of Ziph (</w:t>
+      </w:r>
+      <w:hyperlink r:id="rId620">
+        <w:r>
+          <w:rPr>
+            <w:lang w:val="en_US" w:bidi="en_US"/>
+          </w:rPr>
+          <w:rPr>
+            <w:color w:val="0000EE"/>
+            <w:u w:val="single"/>
+          </w:rPr>
+          <w:t>1 Sm 23:19</w:t>
         </w:r>
       </w:hyperlink>
       <w:r>
@@ -25755,16 +26300,16 @@
         </w:rPr>
         <w:t xml:space="preserve">; </w:t>
       </w:r>
-      <w:hyperlink r:id="rId617">
-        <w:r>
-          <w:rPr>
-            <w:lang w:val="en_US" w:bidi="en_US"/>
-          </w:rPr>
-          <w:rPr>
-            <w:color w:val="0000EE"/>
-            <w:u w:val="single"/>
-          </w:rPr>
-          <w:t>Isaiah 37:22</w:t>
+      <w:hyperlink r:id="rId621">
+        <w:r>
+          <w:rPr>
+            <w:lang w:val="en_US" w:bidi="en_US"/>
+          </w:rPr>
+          <w:rPr>
+            <w:color w:val="0000EE"/>
+            <w:u w:val="single"/>
+          </w:rPr>
+          <w:t>26:1</w:t>
         </w:r>
       </w:hyperlink>
       <w:r>
@@ -25773,34 +26318,173 @@
         </w:rPr>
         <w:t xml:space="preserve">; </w:t>
       </w:r>
-      <w:hyperlink r:id="rId618">
-        <w:r>
-          <w:rPr>
-            <w:lang w:val="en_US" w:bidi="en_US"/>
-          </w:rPr>
-          <w:rPr>
-            <w:color w:val="0000EE"/>
-            <w:u w:val="single"/>
-          </w:rPr>
-          <w:t>Lamentations 2:13</w:t>
-        </w:r>
-      </w:hyperlink>
-      <w:r>
-        <w:rPr>
-          <w:lang w:val="en_US" w:bidi="en_US"/>
-        </w:rPr>
-        <w:t>). But, many prophetic contexts judge the unfaithful "daughters" (</w:t>
-      </w:r>
-      <w:hyperlink r:id="rId619">
-        <w:r>
-          <w:rPr>
-            <w:lang w:val="en_US" w:bidi="en_US"/>
-          </w:rPr>
-          <w:rPr>
-            <w:color w:val="0000EE"/>
-            <w:u w:val="single"/>
-          </w:rPr>
-          <w:t>Isaiah 3:16–17</w:t>
+      <w:hyperlink r:id="rId622">
+        <w:r>
+          <w:rPr>
+            <w:lang w:val="en_US" w:bidi="en_US"/>
+          </w:rPr>
+          <w:rPr>
+            <w:color w:val="0000EE"/>
+            <w:u w:val="single"/>
+          </w:rPr>
+          <w:t>Ps 54 title</w:t>
+        </w:r>
+      </w:hyperlink>
+      <w:r>
+        <w:rPr>
+          <w:lang w:val="en_US" w:bidi="en_US"/>
+        </w:rPr>
+        <w:t xml:space="preserve">). </w:t>
+      </w:r>
+      <w:r>
+        <w:rPr>
+          <w:i/>
+          <w:lang w:val="en_US" w:bidi="en_US"/>
+        </w:rPr>
+        <w:t>See</w:t>
+      </w:r>
+      <w:r>
+        <w:rPr>
+          <w:lang w:val="en_US" w:bidi="en_US"/>
+        </w:rPr>
+        <w:t xml:space="preserve"> </w:t>
+      </w:r>
+      <w:r>
+        <w:rPr>
+          <w:lang w:val="en_US" w:bidi="en_US"/>
+        </w:rPr>
+        <w:t>Ziph (Place) #2</w:t>
+      </w:r>
+      <w:r>
+        <w:rPr>
+          <w:lang w:val="en_US" w:bidi="en_US"/>
+        </w:rPr>
+        <w:t>.</w:t>
+      </w:r>
+      <w:r>
+        <w:rPr>
+          <w:lang w:val="en_US" w:bidi="en_US"/>
+        </w:rPr>
+      </w:r>
+      <w:r>
+        <w:rPr>
+          <w:lang w:val="en_US" w:bidi="en_US"/>
+        </w:rPr>
+      </w:r>
+    </w:p>
+    <w:p>
+      <w:pPr/>
+      <w:r>
+        <w:rPr>
+          <w:lang w:val="en_US" w:bidi="en_US"/>
+        </w:rPr>
+      </w:r>
+    </w:p>
+    <w:p>
+      <w:pPr>
+        <w:pStyle w:val="Heading2"/>
+      </w:pPr>
+      <w:r>
+        <w:rPr>
+          <w:lang w:val="en_US" w:bidi="en_US"/>
+        </w:rPr>
+        <w:t>Ziphron</w:t>
+      </w:r>
+      <w:r>
+        <w:rPr>
+          <w:lang w:val="en_US" w:bidi="en_US"/>
+        </w:rPr>
+      </w:r>
+    </w:p>
+    <w:p>
+      <w:pPr/>
+      <w:r>
+        <w:rPr>
+          <w:lang w:val="en_US" w:bidi="en_US"/>
+        </w:rPr>
+      </w:r>
+      <w:r>
+        <w:rPr>
+          <w:lang w:val="en_US" w:bidi="en_US"/>
+        </w:rPr>
+        <w:t>A geographical landmark defining the northern boundary of the Canaanite land that Israel would possess (</w:t>
+      </w:r>
+      <w:hyperlink r:id="rId625">
+        <w:r>
+          <w:rPr>
+            <w:lang w:val="en_US" w:bidi="en_US"/>
+          </w:rPr>
+          <w:rPr>
+            <w:color w:val="0000EE"/>
+            <w:u w:val="single"/>
+          </w:rPr>
+          <w:t>Numbers 34:9</w:t>
+        </w:r>
+      </w:hyperlink>
+      <w:r>
+        <w:rPr>
+          <w:lang w:val="en_US" w:bidi="en_US"/>
+        </w:rPr>
+        <w:t>).</w:t>
+      </w:r>
+      <w:r>
+        <w:rPr>
+          <w:lang w:val="en_US" w:bidi="en_US"/>
+        </w:rPr>
+      </w:r>
+      <w:r>
+        <w:rPr>
+          <w:lang w:val="en_US" w:bidi="en_US"/>
+        </w:rPr>
+      </w:r>
+    </w:p>
+    <w:p>
+      <w:pPr/>
+      <w:r>
+        <w:rPr>
+          <w:lang w:val="en_US" w:bidi="en_US"/>
+        </w:rPr>
+      </w:r>
+    </w:p>
+    <w:p>
+      <w:pPr>
+        <w:pStyle w:val="Heading2"/>
+      </w:pPr>
+      <w:r>
+        <w:rPr>
+          <w:lang w:val="en_US" w:bidi="en_US"/>
+        </w:rPr>
+        <w:t>Zippor</w:t>
+      </w:r>
+      <w:r>
+        <w:rPr>
+          <w:lang w:val="en_US" w:bidi="en_US"/>
+        </w:rPr>
+      </w:r>
+    </w:p>
+    <w:p>
+      <w:pPr/>
+      <w:r>
+        <w:rPr>
+          <w:lang w:val="en_US" w:bidi="en_US"/>
+        </w:rPr>
+      </w:r>
+      <w:r>
+        <w:rPr>
+          <w:lang w:val="en_US" w:bidi="en_US"/>
+        </w:rPr>
+        <w:t>The father of Balak, who was the king of Moab. Balak asked a man named Balaam to curse the Israelites (</w:t>
+      </w:r>
+      <w:hyperlink r:id="rId626">
+        <w:r>
+          <w:rPr>
+            <w:lang w:val="en_US" w:bidi="en_US"/>
+          </w:rPr>
+          <w:rPr>
+            <w:color w:val="0000EE"/>
+            <w:u w:val="single"/>
+          </w:rPr>
+          <w:t>Numbers 22:2, 10, 16</w:t>
         </w:r>
       </w:hyperlink>
       <w:r>
@@ -25809,16 +26493,16 @@
         </w:rPr>
         <w:t xml:space="preserve">; </w:t>
       </w:r>
-      <w:hyperlink r:id="rId620">
-        <w:r>
-          <w:rPr>
-            <w:lang w:val="en_US" w:bidi="en_US"/>
-          </w:rPr>
-          <w:rPr>
-            <w:color w:val="0000EE"/>
-            <w:u w:val="single"/>
-          </w:rPr>
-          <w:t>4:4</w:t>
+      <w:hyperlink r:id="rId627">
+        <w:r>
+          <w:rPr>
+            <w:lang w:val="en_US" w:bidi="en_US"/>
+          </w:rPr>
+          <w:rPr>
+            <w:color w:val="0000EE"/>
+            <w:u w:val="single"/>
+          </w:rPr>
+          <w:t>23:18</w:t>
         </w:r>
       </w:hyperlink>
       <w:r>
@@ -25827,34 +26511,16 @@
         </w:rPr>
         <w:t xml:space="preserve">; </w:t>
       </w:r>
-      <w:hyperlink r:id="rId621">
-        <w:r>
-          <w:rPr>
-            <w:lang w:val="en_US" w:bidi="en_US"/>
-          </w:rPr>
-          <w:rPr>
-            <w:color w:val="0000EE"/>
-            <w:u w:val="single"/>
-          </w:rPr>
-          <w:t>Micah 1:13</w:t>
-        </w:r>
-      </w:hyperlink>
-      <w:r>
-        <w:rPr>
-          <w:lang w:val="en_US" w:bidi="en_US"/>
-        </w:rPr>
-        <w:t>). God judged the "daughters of Zion" for their unfaithfulness. But, God promised to deliver them (</w:t>
-      </w:r>
-      <w:hyperlink r:id="rId622">
-        <w:r>
-          <w:rPr>
-            <w:lang w:val="en_US" w:bidi="en_US"/>
-          </w:rPr>
-          <w:rPr>
-            <w:color w:val="0000EE"/>
-            <w:u w:val="single"/>
-          </w:rPr>
-          <w:t>Isaiah 52:2</w:t>
+      <w:hyperlink r:id="rId628">
+        <w:r>
+          <w:rPr>
+            <w:lang w:val="en_US" w:bidi="en_US"/>
+          </w:rPr>
+          <w:rPr>
+            <w:color w:val="0000EE"/>
+            <w:u w:val="single"/>
+          </w:rPr>
+          <w:t>Joshua 24:9</w:t>
         </w:r>
       </w:hyperlink>
       <w:r>
@@ -25863,16 +26529,136 @@
         </w:rPr>
         <w:t xml:space="preserve">; </w:t>
       </w:r>
-      <w:hyperlink r:id="rId623">
-        <w:r>
-          <w:rPr>
-            <w:lang w:val="en_US" w:bidi="en_US"/>
-          </w:rPr>
-          <w:rPr>
-            <w:color w:val="0000EE"/>
-            <w:u w:val="single"/>
-          </w:rPr>
-          <w:t>62:11</w:t>
+      <w:hyperlink r:id="rId629">
+        <w:r>
+          <w:rPr>
+            <w:lang w:val="en_US" w:bidi="en_US"/>
+          </w:rPr>
+          <w:rPr>
+            <w:color w:val="0000EE"/>
+            <w:u w:val="single"/>
+          </w:rPr>
+          <w:t>Judges 11:25</w:t>
+        </w:r>
+      </w:hyperlink>
+      <w:r>
+        <w:rPr>
+          <w:lang w:val="en_US" w:bidi="en_US"/>
+        </w:rPr>
+        <w:t>).</w:t>
+      </w:r>
+      <w:r>
+        <w:rPr>
+          <w:lang w:val="en_US" w:bidi="en_US"/>
+        </w:rPr>
+      </w:r>
+      <w:r>
+        <w:rPr>
+          <w:lang w:val="en_US" w:bidi="en_US"/>
+        </w:rPr>
+      </w:r>
+    </w:p>
+    <w:p>
+      <w:pPr/>
+      <w:r>
+        <w:rPr>
+          <w:lang w:val="en_US" w:bidi="en_US"/>
+        </w:rPr>
+      </w:r>
+    </w:p>
+    <w:p>
+      <w:pPr>
+        <w:pStyle w:val="Heading2"/>
+      </w:pPr>
+      <w:r>
+        <w:rPr>
+          <w:lang w:val="en_US" w:bidi="en_US"/>
+        </w:rPr>
+        <w:t>Zipporah</w:t>
+      </w:r>
+      <w:r>
+        <w:rPr>
+          <w:lang w:val="en_US" w:bidi="en_US"/>
+        </w:rPr>
+      </w:r>
+    </w:p>
+    <w:p>
+      <w:pPr/>
+      <w:r>
+        <w:rPr>
+          <w:lang w:val="en_US" w:bidi="en_US"/>
+        </w:rPr>
+      </w:r>
+      <w:r>
+        <w:rPr>
+          <w:lang w:val="en_US" w:bidi="en_US"/>
+        </w:rPr>
+        <w:t>The wife of Moses and mother of his sons, Gershom and Eliezer (</w:t>
+      </w:r>
+      <w:hyperlink r:id="rId630">
+        <w:r>
+          <w:rPr>
+            <w:lang w:val="en_US" w:bidi="en_US"/>
+          </w:rPr>
+          <w:rPr>
+            <w:color w:val="0000EE"/>
+            <w:u w:val="single"/>
+          </w:rPr>
+          <w:t>Exodus 2:21</w:t>
+        </w:r>
+      </w:hyperlink>
+      <w:r>
+        <w:rPr>
+          <w:lang w:val="en_US" w:bidi="en_US"/>
+        </w:rPr>
+        <w:t>). Zipporah is listed as the daughter of Reuel (</w:t>
+      </w:r>
+      <w:hyperlink r:id="rId631">
+        <w:r>
+          <w:rPr>
+            <w:lang w:val="en_US" w:bidi="en_US"/>
+          </w:rPr>
+          <w:rPr>
+            <w:color w:val="0000EE"/>
+            <w:u w:val="single"/>
+          </w:rPr>
+          <w:t>Exodus 2:18</w:t>
+        </w:r>
+      </w:hyperlink>
+      <w:r>
+        <w:rPr>
+          <w:lang w:val="en_US" w:bidi="en_US"/>
+        </w:rPr>
+        <w:t>). But, Reuel was probably the father of Hobab, who was the father of Zipporah (</w:t>
+      </w:r>
+      <w:hyperlink r:id="rId632">
+        <w:r>
+          <w:rPr>
+            <w:lang w:val="en_US" w:bidi="en_US"/>
+          </w:rPr>
+          <w:rPr>
+            <w:color w:val="0000EE"/>
+            <w:u w:val="single"/>
+          </w:rPr>
+          <w:t>Numbers 10:29</w:t>
+        </w:r>
+      </w:hyperlink>
+      <w:r>
+        <w:rPr>
+          <w:lang w:val="en_US" w:bidi="en_US"/>
+        </w:rPr>
+        <w:t xml:space="preserve">; called Jethro in </w:t>
+      </w:r>
+      <w:hyperlink r:id="rId633">
+        <w:r>
+          <w:rPr>
+            <w:lang w:val="en_US" w:bidi="en_US"/>
+          </w:rPr>
+          <w:rPr>
+            <w:color w:val="0000EE"/>
+            <w:u w:val="single"/>
+          </w:rPr>
+          <w:t>Exodus 3:1</w:t>
         </w:r>
       </w:hyperlink>
       <w:r>
@@ -25881,16 +26667,653 @@
         </w:rPr>
         <w:t xml:space="preserve">; </w:t>
       </w:r>
-      <w:hyperlink r:id="rId624">
-        <w:r>
-          <w:rPr>
-            <w:lang w:val="en_US" w:bidi="en_US"/>
-          </w:rPr>
-          <w:rPr>
-            <w:color w:val="0000EE"/>
-            <w:u w:val="single"/>
-          </w:rPr>
-          <w:t>Zechariah 9:9</w:t>
+      <w:hyperlink r:id="rId634">
+        <w:r>
+          <w:rPr>
+            <w:lang w:val="en_US" w:bidi="en_US"/>
+          </w:rPr>
+          <w:rPr>
+            <w:color w:val="0000EE"/>
+            <w:u w:val="single"/>
+          </w:rPr>
+          <w:t>4:18</w:t>
+        </w:r>
+      </w:hyperlink>
+      <w:r>
+        <w:rPr>
+          <w:lang w:val="en_US" w:bidi="en_US"/>
+        </w:rPr>
+        <w:t xml:space="preserve">). So, Reuel would have been Zipporah's grandfather. </w:t>
+      </w:r>
+    </w:p>
+    <w:p>
+      <w:pPr/>
+      <w:r>
+        <w:rPr>
+          <w:lang w:val="en_US" w:bidi="en_US"/>
+        </w:rPr>
+      </w:r>
+      <w:r>
+        <w:rPr>
+          <w:lang w:val="en_US" w:bidi="en_US"/>
+        </w:rPr>
+        <w:t>Zipporah circumcised Gershom to prevent Moses’ death before his return to Egypt (</w:t>
+      </w:r>
+      <w:hyperlink r:id="rId635">
+        <w:r>
+          <w:rPr>
+            <w:lang w:val="en_US" w:bidi="en_US"/>
+          </w:rPr>
+          <w:rPr>
+            <w:color w:val="0000EE"/>
+            <w:u w:val="single"/>
+          </w:rPr>
+          <w:t>Exodus 4:25</w:t>
+        </w:r>
+      </w:hyperlink>
+      <w:r>
+        <w:rPr>
+          <w:lang w:val="en_US" w:bidi="en_US"/>
+        </w:rPr>
+        <w:t>). Apparently at that point Zipporah and the children left Moses and went back to live with her father, returning later during the time Israel wandered in the wilderness (</w:t>
+      </w:r>
+      <w:hyperlink r:id="rId636">
+        <w:r>
+          <w:rPr>
+            <w:lang w:val="en_US" w:bidi="en_US"/>
+          </w:rPr>
+          <w:rPr>
+            <w:color w:val="0000EE"/>
+            <w:u w:val="single"/>
+          </w:rPr>
+          <w:t>Exodus 18:2</w:t>
+        </w:r>
+      </w:hyperlink>
+      <w:r>
+        <w:rPr>
+          <w:lang w:val="en_US" w:bidi="en_US"/>
+        </w:rPr>
+        <w:t>).</w:t>
+      </w:r>
+      <w:r>
+        <w:rPr>
+          <w:lang w:val="en_US" w:bidi="en_US"/>
+        </w:rPr>
+      </w:r>
+      <w:r>
+        <w:rPr>
+          <w:lang w:val="en_US" w:bidi="en_US"/>
+        </w:rPr>
+      </w:r>
+    </w:p>
+    <w:p>
+      <w:pPr/>
+      <w:r>
+        <w:rPr>
+          <w:lang w:val="en_US" w:bidi="en_US"/>
+        </w:rPr>
+      </w:r>
+    </w:p>
+    <w:p>
+      <w:pPr>
+        <w:pStyle w:val="Heading2"/>
+      </w:pPr>
+      <w:r>
+        <w:rPr>
+          <w:lang w:val="en_US" w:bidi="en_US"/>
+        </w:rPr>
+        <w:t>Zither</w:t>
+      </w:r>
+      <w:r>
+        <w:rPr>
+          <w:lang w:val="en_US" w:bidi="en_US"/>
+        </w:rPr>
+      </w:r>
+    </w:p>
+    <w:p>
+      <w:pPr/>
+      <w:r>
+        <w:rPr>
+          <w:lang w:val="en_US" w:bidi="en_US"/>
+        </w:rPr>
+      </w:r>
+      <w:r>
+        <w:rPr>
+          <w:i/>
+          <w:lang w:val="en_US" w:bidi="en_US"/>
+        </w:rPr>
+        <w:t>See</w:t>
+      </w:r>
+      <w:r>
+        <w:rPr>
+          <w:lang w:val="en_US" w:bidi="en_US"/>
+        </w:rPr>
+        <w:t xml:space="preserve"> </w:t>
+      </w:r>
+      <w:r>
+        <w:rPr>
+          <w:lang w:val="en_US" w:bidi="en_US"/>
+        </w:rPr>
+        <w:t>Musical Instruments</w:t>
+      </w:r>
+      <w:r>
+        <w:rPr>
+          <w:lang w:val="en_US" w:bidi="en_US"/>
+        </w:rPr>
+        <w:t>.</w:t>
+      </w:r>
+      <w:r>
+        <w:rPr>
+          <w:lang w:val="en_US" w:bidi="en_US"/>
+        </w:rPr>
+      </w:r>
+      <w:r>
+        <w:rPr>
+          <w:lang w:val="en_US" w:bidi="en_US"/>
+        </w:rPr>
+      </w:r>
+    </w:p>
+    <w:p>
+      <w:pPr/>
+      <w:r>
+        <w:rPr>
+          <w:lang w:val="en_US" w:bidi="en_US"/>
+        </w:rPr>
+      </w:r>
+    </w:p>
+    <w:p>
+      <w:pPr>
+        <w:pStyle w:val="Heading2"/>
+      </w:pPr>
+      <w:r>
+        <w:rPr>
+          <w:lang w:val="en_US" w:bidi="en_US"/>
+        </w:rPr>
+        <w:t>Zithri</w:t>
+      </w:r>
+      <w:r>
+        <w:rPr>
+          <w:lang w:val="en_US" w:bidi="en_US"/>
+        </w:rPr>
+      </w:r>
+    </w:p>
+    <w:p>
+      <w:pPr/>
+      <w:r>
+        <w:rPr>
+          <w:lang w:val="en_US" w:bidi="en_US"/>
+        </w:rPr>
+      </w:r>
+      <w:r>
+        <w:rPr>
+          <w:lang w:val="en_US" w:bidi="en_US"/>
+        </w:rPr>
+        <w:t xml:space="preserve">The King James Version spelling of Sithri, Uzziel’s son, in </w:t>
+      </w:r>
+      <w:hyperlink r:id="rId637">
+        <w:r>
+          <w:rPr>
+            <w:lang w:val="en_US" w:bidi="en_US"/>
+          </w:rPr>
+          <w:rPr>
+            <w:color w:val="0000EE"/>
+            <w:u w:val="single"/>
+          </w:rPr>
+          <w:t>Exodus 6:22</w:t>
+        </w:r>
+      </w:hyperlink>
+      <w:r>
+        <w:rPr>
+          <w:lang w:val="en_US" w:bidi="en_US"/>
+        </w:rPr>
+        <w:t xml:space="preserve">. </w:t>
+      </w:r>
+    </w:p>
+    <w:p>
+      <w:pPr/>
+      <w:r>
+        <w:rPr>
+          <w:lang w:val="en_US" w:bidi="en_US"/>
+        </w:rPr>
+      </w:r>
+      <w:r>
+        <w:rPr>
+          <w:i/>
+          <w:lang w:val="en_US" w:bidi="en_US"/>
+        </w:rPr>
+        <w:t>See</w:t>
+      </w:r>
+      <w:r>
+        <w:rPr>
+          <w:lang w:val="en_US" w:bidi="en_US"/>
+        </w:rPr>
+        <w:t xml:space="preserve"> </w:t>
+      </w:r>
+      <w:r>
+        <w:rPr>
+          <w:lang w:val="en_US" w:bidi="en_US"/>
+        </w:rPr>
+        <w:t>Sithri</w:t>
+      </w:r>
+      <w:r>
+        <w:rPr>
+          <w:lang w:val="en_US" w:bidi="en_US"/>
+        </w:rPr>
+        <w:t>.</w:t>
+      </w:r>
+      <w:r>
+        <w:rPr>
+          <w:lang w:val="en_US" w:bidi="en_US"/>
+        </w:rPr>
+      </w:r>
+      <w:r>
+        <w:rPr>
+          <w:lang w:val="en_US" w:bidi="en_US"/>
+        </w:rPr>
+      </w:r>
+    </w:p>
+    <w:p>
+      <w:pPr/>
+      <w:r>
+        <w:rPr>
+          <w:lang w:val="en_US" w:bidi="en_US"/>
+        </w:rPr>
+      </w:r>
+    </w:p>
+    <w:p>
+      <w:pPr>
+        <w:pStyle w:val="Heading2"/>
+      </w:pPr>
+      <w:r>
+        <w:rPr>
+          <w:lang w:val="en_US" w:bidi="en_US"/>
+        </w:rPr>
+        <w:t>Ziv</w:t>
+      </w:r>
+      <w:r>
+        <w:rPr>
+          <w:lang w:val="en_US" w:bidi="en_US"/>
+        </w:rPr>
+      </w:r>
+    </w:p>
+    <w:p>
+      <w:pPr/>
+      <w:r>
+        <w:rPr>
+          <w:lang w:val="en_US" w:bidi="en_US"/>
+        </w:rPr>
+      </w:r>
+      <w:r>
+        <w:rPr>
+          <w:lang w:val="en_US" w:bidi="en_US"/>
+        </w:rPr>
+        <w:t>Name of the Hebrew month corresponding to about mid-April to mid-May (</w:t>
+      </w:r>
+      <w:hyperlink r:id="rId509">
+        <w:r>
+          <w:rPr>
+            <w:lang w:val="en_US" w:bidi="en_US"/>
+          </w:rPr>
+          <w:rPr>
+            <w:color w:val="0000EE"/>
+            <w:u w:val="single"/>
+          </w:rPr>
+          <w:t>1 Kgs 6:1, 37</w:t>
+        </w:r>
+      </w:hyperlink>
+      <w:r>
+        <w:rPr>
+          <w:lang w:val="en_US" w:bidi="en_US"/>
+        </w:rPr>
+        <w:t xml:space="preserve">). </w:t>
+      </w:r>
+      <w:r>
+        <w:rPr>
+          <w:i/>
+          <w:lang w:val="en_US" w:bidi="en_US"/>
+        </w:rPr>
+        <w:t>See</w:t>
+      </w:r>
+      <w:r>
+        <w:rPr>
+          <w:lang w:val="en_US" w:bidi="en_US"/>
+        </w:rPr>
+        <w:t xml:space="preserve"> </w:t>
+      </w:r>
+      <w:r>
+        <w:rPr>
+          <w:lang w:val="en_US" w:bidi="en_US"/>
+        </w:rPr>
+        <w:t>Calendars, Ancient and Modern</w:t>
+      </w:r>
+      <w:r>
+        <w:rPr>
+          <w:lang w:val="en_US" w:bidi="en_US"/>
+        </w:rPr>
+        <w:t>.</w:t>
+      </w:r>
+      <w:r>
+        <w:rPr>
+          <w:lang w:val="en_US" w:bidi="en_US"/>
+        </w:rPr>
+      </w:r>
+      <w:r>
+        <w:rPr>
+          <w:lang w:val="en_US" w:bidi="en_US"/>
+        </w:rPr>
+      </w:r>
+    </w:p>
+    <w:p>
+      <w:pPr/>
+      <w:r>
+        <w:rPr>
+          <w:lang w:val="en_US" w:bidi="en_US"/>
+        </w:rPr>
+      </w:r>
+    </w:p>
+    <w:p>
+      <w:pPr>
+        <w:pStyle w:val="Heading2"/>
+      </w:pPr>
+      <w:r>
+        <w:rPr>
+          <w:lang w:val="en_US" w:bidi="en_US"/>
+        </w:rPr>
+        <w:t>Ziz, Ascent of</w:t>
+      </w:r>
+      <w:r>
+        <w:rPr>
+          <w:lang w:val="en_US" w:bidi="en_US"/>
+        </w:rPr>
+      </w:r>
+    </w:p>
+    <w:p>
+      <w:pPr/>
+      <w:r>
+        <w:rPr>
+          <w:lang w:val="en_US" w:bidi="en_US"/>
+        </w:rPr>
+      </w:r>
+      <w:r>
+        <w:rPr>
+          <w:lang w:val="en_US" w:bidi="en_US"/>
+        </w:rPr>
+        <w:t>Mountain pass going up from the Dead Sea to the Judean highlands. This ascent was the route used by the Ammonites and the Moabites prior to their defeat by Jehoshaphat as prophesied by Jehaziel (</w:t>
+      </w:r>
+      <w:hyperlink r:id="rId638">
+        <w:r>
+          <w:rPr>
+            <w:lang w:val="en_US" w:bidi="en_US"/>
+          </w:rPr>
+          <w:rPr>
+            <w:color w:val="0000EE"/>
+            <w:u w:val="single"/>
+          </w:rPr>
+          <w:t>2 Chr 20:16</w:t>
+        </w:r>
+      </w:hyperlink>
+      <w:r>
+        <w:rPr>
+          <w:lang w:val="en_US" w:bidi="en_US"/>
+        </w:rPr>
+        <w:t>). It is likely that Ziz should be identified with Ain Jidy, a pass that still provides an important route from the Dead Sea into the Judean interior.</w:t>
+      </w:r>
+      <w:r>
+        <w:rPr>
+          <w:lang w:val="en_US" w:bidi="en_US"/>
+        </w:rPr>
+      </w:r>
+      <w:r>
+        <w:rPr>
+          <w:lang w:val="en_US" w:bidi="en_US"/>
+        </w:rPr>
+      </w:r>
+    </w:p>
+    <w:p>
+      <w:pPr/>
+      <w:r>
+        <w:rPr>
+          <w:lang w:val="en_US" w:bidi="en_US"/>
+        </w:rPr>
+      </w:r>
+    </w:p>
+    <w:p>
+      <w:pPr>
+        <w:pStyle w:val="Heading2"/>
+      </w:pPr>
+      <w:r>
+        <w:rPr>
+          <w:lang w:val="en_US" w:bidi="en_US"/>
+        </w:rPr>
+        <w:t>Ziza</w:t>
+      </w:r>
+      <w:r>
+        <w:rPr>
+          <w:lang w:val="en_US" w:bidi="en_US"/>
+        </w:rPr>
+      </w:r>
+    </w:p>
+    <w:p>
+      <w:pPr/>
+      <w:r>
+        <w:rPr>
+          <w:lang w:val="en_US" w:bidi="en_US"/>
+        </w:rPr>
+      </w:r>
+      <w:r>
+        <w:rPr>
+          <w:lang w:val="en_US" w:bidi="en_US"/>
+        </w:rPr>
+        <w:t>1. Chief of Simeon’s tribe descending from Shemaiah (</w:t>
+      </w:r>
+      <w:hyperlink r:id="rId639">
+        <w:r>
+          <w:rPr>
+            <w:lang w:val="en_US" w:bidi="en_US"/>
+          </w:rPr>
+          <w:rPr>
+            <w:color w:val="0000EE"/>
+            <w:u w:val="single"/>
+          </w:rPr>
+          <w:t>1 Chr 4:37</w:t>
+        </w:r>
+      </w:hyperlink>
+      <w:r>
+        <w:rPr>
+          <w:lang w:val="en_US" w:bidi="en_US"/>
+        </w:rPr>
+        <w:t>).</w:t>
+      </w:r>
+    </w:p>
+    <w:p>
+      <w:pPr/>
+      <w:r>
+        <w:rPr>
+          <w:lang w:val="en_US" w:bidi="en_US"/>
+        </w:rPr>
+      </w:r>
+      <w:r>
+        <w:rPr>
+          <w:lang w:val="en_US" w:bidi="en_US"/>
+        </w:rPr>
+        <w:t>2. Son of Rehoboam and Maacah (</w:t>
+      </w:r>
+      <w:hyperlink r:id="rId640">
+        <w:r>
+          <w:rPr>
+            <w:lang w:val="en_US" w:bidi="en_US"/>
+          </w:rPr>
+          <w:rPr>
+            <w:color w:val="0000EE"/>
+            <w:u w:val="single"/>
+          </w:rPr>
+          <w:t>2 Chr 11:20</w:t>
+        </w:r>
+      </w:hyperlink>
+      <w:r>
+        <w:rPr>
+          <w:lang w:val="en_US" w:bidi="en_US"/>
+        </w:rPr>
+        <w:t>).</w:t>
+      </w:r>
+    </w:p>
+    <w:p>
+      <w:pPr/>
+      <w:r>
+        <w:rPr>
+          <w:lang w:val="en_US" w:bidi="en_US"/>
+        </w:rPr>
+      </w:r>
+      <w:r>
+        <w:rPr>
+          <w:lang w:val="en_US" w:bidi="en_US"/>
+        </w:rPr>
+        <w:t>3. Second of Shimei’s sons and a clan chief within the Gershonite branch of Levi’s tribe (</w:t>
+      </w:r>
+      <w:hyperlink r:id="rId641">
+        <w:r>
+          <w:rPr>
+            <w:lang w:val="en_US" w:bidi="en_US"/>
+          </w:rPr>
+          <w:rPr>
+            <w:color w:val="0000EE"/>
+            <w:u w:val="single"/>
+          </w:rPr>
+          <w:t>1 Chr 23:11</w:t>
+        </w:r>
+      </w:hyperlink>
+      <w:r>
+        <w:rPr>
+          <w:lang w:val="en_US" w:bidi="en_US"/>
+        </w:rPr>
+        <w:t xml:space="preserve">); perhaps the same as Zina in </w:t>
+      </w:r>
+      <w:hyperlink r:id="rId538">
+        <w:r>
+          <w:rPr>
+            <w:lang w:val="en_US" w:bidi="en_US"/>
+          </w:rPr>
+          <w:rPr>
+            <w:color w:val="0000EE"/>
+            <w:u w:val="single"/>
+          </w:rPr>
+          <w:t>1 Chronicles 23:10</w:t>
+        </w:r>
+      </w:hyperlink>
+      <w:r>
+        <w:rPr>
+          <w:lang w:val="en_US" w:bidi="en_US"/>
+        </w:rPr>
+        <w:t>.</w:t>
+      </w:r>
+      <w:r>
+        <w:rPr>
+          <w:lang w:val="en_US" w:bidi="en_US"/>
+        </w:rPr>
+      </w:r>
+      <w:r>
+        <w:rPr>
+          <w:lang w:val="en_US" w:bidi="en_US"/>
+        </w:rPr>
+      </w:r>
+    </w:p>
+    <w:p>
+      <w:pPr/>
+      <w:r>
+        <w:rPr>
+          <w:lang w:val="en_US" w:bidi="en_US"/>
+        </w:rPr>
+      </w:r>
+    </w:p>
+    <w:p>
+      <w:pPr>
+        <w:pStyle w:val="Heading2"/>
+      </w:pPr>
+      <w:r>
+        <w:rPr>
+          <w:lang w:val="en_US" w:bidi="en_US"/>
+        </w:rPr>
+        <w:t>Zoan</w:t>
+      </w:r>
+      <w:r>
+        <w:rPr>
+          <w:lang w:val="en_US" w:bidi="en_US"/>
+        </w:rPr>
+      </w:r>
+    </w:p>
+    <w:p>
+      <w:pPr/>
+      <w:r>
+        <w:rPr>
+          <w:lang w:val="en_US" w:bidi="en_US"/>
+        </w:rPr>
+      </w:r>
+      <w:r>
+        <w:rPr>
+          <w:lang w:val="en_US" w:bidi="en_US"/>
+        </w:rPr>
+        <w:t xml:space="preserve">One of the principal cities in the delta region of ancient Egypt. Zoan, which was variously known as Zoan, Tanis, Avaris, and possibly Rameses (the towns were either the same or contiguous), was located on the south shore of Lake Menzaleh at the northeastern edge of the Egyptian Delta. Zoan was rebuilt during or shortly before the Hyksos period (c. 1730 BC; </w:t>
+      </w:r>
+      <w:hyperlink r:id="rId642">
+        <w:r>
+          <w:rPr>
+            <w:lang w:val="en_US" w:bidi="en_US"/>
+          </w:rPr>
+          <w:rPr>
+            <w:color w:val="0000EE"/>
+            <w:u w:val="single"/>
+          </w:rPr>
+          <w:t>Nm 13:22</w:t>
+        </w:r>
+      </w:hyperlink>
+      <w:r>
+        <w:rPr>
+          <w:lang w:val="en_US" w:bidi="en_US"/>
+        </w:rPr>
+        <w:t>). Because of its strategic location on the Tanitic branch of the Nile and near Egypt’s northeastern frontier, Zoan was an important military and political base during the entire period of Egyptian native rule. It served as the capital city during the Hyksos period, as well as serving as the effective capital during the 21st through the 23d dynasties (c. 1090–718 BC) and as the northern capital during the 25th dynasty (c. 712–663 BC).</w:t>
+      </w:r>
+    </w:p>
+    <w:p>
+      <w:pPr/>
+      <w:r>
+        <w:rPr>
+          <w:lang w:val="en_US" w:bidi="en_US"/>
+        </w:rPr>
+      </w:r>
+      <w:r>
+        <w:rPr>
+          <w:lang w:val="en_US" w:bidi="en_US"/>
+        </w:rPr>
+        <w:t xml:space="preserve">Zoan was significant to the Israelites during each of its periods of ascendancy. Whether the exodus occurred early (c. 1441 BC) or late (1290 BC), the Israelite settlement in Egypt would have been in the general vicinity of Zoan. The Israelites built the store cities of Pithom and Rameses, and possibly the latter should be identified with Zoan. In the account of the exodus in </w:t>
+      </w:r>
+      <w:hyperlink r:id="rId643">
+        <w:r>
+          <w:rPr>
+            <w:lang w:val="en_US" w:bidi="en_US"/>
+          </w:rPr>
+          <w:rPr>
+            <w:color w:val="0000EE"/>
+            <w:u w:val="single"/>
+          </w:rPr>
+          <w:t>Psalm 78</w:t>
+        </w:r>
+      </w:hyperlink>
+      <w:r>
+        <w:rPr>
+          <w:lang w:val="en_US" w:bidi="en_US"/>
+        </w:rPr>
+        <w:t>, the city of Zoan is poetically parallel to Egypt, indicating that it was either the capital or at least a significant city. During the period of Isaiah, Zoan was again significant, being designated as the home of the “princes” and “officials” of Egypt (</w:t>
+      </w:r>
+      <w:hyperlink r:id="rId644">
+        <w:r>
+          <w:rPr>
+            <w:lang w:val="en_US" w:bidi="en_US"/>
+          </w:rPr>
+          <w:rPr>
+            <w:color w:val="0000EE"/>
+            <w:u w:val="single"/>
+          </w:rPr>
+          <w:t>Is 19:11–13</w:t>
         </w:r>
       </w:hyperlink>
       <w:r>
@@ -25899,16 +27322,205 @@
         </w:rPr>
         <w:t xml:space="preserve">; </w:t>
       </w:r>
-      <w:hyperlink r:id="rId625">
-        <w:r>
-          <w:rPr>
-            <w:lang w:val="en_US" w:bidi="en_US"/>
-          </w:rPr>
-          <w:rPr>
-            <w:color w:val="0000EE"/>
-            <w:u w:val="single"/>
-          </w:rPr>
-          <w:t>Matthew 21:5</w:t>
+      <w:hyperlink r:id="rId645">
+        <w:r>
+          <w:rPr>
+            <w:lang w:val="en_US" w:bidi="en_US"/>
+          </w:rPr>
+          <w:rPr>
+            <w:color w:val="0000EE"/>
+            <w:u w:val="single"/>
+          </w:rPr>
+          <w:t>Ez 30:14</w:t>
+        </w:r>
+      </w:hyperlink>
+      <w:r>
+        <w:rPr>
+          <w:lang w:val="en_US" w:bidi="en_US"/>
+        </w:rPr>
+        <w:t>).</w:t>
+      </w:r>
+    </w:p>
+    <w:p>
+      <w:pPr/>
+      <w:r>
+        <w:rPr>
+          <w:lang w:val="en_US" w:bidi="en_US"/>
+        </w:rPr>
+      </w:r>
+      <w:r>
+        <w:rPr>
+          <w:i/>
+          <w:lang w:val="en_US" w:bidi="en_US"/>
+        </w:rPr>
+        <w:t>See also</w:t>
+      </w:r>
+      <w:r>
+        <w:rPr>
+          <w:lang w:val="en_US" w:bidi="en_US"/>
+        </w:rPr>
+        <w:t xml:space="preserve"> </w:t>
+      </w:r>
+      <w:r>
+        <w:rPr>
+          <w:lang w:val="en_US" w:bidi="en_US"/>
+        </w:rPr>
+        <w:t>Rameses (Place)</w:t>
+      </w:r>
+      <w:r>
+        <w:rPr>
+          <w:lang w:val="en_US" w:bidi="en_US"/>
+        </w:rPr>
+        <w:t>.</w:t>
+      </w:r>
+      <w:r>
+        <w:rPr>
+          <w:lang w:val="en_US" w:bidi="en_US"/>
+        </w:rPr>
+      </w:r>
+      <w:r>
+        <w:rPr>
+          <w:lang w:val="en_US" w:bidi="en_US"/>
+        </w:rPr>
+      </w:r>
+    </w:p>
+    <w:p>
+      <w:pPr/>
+      <w:r>
+        <w:rPr>
+          <w:lang w:val="en_US" w:bidi="en_US"/>
+        </w:rPr>
+      </w:r>
+    </w:p>
+    <w:p>
+      <w:pPr>
+        <w:pStyle w:val="Heading2"/>
+      </w:pPr>
+      <w:r>
+        <w:rPr>
+          <w:lang w:val="en_US" w:bidi="en_US"/>
+        </w:rPr>
+        <w:t>Zoar</w:t>
+      </w:r>
+      <w:r>
+        <w:rPr>
+          <w:lang w:val="en_US" w:bidi="en_US"/>
+        </w:rPr>
+      </w:r>
+    </w:p>
+    <w:p>
+      <w:pPr/>
+      <w:r>
+        <w:rPr>
+          <w:lang w:val="en_US" w:bidi="en_US"/>
+        </w:rPr>
+      </w:r>
+      <w:r>
+        <w:rPr>
+          <w:lang w:val="en_US" w:bidi="en_US"/>
+        </w:rPr>
+        <w:t>One of the “cities of the plain” confederate with Sodom, Gomorrah, Admah, and Zeboiim (</w:t>
+      </w:r>
+      <w:hyperlink r:id="rId171">
+        <w:r>
+          <w:rPr>
+            <w:lang w:val="en_US" w:bidi="en_US"/>
+          </w:rPr>
+          <w:rPr>
+            <w:color w:val="0000EE"/>
+            <w:u w:val="single"/>
+          </w:rPr>
+          <w:t>Gn 14:2, 8</w:t>
+        </w:r>
+      </w:hyperlink>
+      <w:r>
+        <w:rPr>
+          <w:lang w:val="en_US" w:bidi="en_US"/>
+        </w:rPr>
+        <w:t>). Zoar, also known by its earlier name Bela, is best known as the town that served as a temporary refuge for Lot and his daughters during the destruction of Sodom and the other cities of the plain (</w:t>
+      </w:r>
+      <w:hyperlink r:id="rId646">
+        <w:r>
+          <w:rPr>
+            <w:lang w:val="en_US" w:bidi="en_US"/>
+          </w:rPr>
+          <w:rPr>
+            <w:color w:val="0000EE"/>
+            <w:u w:val="single"/>
+          </w:rPr>
+          <w:t>19:22–23, 30</w:t>
+        </w:r>
+      </w:hyperlink>
+      <w:r>
+        <w:rPr>
+          <w:lang w:val="en_US" w:bidi="en_US"/>
+        </w:rPr>
+        <w:t xml:space="preserve">). Despite the fact that Zoar was evidently a small town (v </w:t>
+      </w:r>
+      <w:hyperlink r:id="rId647">
+        <w:r>
+          <w:rPr>
+            <w:lang w:val="en_US" w:bidi="en_US"/>
+          </w:rPr>
+          <w:rPr>
+            <w:color w:val="0000EE"/>
+            <w:u w:val="single"/>
+          </w:rPr>
+          <w:t>22</w:t>
+        </w:r>
+      </w:hyperlink>
+      <w:r>
+        <w:rPr>
+          <w:lang w:val="en_US" w:bidi="en_US"/>
+        </w:rPr>
+        <w:t>; Zoar means “little”), this place was evidently considered a significant geographical landmark in ancient times. When Abraham and Lot divided the land, Lot selected the land close to Zoar (</w:t>
+      </w:r>
+      <w:hyperlink r:id="rId648">
+        <w:r>
+          <w:rPr>
+            <w:lang w:val="en_US" w:bidi="en_US"/>
+          </w:rPr>
+          <w:rPr>
+            <w:color w:val="0000EE"/>
+            <w:u w:val="single"/>
+          </w:rPr>
+          <w:t>13:10</w:t>
+        </w:r>
+      </w:hyperlink>
+      <w:r>
+        <w:rPr>
+          <w:lang w:val="en_US" w:bidi="en_US"/>
+        </w:rPr>
+        <w:t>). When Moses surveyed the Promised Land from Mt Pisgah, Zoar was reckoned as the southern terminus of the plain of the valley of Jericho (</w:t>
+      </w:r>
+      <w:hyperlink r:id="rId649">
+        <w:r>
+          <w:rPr>
+            <w:lang w:val="en_US" w:bidi="en_US"/>
+          </w:rPr>
+          <w:rPr>
+            <w:color w:val="0000EE"/>
+            <w:u w:val="single"/>
+          </w:rPr>
+          <w:t>Dt 34:3</w:t>
+        </w:r>
+      </w:hyperlink>
+      <w:r>
+        <w:rPr>
+          <w:lang w:val="en_US" w:bidi="en_US"/>
+        </w:rPr>
+        <w:t>). During the prophetic period, Zoar was evidently considered to be on the southern boundary of Moab (</w:t>
+      </w:r>
+      <w:hyperlink r:id="rId650">
+        <w:r>
+          <w:rPr>
+            <w:lang w:val="en_US" w:bidi="en_US"/>
+          </w:rPr>
+          <w:rPr>
+            <w:color w:val="0000EE"/>
+            <w:u w:val="single"/>
+          </w:rPr>
+          <w:t>Is 15:5</w:t>
         </w:r>
       </w:hyperlink>
       <w:r>
@@ -25917,16 +27529,16 @@
         </w:rPr>
         <w:t xml:space="preserve">; </w:t>
       </w:r>
-      <w:hyperlink r:id="rId626">
-        <w:r>
-          <w:rPr>
-            <w:lang w:val="en_US" w:bidi="en_US"/>
-          </w:rPr>
-          <w:rPr>
-            <w:color w:val="0000EE"/>
-            <w:u w:val="single"/>
-          </w:rPr>
-          <w:t>John 12:15</w:t>
+      <w:hyperlink r:id="rId651">
+        <w:r>
+          <w:rPr>
+            <w:lang w:val="en_US" w:bidi="en_US"/>
+          </w:rPr>
+          <w:rPr>
+            <w:color w:val="0000EE"/>
+            <w:u w:val="single"/>
+          </w:rPr>
+          <w:t>Jer 48:4, 34</w:t>
         </w:r>
       </w:hyperlink>
       <w:r>
@@ -25960,7 +27572,7 @@
         <w:rPr>
           <w:lang w:val="en_US" w:bidi="en_US"/>
         </w:rPr>
-        <w:t>Zion</w:t>
+        <w:t>Cities of the Plain</w:t>
       </w:r>
       <w:r>
         <w:rPr>
@@ -25995,44 +27607,178 @@
         <w:rPr>
           <w:lang w:val="en_US" w:bidi="en_US"/>
         </w:rPr>
-        <w:t>Zior</w:t>
-      </w:r>
-      <w:r>
-        <w:rPr>
-          <w:lang w:val="en_US" w:bidi="en_US"/>
-        </w:rPr>
-      </w:r>
-    </w:p>
-    <w:p>
-      <w:pPr/>
-      <w:r>
-        <w:rPr>
-          <w:lang w:val="en_US" w:bidi="en_US"/>
-        </w:rPr>
-      </w:r>
-      <w:r>
-        <w:rPr>
-          <w:lang w:val="en_US" w:bidi="en_US"/>
-        </w:rPr>
-        <w:t>One of the cities of the hill country allotted to Judah’s tribe for an inheritance (</w:t>
-      </w:r>
-      <w:hyperlink r:id="rId627">
-        <w:r>
-          <w:rPr>
-            <w:lang w:val="en_US" w:bidi="en_US"/>
-          </w:rPr>
-          <w:rPr>
-            <w:color w:val="0000EE"/>
-            <w:u w:val="single"/>
-          </w:rPr>
-          <w:t>Jos 15:54</w:t>
-        </w:r>
-      </w:hyperlink>
-      <w:r>
-        <w:rPr>
-          <w:lang w:val="en_US" w:bidi="en_US"/>
-        </w:rPr>
-        <w:t>). Since it is associated with Hebron in the text, Zior is likely identified with modern Sa’ir, the traditional location for Esau’s tomb.</w:t>
+        <w:t>Zobah</w:t>
+      </w:r>
+      <w:r>
+        <w:rPr>
+          <w:lang w:val="en_US" w:bidi="en_US"/>
+        </w:rPr>
+      </w:r>
+    </w:p>
+    <w:p>
+      <w:pPr/>
+      <w:r>
+        <w:rPr>
+          <w:lang w:val="en_US" w:bidi="en_US"/>
+        </w:rPr>
+      </w:r>
+      <w:r>
+        <w:rPr>
+          <w:lang w:val="en_US" w:bidi="en_US"/>
+        </w:rPr>
+        <w:t>Zobah was an Aramean nation that was defeated by Israel during the early kingdom period. King Saul won battles against the kings of Zobah (</w:t>
+      </w:r>
+      <w:hyperlink r:id="rId652">
+        <w:r>
+          <w:rPr>
+            <w:lang w:val="en_US" w:bidi="en_US"/>
+          </w:rPr>
+          <w:rPr>
+            <w:color w:val="0000EE"/>
+            <w:u w:val="single"/>
+          </w:rPr>
+          <w:t>1 Samuel 14:47</w:t>
+        </w:r>
+      </w:hyperlink>
+      <w:r>
+        <w:rPr>
+          <w:lang w:val="en_US" w:bidi="en_US"/>
+        </w:rPr>
+        <w:t xml:space="preserve">). </w:t>
+      </w:r>
+    </w:p>
+    <w:p>
+      <w:pPr/>
+      <w:r>
+        <w:rPr>
+          <w:lang w:val="en_US" w:bidi="en_US"/>
+        </w:rPr>
+      </w:r>
+      <w:r>
+        <w:rPr>
+          <w:lang w:val="en_US" w:bidi="en_US"/>
+        </w:rPr>
+        <w:t>Soon after David became king of Israel, he defeated Hadadezer the son of Rehob, king of Zobah (</w:t>
+      </w:r>
+      <w:hyperlink r:id="rId653">
+        <w:r>
+          <w:rPr>
+            <w:lang w:val="en_US" w:bidi="en_US"/>
+          </w:rPr>
+          <w:rPr>
+            <w:color w:val="0000EE"/>
+            <w:u w:val="single"/>
+          </w:rPr>
+          <w:t>2 Samuel 8:3–5, 12</w:t>
+        </w:r>
+      </w:hyperlink>
+      <w:r>
+        <w:rPr>
+          <w:lang w:val="en_US" w:bidi="en_US"/>
+        </w:rPr>
+        <w:t xml:space="preserve">; </w:t>
+      </w:r>
+      <w:hyperlink r:id="rId654">
+        <w:r>
+          <w:rPr>
+            <w:lang w:val="en_US" w:bidi="en_US"/>
+          </w:rPr>
+          <w:rPr>
+            <w:color w:val="0000EE"/>
+            <w:u w:val="single"/>
+          </w:rPr>
+          <w:t>1 Chronicles 18:3–10</w:t>
+        </w:r>
+      </w:hyperlink>
+      <w:r>
+        <w:rPr>
+          <w:lang w:val="en_US" w:bidi="en_US"/>
+        </w:rPr>
+        <w:t xml:space="preserve">; </w:t>
+      </w:r>
+      <w:hyperlink r:id="rId655">
+        <w:r>
+          <w:rPr>
+            <w:lang w:val="en_US" w:bidi="en_US"/>
+          </w:rPr>
+          <w:rPr>
+            <w:color w:val="0000EE"/>
+            <w:u w:val="single"/>
+          </w:rPr>
+          <w:t>Psalm 60 title</w:t>
+        </w:r>
+      </w:hyperlink>
+      <w:r>
+        <w:rPr>
+          <w:lang w:val="en_US" w:bidi="en_US"/>
+        </w:rPr>
+        <w:t xml:space="preserve">). Later, the Ammonites hired 20,000 </w:t>
+      </w:r>
+      <w:r>
+        <w:rPr>
+          <w:lang w:val="en_US" w:bidi="en_US"/>
+        </w:rPr>
+        <w:t>Aramean foot soldiers from Beth-rehob and Zobah</w:t>
+      </w:r>
+      <w:r>
+        <w:rPr>
+          <w:lang w:val="en_US" w:bidi="en_US"/>
+        </w:rPr>
+        <w:t xml:space="preserve"> for an anticipated attack by the military forces of David. Joab led Israel’s army and defeated the combined forces of the Ammonites and their hired Aramean allies (</w:t>
+      </w:r>
+      <w:hyperlink r:id="rId656">
+        <w:r>
+          <w:rPr>
+            <w:lang w:val="en_US" w:bidi="en_US"/>
+          </w:rPr>
+          <w:rPr>
+            <w:color w:val="0000EE"/>
+            <w:u w:val="single"/>
+          </w:rPr>
+          <w:t>2 Samuel 10:6–14</w:t>
+        </w:r>
+      </w:hyperlink>
+      <w:r>
+        <w:rPr>
+          <w:lang w:val="en_US" w:bidi="en_US"/>
+        </w:rPr>
+        <w:t>). Afterward, Hadadezer sent reinforcements, but David himself led Israel to another victory over the Arameans (</w:t>
+      </w:r>
+      <w:hyperlink r:id="rId657">
+        <w:r>
+          <w:rPr>
+            <w:lang w:val="en_US" w:bidi="en_US"/>
+          </w:rPr>
+          <w:rPr>
+            <w:color w:val="0000EE"/>
+            <w:u w:val="single"/>
+          </w:rPr>
+          <w:t>2 Samuel 10:15–19</w:t>
+        </w:r>
+      </w:hyperlink>
+      <w:r>
+        <w:rPr>
+          <w:lang w:val="en_US" w:bidi="en_US"/>
+        </w:rPr>
+        <w:t xml:space="preserve">; </w:t>
+      </w:r>
+      <w:hyperlink r:id="rId658">
+        <w:r>
+          <w:rPr>
+            <w:lang w:val="en_US" w:bidi="en_US"/>
+          </w:rPr>
+          <w:rPr>
+            <w:color w:val="0000EE"/>
+            <w:u w:val="single"/>
+          </w:rPr>
+          <w:t>1 Chronicles 19:16–19</w:t>
+        </w:r>
+      </w:hyperlink>
+      <w:r>
+        <w:rPr>
+          <w:lang w:val="en_US" w:bidi="en_US"/>
+        </w:rPr>
+        <w:t>).</w:t>
       </w:r>
       <w:r>
         <w:rPr>
@@ -26061,76 +27807,44 @@
         <w:rPr>
           <w:lang w:val="en_US" w:bidi="en_US"/>
         </w:rPr>
-        <w:t>Ziph (Person)</w:t>
-      </w:r>
-      <w:r>
-        <w:rPr>
-          <w:lang w:val="en_US" w:bidi="en_US"/>
-        </w:rPr>
-      </w:r>
-    </w:p>
-    <w:p>
-      <w:pPr/>
-      <w:r>
-        <w:rPr>
-          <w:lang w:val="en_US" w:bidi="en_US"/>
-        </w:rPr>
-      </w:r>
-      <w:r>
-        <w:rPr>
-          <w:lang w:val="en_US" w:bidi="en_US"/>
-        </w:rPr>
-        <w:t>1. Descendant of Caleb from Judah’s tribe (</w:t>
-      </w:r>
-      <w:hyperlink r:id="rId628">
-        <w:r>
-          <w:rPr>
-            <w:lang w:val="en_US" w:bidi="en_US"/>
-          </w:rPr>
-          <w:rPr>
-            <w:color w:val="0000EE"/>
-            <w:u w:val="single"/>
-          </w:rPr>
-          <w:t>1 Chr 2:42</w:t>
-        </w:r>
-      </w:hyperlink>
-      <w:r>
-        <w:rPr>
-          <w:lang w:val="en_US" w:bidi="en_US"/>
-        </w:rPr>
-        <w:t>).</w:t>
-      </w:r>
-    </w:p>
-    <w:p>
-      <w:pPr/>
-      <w:r>
-        <w:rPr>
-          <w:lang w:val="en_US" w:bidi="en_US"/>
-        </w:rPr>
-      </w:r>
-      <w:r>
-        <w:rPr>
-          <w:lang w:val="en_US" w:bidi="en_US"/>
-        </w:rPr>
-        <w:t>2. One of the sons of Jehallelel from Judah’s tribe (</w:t>
-      </w:r>
-      <w:hyperlink r:id="rId629">
-        <w:r>
-          <w:rPr>
-            <w:lang w:val="en_US" w:bidi="en_US"/>
-          </w:rPr>
-          <w:rPr>
-            <w:color w:val="0000EE"/>
-            <w:u w:val="single"/>
-          </w:rPr>
-          <w:t>1 Chr 4:16</w:t>
-        </w:r>
-      </w:hyperlink>
-      <w:r>
-        <w:rPr>
-          <w:lang w:val="en_US" w:bidi="en_US"/>
-        </w:rPr>
-        <w:t>).</w:t>
+        <w:t>Zobebah</w:t>
+      </w:r>
+      <w:r>
+        <w:rPr>
+          <w:lang w:val="en_US" w:bidi="en_US"/>
+        </w:rPr>
+      </w:r>
+    </w:p>
+    <w:p>
+      <w:pPr/>
+      <w:r>
+        <w:rPr>
+          <w:lang w:val="en_US" w:bidi="en_US"/>
+        </w:rPr>
+      </w:r>
+      <w:r>
+        <w:rPr>
+          <w:lang w:val="en_US" w:bidi="en_US"/>
+        </w:rPr>
+        <w:t>One of the sons of Koz (or possibly a daughter, since the noun is feminine) from Judah’s tribe (</w:t>
+      </w:r>
+      <w:hyperlink r:id="rId659">
+        <w:r>
+          <w:rPr>
+            <w:lang w:val="en_US" w:bidi="en_US"/>
+          </w:rPr>
+          <w:rPr>
+            <w:color w:val="0000EE"/>
+            <w:u w:val="single"/>
+          </w:rPr>
+          <w:t>1 Chr 4:8</w:t>
+        </w:r>
+      </w:hyperlink>
+      <w:r>
+        <w:rPr>
+          <w:lang w:val="en_US" w:bidi="en_US"/>
+        </w:rPr>
+        <w:t>). The genealogy is obscure.</w:t>
       </w:r>
       <w:r>
         <w:rPr>
@@ -26159,2021 +27873,28 @@
         <w:rPr>
           <w:lang w:val="en_US" w:bidi="en_US"/>
         </w:rPr>
-        <w:t>Ziph (Place)</w:t>
-      </w:r>
-      <w:r>
-        <w:rPr>
-          <w:lang w:val="en_US" w:bidi="en_US"/>
-        </w:rPr>
-      </w:r>
-    </w:p>
-    <w:p>
-      <w:pPr/>
-      <w:r>
-        <w:rPr>
-          <w:lang w:val="en_US" w:bidi="en_US"/>
-        </w:rPr>
-      </w:r>
-      <w:r>
-        <w:rPr>
-          <w:lang w:val="en_US" w:bidi="en_US"/>
-        </w:rPr>
-        <w:t>1. One of the cities in the extreme south assigned to Judah’s tribe for an inheritance (</w:t>
-      </w:r>
-      <w:hyperlink r:id="rId630">
-        <w:r>
-          <w:rPr>
-            <w:lang w:val="en_US" w:bidi="en_US"/>
-          </w:rPr>
-          <w:rPr>
-            <w:color w:val="0000EE"/>
-            <w:u w:val="single"/>
-          </w:rPr>
-          <w:t>Jos 15:24</w:t>
-        </w:r>
-      </w:hyperlink>
-      <w:r>
-        <w:rPr>
-          <w:lang w:val="en_US" w:bidi="en_US"/>
-        </w:rPr>
-        <w:t>).</w:t>
-      </w:r>
-    </w:p>
-    <w:p>
-      <w:pPr/>
-      <w:r>
-        <w:rPr>
-          <w:lang w:val="en_US" w:bidi="en_US"/>
-        </w:rPr>
-      </w:r>
-      <w:r>
-        <w:rPr>
-          <w:lang w:val="en_US" w:bidi="en_US"/>
-        </w:rPr>
-        <w:t>2. One of the cities in the hill country belonging to Judah’s tribe (</w:t>
-      </w:r>
-      <w:hyperlink r:id="rId631">
-        <w:r>
-          <w:rPr>
-            <w:lang w:val="en_US" w:bidi="en_US"/>
-          </w:rPr>
-          <w:rPr>
-            <w:color w:val="0000EE"/>
-            <w:u w:val="single"/>
-          </w:rPr>
-          <w:t>Jos 15:55</w:t>
-        </w:r>
-      </w:hyperlink>
-      <w:r>
-        <w:rPr>
-          <w:lang w:val="en_US" w:bidi="en_US"/>
-        </w:rPr>
-        <w:t xml:space="preserve">), mentioned with Maon, Carmel, Jezreel, and most prominently with Hebron (cf. </w:t>
-      </w:r>
-      <w:hyperlink r:id="rId628">
-        <w:r>
-          <w:rPr>
-            <w:lang w:val="en_US" w:bidi="en_US"/>
-          </w:rPr>
-          <w:rPr>
-            <w:color w:val="0000EE"/>
-            <w:u w:val="single"/>
-          </w:rPr>
-          <w:t>1 Chr 2:42</w:t>
-        </w:r>
-      </w:hyperlink>
-      <w:r>
-        <w:rPr>
-          <w:lang w:val="en_US" w:bidi="en_US"/>
-        </w:rPr>
-        <w:t>). Ziph has been identified with a site three miles (4.8 kilometers) south of Hebron. The surrounding wilderness region is probably the “wilderness of Ziph” where David hid from Saul (</w:t>
-      </w:r>
-      <w:hyperlink r:id="rId632">
-        <w:r>
-          <w:rPr>
-            <w:lang w:val="en_US" w:bidi="en_US"/>
-          </w:rPr>
-          <w:rPr>
-            <w:color w:val="0000EE"/>
-            <w:u w:val="single"/>
-          </w:rPr>
-          <w:t>1 Sm 23:14–15</w:t>
-        </w:r>
-      </w:hyperlink>
-      <w:r>
-        <w:rPr>
-          <w:lang w:val="en_US" w:bidi="en_US"/>
-        </w:rPr>
-        <w:t xml:space="preserve">; </w:t>
-      </w:r>
-      <w:hyperlink r:id="rId633">
-        <w:r>
-          <w:rPr>
-            <w:lang w:val="en_US" w:bidi="en_US"/>
-          </w:rPr>
-          <w:rPr>
-            <w:color w:val="0000EE"/>
-            <w:u w:val="single"/>
-          </w:rPr>
-          <w:t>26:2</w:t>
-        </w:r>
-      </w:hyperlink>
-      <w:r>
-        <w:rPr>
-          <w:lang w:val="en_US" w:bidi="en_US"/>
-        </w:rPr>
-        <w:t>). The Ziphites who betrayed David to Saul were residents of this city and the surrounding region (</w:t>
-      </w:r>
-      <w:hyperlink r:id="rId634">
-        <w:r>
-          <w:rPr>
-            <w:lang w:val="en_US" w:bidi="en_US"/>
-          </w:rPr>
-          <w:rPr>
-            <w:color w:val="0000EE"/>
-            <w:u w:val="single"/>
-          </w:rPr>
-          <w:t>1 Sm 23:19</w:t>
-        </w:r>
-      </w:hyperlink>
-      <w:r>
-        <w:rPr>
-          <w:lang w:val="en_US" w:bidi="en_US"/>
-        </w:rPr>
-        <w:t xml:space="preserve">; </w:t>
-      </w:r>
-      <w:hyperlink r:id="rId635">
-        <w:r>
-          <w:rPr>
-            <w:lang w:val="en_US" w:bidi="en_US"/>
-          </w:rPr>
-          <w:rPr>
-            <w:color w:val="0000EE"/>
-            <w:u w:val="single"/>
-          </w:rPr>
-          <w:t>26:1</w:t>
-        </w:r>
-      </w:hyperlink>
-      <w:r>
-        <w:rPr>
-          <w:lang w:val="en_US" w:bidi="en_US"/>
-        </w:rPr>
-        <w:t xml:space="preserve">; </w:t>
-      </w:r>
-      <w:hyperlink r:id="rId636">
-        <w:r>
-          <w:rPr>
-            <w:lang w:val="en_US" w:bidi="en_US"/>
-          </w:rPr>
-          <w:rPr>
-            <w:color w:val="0000EE"/>
-            <w:u w:val="single"/>
-          </w:rPr>
-          <w:t>Ps 54 title</w:t>
-        </w:r>
-      </w:hyperlink>
-      <w:r>
-        <w:rPr>
-          <w:lang w:val="en_US" w:bidi="en_US"/>
-        </w:rPr>
-        <w:t>). Ziph is later mentioned as one of the cities fortified by Rehoboam (</w:t>
-      </w:r>
-      <w:hyperlink r:id="rId637">
-        <w:r>
-          <w:rPr>
-            <w:lang w:val="en_US" w:bidi="en_US"/>
-          </w:rPr>
-          <w:rPr>
-            <w:color w:val="0000EE"/>
-            <w:u w:val="single"/>
-          </w:rPr>
-          <w:t>2 Chr 11:8</w:t>
-        </w:r>
-      </w:hyperlink>
-      <w:r>
-        <w:rPr>
-          <w:lang w:val="en_US" w:bidi="en_US"/>
-        </w:rPr>
-        <w:t>).</w:t>
-      </w:r>
-      <w:r>
-        <w:rPr>
-          <w:lang w:val="en_US" w:bidi="en_US"/>
-        </w:rPr>
-      </w:r>
-      <w:r>
-        <w:rPr>
-          <w:lang w:val="en_US" w:bidi="en_US"/>
-        </w:rPr>
-      </w:r>
-    </w:p>
-    <w:p>
-      <w:pPr/>
-      <w:r>
-        <w:rPr>
-          <w:lang w:val="en_US" w:bidi="en_US"/>
-        </w:rPr>
-      </w:r>
-    </w:p>
-    <w:p>
-      <w:pPr>
-        <w:pStyle w:val="Heading2"/>
-      </w:pPr>
-      <w:r>
-        <w:rPr>
-          <w:lang w:val="en_US" w:bidi="en_US"/>
-        </w:rPr>
-        <w:t>Ziphah</w:t>
-      </w:r>
-      <w:r>
-        <w:rPr>
-          <w:lang w:val="en_US" w:bidi="en_US"/>
-        </w:rPr>
-      </w:r>
-    </w:p>
-    <w:p>
-      <w:pPr/>
-      <w:r>
-        <w:rPr>
-          <w:lang w:val="en_US" w:bidi="en_US"/>
-        </w:rPr>
-      </w:r>
-      <w:r>
-        <w:rPr>
-          <w:lang w:val="en_US" w:bidi="en_US"/>
-        </w:rPr>
-        <w:t xml:space="preserve">Jehallelel’s second son (or possibly daughter, since the form is feminine), listed in </w:t>
-      </w:r>
-      <w:hyperlink r:id="rId629">
-        <w:r>
-          <w:rPr>
-            <w:lang w:val="en_US" w:bidi="en_US"/>
-          </w:rPr>
-          <w:rPr>
-            <w:color w:val="0000EE"/>
-            <w:u w:val="single"/>
-          </w:rPr>
-          <w:t>1 Chronicles 4:16</w:t>
-        </w:r>
-      </w:hyperlink>
-      <w:r>
-        <w:rPr>
-          <w:lang w:val="en_US" w:bidi="en_US"/>
-        </w:rPr>
-        <w:t>.</w:t>
-      </w:r>
-      <w:r>
-        <w:rPr>
-          <w:lang w:val="en_US" w:bidi="en_US"/>
-        </w:rPr>
-      </w:r>
-      <w:r>
-        <w:rPr>
-          <w:lang w:val="en_US" w:bidi="en_US"/>
-        </w:rPr>
-      </w:r>
-    </w:p>
-    <w:p>
-      <w:pPr/>
-      <w:r>
-        <w:rPr>
-          <w:lang w:val="en_US" w:bidi="en_US"/>
-        </w:rPr>
-      </w:r>
-    </w:p>
-    <w:p>
-      <w:pPr>
-        <w:pStyle w:val="Heading2"/>
-      </w:pPr>
-      <w:r>
-        <w:rPr>
-          <w:lang w:val="en_US" w:bidi="en_US"/>
-        </w:rPr>
-        <w:t>Ziphims</w:t>
-      </w:r>
-      <w:r>
-        <w:rPr>
-          <w:lang w:val="en_US" w:bidi="en_US"/>
-        </w:rPr>
-      </w:r>
-    </w:p>
-    <w:p>
-      <w:pPr/>
-      <w:r>
-        <w:rPr>
-          <w:lang w:val="en_US" w:bidi="en_US"/>
-        </w:rPr>
-      </w:r>
-      <w:r>
-        <w:rPr>
-          <w:lang w:val="en_US" w:bidi="en_US"/>
-        </w:rPr>
-        <w:t xml:space="preserve">KJV rendering of Ziphites, the inhabitants of Ziph, in the title of </w:t>
-      </w:r>
-      <w:hyperlink r:id="rId638">
-        <w:r>
-          <w:rPr>
-            <w:lang w:val="en_US" w:bidi="en_US"/>
-          </w:rPr>
-          <w:rPr>
-            <w:color w:val="0000EE"/>
-            <w:u w:val="single"/>
-          </w:rPr>
-          <w:t>Psalm 54</w:t>
-        </w:r>
-      </w:hyperlink>
-      <w:r>
-        <w:rPr>
-          <w:lang w:val="en_US" w:bidi="en_US"/>
-        </w:rPr>
-        <w:t xml:space="preserve">. </w:t>
-      </w:r>
-      <w:r>
-        <w:rPr>
-          <w:i/>
-          <w:lang w:val="en_US" w:bidi="en_US"/>
-        </w:rPr>
-        <w:t>See</w:t>
-      </w:r>
-      <w:r>
-        <w:rPr>
-          <w:lang w:val="en_US" w:bidi="en_US"/>
-        </w:rPr>
-        <w:t xml:space="preserve"> </w:t>
-      </w:r>
-      <w:r>
-        <w:rPr>
-          <w:lang w:val="en_US" w:bidi="en_US"/>
-        </w:rPr>
-        <w:t>Ziph (Place) #2</w:t>
-      </w:r>
-      <w:r>
-        <w:rPr>
-          <w:lang w:val="en_US" w:bidi="en_US"/>
-        </w:rPr>
-        <w:t>.</w:t>
-      </w:r>
-      <w:r>
-        <w:rPr>
-          <w:lang w:val="en_US" w:bidi="en_US"/>
-        </w:rPr>
-      </w:r>
-      <w:r>
-        <w:rPr>
-          <w:lang w:val="en_US" w:bidi="en_US"/>
-        </w:rPr>
-      </w:r>
-    </w:p>
-    <w:p>
-      <w:pPr/>
-      <w:r>
-        <w:rPr>
-          <w:lang w:val="en_US" w:bidi="en_US"/>
-        </w:rPr>
-      </w:r>
-    </w:p>
-    <w:p>
-      <w:pPr>
-        <w:pStyle w:val="Heading2"/>
-      </w:pPr>
-      <w:r>
-        <w:rPr>
-          <w:lang w:val="en_US" w:bidi="en_US"/>
-        </w:rPr>
-        <w:t>Ziphite</w:t>
-      </w:r>
-      <w:r>
-        <w:rPr>
-          <w:lang w:val="en_US" w:bidi="en_US"/>
-        </w:rPr>
-      </w:r>
-    </w:p>
-    <w:p>
-      <w:pPr/>
-      <w:r>
-        <w:rPr>
-          <w:lang w:val="en_US" w:bidi="en_US"/>
-        </w:rPr>
-      </w:r>
-      <w:r>
-        <w:rPr>
-          <w:lang w:val="en_US" w:bidi="en_US"/>
-        </w:rPr>
-        <w:t>Inhabitant of Ziph (</w:t>
-      </w:r>
-      <w:hyperlink r:id="rId634">
-        <w:r>
-          <w:rPr>
-            <w:lang w:val="en_US" w:bidi="en_US"/>
-          </w:rPr>
-          <w:rPr>
-            <w:color w:val="0000EE"/>
-            <w:u w:val="single"/>
-          </w:rPr>
-          <w:t>1 Sm 23:19</w:t>
-        </w:r>
-      </w:hyperlink>
-      <w:r>
-        <w:rPr>
-          <w:lang w:val="en_US" w:bidi="en_US"/>
-        </w:rPr>
-        <w:t xml:space="preserve">; </w:t>
-      </w:r>
-      <w:hyperlink r:id="rId635">
-        <w:r>
-          <w:rPr>
-            <w:lang w:val="en_US" w:bidi="en_US"/>
-          </w:rPr>
-          <w:rPr>
-            <w:color w:val="0000EE"/>
-            <w:u w:val="single"/>
-          </w:rPr>
-          <w:t>26:1</w:t>
-        </w:r>
-      </w:hyperlink>
-      <w:r>
-        <w:rPr>
-          <w:lang w:val="en_US" w:bidi="en_US"/>
-        </w:rPr>
-        <w:t xml:space="preserve">; </w:t>
-      </w:r>
-      <w:hyperlink r:id="rId636">
-        <w:r>
-          <w:rPr>
-            <w:lang w:val="en_US" w:bidi="en_US"/>
-          </w:rPr>
-          <w:rPr>
-            <w:color w:val="0000EE"/>
-            <w:u w:val="single"/>
-          </w:rPr>
-          <w:t>Ps 54 title</w:t>
-        </w:r>
-      </w:hyperlink>
-      <w:r>
-        <w:rPr>
-          <w:lang w:val="en_US" w:bidi="en_US"/>
-        </w:rPr>
-        <w:t xml:space="preserve">). </w:t>
-      </w:r>
-      <w:r>
-        <w:rPr>
-          <w:i/>
-          <w:lang w:val="en_US" w:bidi="en_US"/>
-        </w:rPr>
-        <w:t>See</w:t>
-      </w:r>
-      <w:r>
-        <w:rPr>
-          <w:lang w:val="en_US" w:bidi="en_US"/>
-        </w:rPr>
-        <w:t xml:space="preserve"> </w:t>
-      </w:r>
-      <w:r>
-        <w:rPr>
-          <w:lang w:val="en_US" w:bidi="en_US"/>
-        </w:rPr>
-        <w:t>Ziph (Place) #2</w:t>
-      </w:r>
-      <w:r>
-        <w:rPr>
-          <w:lang w:val="en_US" w:bidi="en_US"/>
-        </w:rPr>
-        <w:t>.</w:t>
-      </w:r>
-      <w:r>
-        <w:rPr>
-          <w:lang w:val="en_US" w:bidi="en_US"/>
-        </w:rPr>
-      </w:r>
-      <w:r>
-        <w:rPr>
-          <w:lang w:val="en_US" w:bidi="en_US"/>
-        </w:rPr>
-      </w:r>
-    </w:p>
-    <w:p>
-      <w:pPr/>
-      <w:r>
-        <w:rPr>
-          <w:lang w:val="en_US" w:bidi="en_US"/>
-        </w:rPr>
-      </w:r>
-    </w:p>
-    <w:p>
-      <w:pPr>
-        <w:pStyle w:val="Heading2"/>
-      </w:pPr>
-      <w:r>
-        <w:rPr>
-          <w:lang w:val="en_US" w:bidi="en_US"/>
-        </w:rPr>
-        <w:t>Ziphron</w:t>
-      </w:r>
-      <w:r>
-        <w:rPr>
-          <w:lang w:val="en_US" w:bidi="en_US"/>
-        </w:rPr>
-      </w:r>
-    </w:p>
-    <w:p>
-      <w:pPr/>
-      <w:r>
-        <w:rPr>
-          <w:lang w:val="en_US" w:bidi="en_US"/>
-        </w:rPr>
-      </w:r>
-      <w:r>
-        <w:rPr>
-          <w:lang w:val="en_US" w:bidi="en_US"/>
-        </w:rPr>
-        <w:t>A geographical landmark defining the northern boundary of the Canaanite land that Israel would possess (</w:t>
-      </w:r>
-      <w:hyperlink r:id="rId639">
-        <w:r>
-          <w:rPr>
-            <w:lang w:val="en_US" w:bidi="en_US"/>
-          </w:rPr>
-          <w:rPr>
-            <w:color w:val="0000EE"/>
-            <w:u w:val="single"/>
-          </w:rPr>
-          <w:t>Numbers 34:9</w:t>
-        </w:r>
-      </w:hyperlink>
-      <w:r>
-        <w:rPr>
-          <w:lang w:val="en_US" w:bidi="en_US"/>
-        </w:rPr>
-        <w:t>).</w:t>
-      </w:r>
-      <w:r>
-        <w:rPr>
-          <w:lang w:val="en_US" w:bidi="en_US"/>
-        </w:rPr>
-      </w:r>
-      <w:r>
-        <w:rPr>
-          <w:lang w:val="en_US" w:bidi="en_US"/>
-        </w:rPr>
-      </w:r>
-    </w:p>
-    <w:p>
-      <w:pPr/>
-      <w:r>
-        <w:rPr>
-          <w:lang w:val="en_US" w:bidi="en_US"/>
-        </w:rPr>
-      </w:r>
-    </w:p>
-    <w:p>
-      <w:pPr>
-        <w:pStyle w:val="Heading2"/>
-      </w:pPr>
-      <w:r>
-        <w:rPr>
-          <w:lang w:val="en_US" w:bidi="en_US"/>
-        </w:rPr>
-        <w:t>Zippor</w:t>
-      </w:r>
-      <w:r>
-        <w:rPr>
-          <w:lang w:val="en_US" w:bidi="en_US"/>
-        </w:rPr>
-      </w:r>
-    </w:p>
-    <w:p>
-      <w:pPr/>
-      <w:r>
-        <w:rPr>
-          <w:lang w:val="en_US" w:bidi="en_US"/>
-        </w:rPr>
-      </w:r>
-      <w:r>
-        <w:rPr>
-          <w:lang w:val="en_US" w:bidi="en_US"/>
-        </w:rPr>
-        <w:t>The father of Balak, who was the king of Moab. Balak asked a man named Balaam to curse the Israelites (</w:t>
-      </w:r>
-      <w:hyperlink r:id="rId640">
-        <w:r>
-          <w:rPr>
-            <w:lang w:val="en_US" w:bidi="en_US"/>
-          </w:rPr>
-          <w:rPr>
-            <w:color w:val="0000EE"/>
-            <w:u w:val="single"/>
-          </w:rPr>
-          <w:t>Numbers 22:2, 10, 16</w:t>
-        </w:r>
-      </w:hyperlink>
-      <w:r>
-        <w:rPr>
-          <w:lang w:val="en_US" w:bidi="en_US"/>
-        </w:rPr>
-        <w:t xml:space="preserve">; </w:t>
-      </w:r>
-      <w:hyperlink r:id="rId641">
-        <w:r>
-          <w:rPr>
-            <w:lang w:val="en_US" w:bidi="en_US"/>
-          </w:rPr>
-          <w:rPr>
-            <w:color w:val="0000EE"/>
-            <w:u w:val="single"/>
-          </w:rPr>
-          <w:t>23:18</w:t>
-        </w:r>
-      </w:hyperlink>
-      <w:r>
-        <w:rPr>
-          <w:lang w:val="en_US" w:bidi="en_US"/>
-        </w:rPr>
-        <w:t xml:space="preserve">; </w:t>
-      </w:r>
-      <w:hyperlink r:id="rId642">
-        <w:r>
-          <w:rPr>
-            <w:lang w:val="en_US" w:bidi="en_US"/>
-          </w:rPr>
-          <w:rPr>
-            <w:color w:val="0000EE"/>
-            <w:u w:val="single"/>
-          </w:rPr>
-          <w:t>Joshua 24:9</w:t>
-        </w:r>
-      </w:hyperlink>
-      <w:r>
-        <w:rPr>
-          <w:lang w:val="en_US" w:bidi="en_US"/>
-        </w:rPr>
-        <w:t xml:space="preserve">; </w:t>
-      </w:r>
-      <w:hyperlink r:id="rId643">
-        <w:r>
-          <w:rPr>
-            <w:lang w:val="en_US" w:bidi="en_US"/>
-          </w:rPr>
-          <w:rPr>
-            <w:color w:val="0000EE"/>
-            <w:u w:val="single"/>
-          </w:rPr>
-          <w:t>Judges 11:25</w:t>
-        </w:r>
-      </w:hyperlink>
-      <w:r>
-        <w:rPr>
-          <w:lang w:val="en_US" w:bidi="en_US"/>
-        </w:rPr>
-        <w:t>).</w:t>
-      </w:r>
-      <w:r>
-        <w:rPr>
-          <w:lang w:val="en_US" w:bidi="en_US"/>
-        </w:rPr>
-      </w:r>
-      <w:r>
-        <w:rPr>
-          <w:lang w:val="en_US" w:bidi="en_US"/>
-        </w:rPr>
-      </w:r>
-    </w:p>
-    <w:p>
-      <w:pPr/>
-      <w:r>
-        <w:rPr>
-          <w:lang w:val="en_US" w:bidi="en_US"/>
-        </w:rPr>
-      </w:r>
-    </w:p>
-    <w:p>
-      <w:pPr>
-        <w:pStyle w:val="Heading2"/>
-      </w:pPr>
-      <w:r>
-        <w:rPr>
-          <w:lang w:val="en_US" w:bidi="en_US"/>
-        </w:rPr>
-        <w:t>Zipporah</w:t>
-      </w:r>
-      <w:r>
-        <w:rPr>
-          <w:lang w:val="en_US" w:bidi="en_US"/>
-        </w:rPr>
-      </w:r>
-    </w:p>
-    <w:p>
-      <w:pPr/>
-      <w:r>
-        <w:rPr>
-          <w:lang w:val="en_US" w:bidi="en_US"/>
-        </w:rPr>
-      </w:r>
-      <w:r>
-        <w:rPr>
-          <w:lang w:val="en_US" w:bidi="en_US"/>
-        </w:rPr>
-        <w:t>The wife of Moses and mother of his sons, Gershom and Eliezer (</w:t>
-      </w:r>
-      <w:hyperlink r:id="rId644">
-        <w:r>
-          <w:rPr>
-            <w:lang w:val="en_US" w:bidi="en_US"/>
-          </w:rPr>
-          <w:rPr>
-            <w:color w:val="0000EE"/>
-            <w:u w:val="single"/>
-          </w:rPr>
-          <w:t>Exodus 2:21</w:t>
-        </w:r>
-      </w:hyperlink>
-      <w:r>
-        <w:rPr>
-          <w:lang w:val="en_US" w:bidi="en_US"/>
-        </w:rPr>
-        <w:t>). Zipporah is listed as the daughter of Reuel (</w:t>
-      </w:r>
-      <w:hyperlink r:id="rId645">
-        <w:r>
-          <w:rPr>
-            <w:lang w:val="en_US" w:bidi="en_US"/>
-          </w:rPr>
-          <w:rPr>
-            <w:color w:val="0000EE"/>
-            <w:u w:val="single"/>
-          </w:rPr>
-          <w:t>Exodus 2:18</w:t>
-        </w:r>
-      </w:hyperlink>
-      <w:r>
-        <w:rPr>
-          <w:lang w:val="en_US" w:bidi="en_US"/>
-        </w:rPr>
-        <w:t>). But, Reuel was probably the father of Hobab, who was the father of Zipporah (</w:t>
-      </w:r>
-      <w:hyperlink r:id="rId646">
-        <w:r>
-          <w:rPr>
-            <w:lang w:val="en_US" w:bidi="en_US"/>
-          </w:rPr>
-          <w:rPr>
-            <w:color w:val="0000EE"/>
-            <w:u w:val="single"/>
-          </w:rPr>
-          <w:t>Numbers 10:29</w:t>
-        </w:r>
-      </w:hyperlink>
-      <w:r>
-        <w:rPr>
-          <w:lang w:val="en_US" w:bidi="en_US"/>
-        </w:rPr>
-        <w:t xml:space="preserve">; called Jethro in </w:t>
-      </w:r>
-      <w:hyperlink r:id="rId647">
-        <w:r>
-          <w:rPr>
-            <w:lang w:val="en_US" w:bidi="en_US"/>
-          </w:rPr>
-          <w:rPr>
-            <w:color w:val="0000EE"/>
-            <w:u w:val="single"/>
-          </w:rPr>
-          <w:t>Exodus 3:1</w:t>
-        </w:r>
-      </w:hyperlink>
-      <w:r>
-        <w:rPr>
-          <w:lang w:val="en_US" w:bidi="en_US"/>
-        </w:rPr>
-        <w:t xml:space="preserve">; </w:t>
-      </w:r>
-      <w:hyperlink r:id="rId648">
-        <w:r>
-          <w:rPr>
-            <w:lang w:val="en_US" w:bidi="en_US"/>
-          </w:rPr>
-          <w:rPr>
-            <w:color w:val="0000EE"/>
-            <w:u w:val="single"/>
-          </w:rPr>
-          <w:t>4:18</w:t>
-        </w:r>
-      </w:hyperlink>
-      <w:r>
-        <w:rPr>
-          <w:lang w:val="en_US" w:bidi="en_US"/>
-        </w:rPr>
-        <w:t xml:space="preserve">). So, Reuel would have been Zipporah's grandfather. </w:t>
-      </w:r>
-    </w:p>
-    <w:p>
-      <w:pPr/>
-      <w:r>
-        <w:rPr>
-          <w:lang w:val="en_US" w:bidi="en_US"/>
-        </w:rPr>
-      </w:r>
-      <w:r>
-        <w:rPr>
-          <w:lang w:val="en_US" w:bidi="en_US"/>
-        </w:rPr>
-        <w:t>Zipporah circumcised Gershom to prevent Moses’ death before his return to Egypt (</w:t>
-      </w:r>
-      <w:hyperlink r:id="rId649">
-        <w:r>
-          <w:rPr>
-            <w:lang w:val="en_US" w:bidi="en_US"/>
-          </w:rPr>
-          <w:rPr>
-            <w:color w:val="0000EE"/>
-            <w:u w:val="single"/>
-          </w:rPr>
-          <w:t>Exodus 4:25</w:t>
-        </w:r>
-      </w:hyperlink>
-      <w:r>
-        <w:rPr>
-          <w:lang w:val="en_US" w:bidi="en_US"/>
-        </w:rPr>
-        <w:t>). Apparently at that point Zipporah and the children left Moses and went back to live with her father, returning later during the time Israel wandered in the wilderness (</w:t>
-      </w:r>
-      <w:hyperlink r:id="rId650">
-        <w:r>
-          <w:rPr>
-            <w:lang w:val="en_US" w:bidi="en_US"/>
-          </w:rPr>
-          <w:rPr>
-            <w:color w:val="0000EE"/>
-            <w:u w:val="single"/>
-          </w:rPr>
-          <w:t>Exodus 18:2</w:t>
-        </w:r>
-      </w:hyperlink>
-      <w:r>
-        <w:rPr>
-          <w:lang w:val="en_US" w:bidi="en_US"/>
-        </w:rPr>
-        <w:t>).</w:t>
-      </w:r>
-      <w:r>
-        <w:rPr>
-          <w:lang w:val="en_US" w:bidi="en_US"/>
-        </w:rPr>
-      </w:r>
-      <w:r>
-        <w:rPr>
-          <w:lang w:val="en_US" w:bidi="en_US"/>
-        </w:rPr>
-      </w:r>
-    </w:p>
-    <w:p>
-      <w:pPr/>
-      <w:r>
-        <w:rPr>
-          <w:lang w:val="en_US" w:bidi="en_US"/>
-        </w:rPr>
-      </w:r>
-    </w:p>
-    <w:p>
-      <w:pPr>
-        <w:pStyle w:val="Heading2"/>
-      </w:pPr>
-      <w:r>
-        <w:rPr>
-          <w:lang w:val="en_US" w:bidi="en_US"/>
-        </w:rPr>
-        <w:t>Zither</w:t>
-      </w:r>
-      <w:r>
-        <w:rPr>
-          <w:lang w:val="en_US" w:bidi="en_US"/>
-        </w:rPr>
-      </w:r>
-    </w:p>
-    <w:p>
-      <w:pPr/>
-      <w:r>
-        <w:rPr>
-          <w:lang w:val="en_US" w:bidi="en_US"/>
-        </w:rPr>
-      </w:r>
-      <w:r>
-        <w:rPr>
-          <w:i/>
-          <w:lang w:val="en_US" w:bidi="en_US"/>
-        </w:rPr>
-        <w:t>See</w:t>
-      </w:r>
-      <w:r>
-        <w:rPr>
-          <w:lang w:val="en_US" w:bidi="en_US"/>
-        </w:rPr>
-        <w:t xml:space="preserve"> </w:t>
-      </w:r>
-      <w:r>
-        <w:rPr>
-          <w:lang w:val="en_US" w:bidi="en_US"/>
-        </w:rPr>
-        <w:t>Musical Instruments</w:t>
-      </w:r>
-      <w:r>
-        <w:rPr>
-          <w:lang w:val="en_US" w:bidi="en_US"/>
-        </w:rPr>
-        <w:t>.</w:t>
-      </w:r>
-      <w:r>
-        <w:rPr>
-          <w:lang w:val="en_US" w:bidi="en_US"/>
-        </w:rPr>
-      </w:r>
-      <w:r>
-        <w:rPr>
-          <w:lang w:val="en_US" w:bidi="en_US"/>
-        </w:rPr>
-      </w:r>
-    </w:p>
-    <w:p>
-      <w:pPr/>
-      <w:r>
-        <w:rPr>
-          <w:lang w:val="en_US" w:bidi="en_US"/>
-        </w:rPr>
-      </w:r>
-    </w:p>
-    <w:p>
-      <w:pPr>
-        <w:pStyle w:val="Heading2"/>
-      </w:pPr>
-      <w:r>
-        <w:rPr>
-          <w:lang w:val="en_US" w:bidi="en_US"/>
-        </w:rPr>
-        <w:t>Zithri</w:t>
-      </w:r>
-      <w:r>
-        <w:rPr>
-          <w:lang w:val="en_US" w:bidi="en_US"/>
-        </w:rPr>
-      </w:r>
-    </w:p>
-    <w:p>
-      <w:pPr/>
-      <w:r>
-        <w:rPr>
-          <w:lang w:val="en_US" w:bidi="en_US"/>
-        </w:rPr>
-      </w:r>
-      <w:r>
-        <w:rPr>
-          <w:lang w:val="en_US" w:bidi="en_US"/>
-        </w:rPr>
-        <w:t xml:space="preserve">The King James Version spelling of Sithri, Uzziel’s son, in </w:t>
-      </w:r>
-      <w:hyperlink r:id="rId651">
-        <w:r>
-          <w:rPr>
-            <w:lang w:val="en_US" w:bidi="en_US"/>
-          </w:rPr>
-          <w:rPr>
-            <w:color w:val="0000EE"/>
-            <w:u w:val="single"/>
-          </w:rPr>
-          <w:t>Exodus 6:22</w:t>
-        </w:r>
-      </w:hyperlink>
-      <w:r>
-        <w:rPr>
-          <w:lang w:val="en_US" w:bidi="en_US"/>
-        </w:rPr>
-        <w:t xml:space="preserve">. </w:t>
-      </w:r>
-    </w:p>
-    <w:p>
-      <w:pPr/>
-      <w:r>
-        <w:rPr>
-          <w:lang w:val="en_US" w:bidi="en_US"/>
-        </w:rPr>
-      </w:r>
-      <w:r>
-        <w:rPr>
-          <w:i/>
-          <w:lang w:val="en_US" w:bidi="en_US"/>
-        </w:rPr>
-        <w:t>See</w:t>
-      </w:r>
-      <w:r>
-        <w:rPr>
-          <w:lang w:val="en_US" w:bidi="en_US"/>
-        </w:rPr>
-        <w:t xml:space="preserve"> </w:t>
-      </w:r>
-      <w:r>
-        <w:rPr>
-          <w:lang w:val="en_US" w:bidi="en_US"/>
-        </w:rPr>
-        <w:t>Sithri</w:t>
-      </w:r>
-      <w:r>
-        <w:rPr>
-          <w:lang w:val="en_US" w:bidi="en_US"/>
-        </w:rPr>
-        <w:t>.</w:t>
-      </w:r>
-      <w:r>
-        <w:rPr>
-          <w:lang w:val="en_US" w:bidi="en_US"/>
-        </w:rPr>
-      </w:r>
-      <w:r>
-        <w:rPr>
-          <w:lang w:val="en_US" w:bidi="en_US"/>
-        </w:rPr>
-      </w:r>
-    </w:p>
-    <w:p>
-      <w:pPr/>
-      <w:r>
-        <w:rPr>
-          <w:lang w:val="en_US" w:bidi="en_US"/>
-        </w:rPr>
-      </w:r>
-    </w:p>
-    <w:p>
-      <w:pPr>
-        <w:pStyle w:val="Heading2"/>
-      </w:pPr>
-      <w:r>
-        <w:rPr>
-          <w:lang w:val="en_US" w:bidi="en_US"/>
-        </w:rPr>
-        <w:t>Ziv</w:t>
-      </w:r>
-      <w:r>
-        <w:rPr>
-          <w:lang w:val="en_US" w:bidi="en_US"/>
-        </w:rPr>
-      </w:r>
-    </w:p>
-    <w:p>
-      <w:pPr/>
-      <w:r>
-        <w:rPr>
-          <w:lang w:val="en_US" w:bidi="en_US"/>
-        </w:rPr>
-      </w:r>
-      <w:r>
-        <w:rPr>
-          <w:lang w:val="en_US" w:bidi="en_US"/>
-        </w:rPr>
-        <w:t>Name of the Hebrew month corresponding to about mid-April to mid-May (</w:t>
-      </w:r>
-      <w:hyperlink r:id="rId509">
-        <w:r>
-          <w:rPr>
-            <w:lang w:val="en_US" w:bidi="en_US"/>
-          </w:rPr>
-          <w:rPr>
-            <w:color w:val="0000EE"/>
-            <w:u w:val="single"/>
-          </w:rPr>
-          <w:t>1 Kgs 6:1, 37</w:t>
-        </w:r>
-      </w:hyperlink>
-      <w:r>
-        <w:rPr>
-          <w:lang w:val="en_US" w:bidi="en_US"/>
-        </w:rPr>
-        <w:t xml:space="preserve">). </w:t>
-      </w:r>
-      <w:r>
-        <w:rPr>
-          <w:i/>
-          <w:lang w:val="en_US" w:bidi="en_US"/>
-        </w:rPr>
-        <w:t>See</w:t>
-      </w:r>
-      <w:r>
-        <w:rPr>
-          <w:lang w:val="en_US" w:bidi="en_US"/>
-        </w:rPr>
-        <w:t xml:space="preserve"> </w:t>
-      </w:r>
-      <w:r>
-        <w:rPr>
-          <w:lang w:val="en_US" w:bidi="en_US"/>
-        </w:rPr>
-        <w:t>Calendars, Ancient and Modern</w:t>
-      </w:r>
-      <w:r>
-        <w:rPr>
-          <w:lang w:val="en_US" w:bidi="en_US"/>
-        </w:rPr>
-        <w:t>.</w:t>
-      </w:r>
-      <w:r>
-        <w:rPr>
-          <w:lang w:val="en_US" w:bidi="en_US"/>
-        </w:rPr>
-      </w:r>
-      <w:r>
-        <w:rPr>
-          <w:lang w:val="en_US" w:bidi="en_US"/>
-        </w:rPr>
-      </w:r>
-    </w:p>
-    <w:p>
-      <w:pPr/>
-      <w:r>
-        <w:rPr>
-          <w:lang w:val="en_US" w:bidi="en_US"/>
-        </w:rPr>
-      </w:r>
-    </w:p>
-    <w:p>
-      <w:pPr>
-        <w:pStyle w:val="Heading2"/>
-      </w:pPr>
-      <w:r>
-        <w:rPr>
-          <w:lang w:val="en_US" w:bidi="en_US"/>
-        </w:rPr>
-        <w:t>Ziz, Ascent of</w:t>
-      </w:r>
-      <w:r>
-        <w:rPr>
-          <w:lang w:val="en_US" w:bidi="en_US"/>
-        </w:rPr>
-      </w:r>
-    </w:p>
-    <w:p>
-      <w:pPr/>
-      <w:r>
-        <w:rPr>
-          <w:lang w:val="en_US" w:bidi="en_US"/>
-        </w:rPr>
-      </w:r>
-      <w:r>
-        <w:rPr>
-          <w:lang w:val="en_US" w:bidi="en_US"/>
-        </w:rPr>
-        <w:t>Mountain pass going up from the Dead Sea to the Judean highlands. This ascent was the route used by the Ammonites and the Moabites prior to their defeat by Jehoshaphat as prophesied by Jehaziel (</w:t>
-      </w:r>
-      <w:hyperlink r:id="rId652">
-        <w:r>
-          <w:rPr>
-            <w:lang w:val="en_US" w:bidi="en_US"/>
-          </w:rPr>
-          <w:rPr>
-            <w:color w:val="0000EE"/>
-            <w:u w:val="single"/>
-          </w:rPr>
-          <w:t>2 Chr 20:16</w:t>
-        </w:r>
-      </w:hyperlink>
-      <w:r>
-        <w:rPr>
-          <w:lang w:val="en_US" w:bidi="en_US"/>
-        </w:rPr>
-        <w:t>). It is likely that Ziz should be identified with Ain Jidy, a pass that still provides an important route from the Dead Sea into the Judean interior.</w:t>
-      </w:r>
-      <w:r>
-        <w:rPr>
-          <w:lang w:val="en_US" w:bidi="en_US"/>
-        </w:rPr>
-      </w:r>
-      <w:r>
-        <w:rPr>
-          <w:lang w:val="en_US" w:bidi="en_US"/>
-        </w:rPr>
-      </w:r>
-    </w:p>
-    <w:p>
-      <w:pPr/>
-      <w:r>
-        <w:rPr>
-          <w:lang w:val="en_US" w:bidi="en_US"/>
-        </w:rPr>
-      </w:r>
-    </w:p>
-    <w:p>
-      <w:pPr>
-        <w:pStyle w:val="Heading2"/>
-      </w:pPr>
-      <w:r>
-        <w:rPr>
-          <w:lang w:val="en_US" w:bidi="en_US"/>
-        </w:rPr>
-        <w:t>Ziza</w:t>
-      </w:r>
-      <w:r>
-        <w:rPr>
-          <w:lang w:val="en_US" w:bidi="en_US"/>
-        </w:rPr>
-      </w:r>
-    </w:p>
-    <w:p>
-      <w:pPr/>
-      <w:r>
-        <w:rPr>
-          <w:lang w:val="en_US" w:bidi="en_US"/>
-        </w:rPr>
-      </w:r>
-      <w:r>
-        <w:rPr>
-          <w:lang w:val="en_US" w:bidi="en_US"/>
-        </w:rPr>
-        <w:t>1. Chief of Simeon’s tribe descending from Shemaiah (</w:t>
-      </w:r>
-      <w:hyperlink r:id="rId653">
-        <w:r>
-          <w:rPr>
-            <w:lang w:val="en_US" w:bidi="en_US"/>
-          </w:rPr>
-          <w:rPr>
-            <w:color w:val="0000EE"/>
-            <w:u w:val="single"/>
-          </w:rPr>
-          <w:t>1 Chr 4:37</w:t>
-        </w:r>
-      </w:hyperlink>
-      <w:r>
-        <w:rPr>
-          <w:lang w:val="en_US" w:bidi="en_US"/>
-        </w:rPr>
-        <w:t>).</w:t>
-      </w:r>
-    </w:p>
-    <w:p>
-      <w:pPr/>
-      <w:r>
-        <w:rPr>
-          <w:lang w:val="en_US" w:bidi="en_US"/>
-        </w:rPr>
-      </w:r>
-      <w:r>
-        <w:rPr>
-          <w:lang w:val="en_US" w:bidi="en_US"/>
-        </w:rPr>
-        <w:t>2. Son of Rehoboam and Maacah (</w:t>
-      </w:r>
-      <w:hyperlink r:id="rId654">
-        <w:r>
-          <w:rPr>
-            <w:lang w:val="en_US" w:bidi="en_US"/>
-          </w:rPr>
-          <w:rPr>
-            <w:color w:val="0000EE"/>
-            <w:u w:val="single"/>
-          </w:rPr>
-          <w:t>2 Chr 11:20</w:t>
-        </w:r>
-      </w:hyperlink>
-      <w:r>
-        <w:rPr>
-          <w:lang w:val="en_US" w:bidi="en_US"/>
-        </w:rPr>
-        <w:t>).</w:t>
-      </w:r>
-    </w:p>
-    <w:p>
-      <w:pPr/>
-      <w:r>
-        <w:rPr>
-          <w:lang w:val="en_US" w:bidi="en_US"/>
-        </w:rPr>
-      </w:r>
-      <w:r>
-        <w:rPr>
-          <w:lang w:val="en_US" w:bidi="en_US"/>
-        </w:rPr>
-        <w:t>3. Second of Shimei’s sons and a clan chief within the Gershonite branch of Levi’s tribe (</w:t>
-      </w:r>
-      <w:hyperlink r:id="rId655">
-        <w:r>
-          <w:rPr>
-            <w:lang w:val="en_US" w:bidi="en_US"/>
-          </w:rPr>
-          <w:rPr>
-            <w:color w:val="0000EE"/>
-            <w:u w:val="single"/>
-          </w:rPr>
-          <w:t>1 Chr 23:11</w:t>
-        </w:r>
-      </w:hyperlink>
-      <w:r>
-        <w:rPr>
-          <w:lang w:val="en_US" w:bidi="en_US"/>
-        </w:rPr>
-        <w:t xml:space="preserve">); perhaps the same as Zina in </w:t>
-      </w:r>
-      <w:hyperlink r:id="rId538">
-        <w:r>
-          <w:rPr>
-            <w:lang w:val="en_US" w:bidi="en_US"/>
-          </w:rPr>
-          <w:rPr>
-            <w:color w:val="0000EE"/>
-            <w:u w:val="single"/>
-          </w:rPr>
-          <w:t>1 Chronicles 23:10</w:t>
-        </w:r>
-      </w:hyperlink>
-      <w:r>
-        <w:rPr>
-          <w:lang w:val="en_US" w:bidi="en_US"/>
-        </w:rPr>
-        <w:t>.</w:t>
-      </w:r>
-      <w:r>
-        <w:rPr>
-          <w:lang w:val="en_US" w:bidi="en_US"/>
-        </w:rPr>
-      </w:r>
-      <w:r>
-        <w:rPr>
-          <w:lang w:val="en_US" w:bidi="en_US"/>
-        </w:rPr>
-      </w:r>
-    </w:p>
-    <w:p>
-      <w:pPr/>
-      <w:r>
-        <w:rPr>
-          <w:lang w:val="en_US" w:bidi="en_US"/>
-        </w:rPr>
-      </w:r>
-    </w:p>
-    <w:p>
-      <w:pPr>
-        <w:pStyle w:val="Heading2"/>
-      </w:pPr>
-      <w:r>
-        <w:rPr>
-          <w:lang w:val="en_US" w:bidi="en_US"/>
-        </w:rPr>
-        <w:t>Zoan</w:t>
-      </w:r>
-      <w:r>
-        <w:rPr>
-          <w:lang w:val="en_US" w:bidi="en_US"/>
-        </w:rPr>
-      </w:r>
-    </w:p>
-    <w:p>
-      <w:pPr/>
-      <w:r>
-        <w:rPr>
-          <w:lang w:val="en_US" w:bidi="en_US"/>
-        </w:rPr>
-      </w:r>
-      <w:r>
-        <w:rPr>
-          <w:lang w:val="en_US" w:bidi="en_US"/>
-        </w:rPr>
-        <w:t xml:space="preserve">One of the principal cities in the delta region of ancient Egypt. Zoan, which was variously known as Zoan, Tanis, Avaris, and possibly Rameses (the towns were either the same or contiguous), was located on the south shore of Lake Menzaleh at the northeastern edge of the Egyptian Delta. Zoan was rebuilt during or shortly before the Hyksos period (c. 1730 BC; </w:t>
-      </w:r>
-      <w:hyperlink r:id="rId656">
-        <w:r>
-          <w:rPr>
-            <w:lang w:val="en_US" w:bidi="en_US"/>
-          </w:rPr>
-          <w:rPr>
-            <w:color w:val="0000EE"/>
-            <w:u w:val="single"/>
-          </w:rPr>
-          <w:t>Nm 13:22</w:t>
-        </w:r>
-      </w:hyperlink>
-      <w:r>
-        <w:rPr>
-          <w:lang w:val="en_US" w:bidi="en_US"/>
-        </w:rPr>
-        <w:t>). Because of its strategic location on the Tanitic branch of the Nile and near Egypt’s northeastern frontier, Zoan was an important military and political base during the entire period of Egyptian native rule. It served as the capital city during the Hyksos period, as well as serving as the effective capital during the 21st through the 23d dynasties (c. 1090–718 BC) and as the northern capital during the 25th dynasty (c. 712–663 BC).</w:t>
-      </w:r>
-    </w:p>
-    <w:p>
-      <w:pPr/>
-      <w:r>
-        <w:rPr>
-          <w:lang w:val="en_US" w:bidi="en_US"/>
-        </w:rPr>
-      </w:r>
-      <w:r>
-        <w:rPr>
-          <w:lang w:val="en_US" w:bidi="en_US"/>
-        </w:rPr>
-        <w:t xml:space="preserve">Zoan was significant to the Israelites during each of its periods of ascendancy. Whether the exodus occurred early (c. 1441 BC) or late (1290 BC), the Israelite settlement in Egypt would have been in the general vicinity of Zoan. The Israelites built the store cities of Pithom and Rameses, and possibly the latter should be identified with Zoan. In the account of the exodus in </w:t>
-      </w:r>
-      <w:hyperlink r:id="rId657">
-        <w:r>
-          <w:rPr>
-            <w:lang w:val="en_US" w:bidi="en_US"/>
-          </w:rPr>
-          <w:rPr>
-            <w:color w:val="0000EE"/>
-            <w:u w:val="single"/>
-          </w:rPr>
-          <w:t>Psalm 78</w:t>
-        </w:r>
-      </w:hyperlink>
-      <w:r>
-        <w:rPr>
-          <w:lang w:val="en_US" w:bidi="en_US"/>
-        </w:rPr>
-        <w:t>, the city of Zoan is poetically parallel to Egypt, indicating that it was either the capital or at least a significant city. During the period of Isaiah, Zoan was again significant, being designated as the home of the “princes” and “officials” of Egypt (</w:t>
-      </w:r>
-      <w:hyperlink r:id="rId658">
-        <w:r>
-          <w:rPr>
-            <w:lang w:val="en_US" w:bidi="en_US"/>
-          </w:rPr>
-          <w:rPr>
-            <w:color w:val="0000EE"/>
-            <w:u w:val="single"/>
-          </w:rPr>
-          <w:t>Is 19:11–13</w:t>
-        </w:r>
-      </w:hyperlink>
-      <w:r>
-        <w:rPr>
-          <w:lang w:val="en_US" w:bidi="en_US"/>
-        </w:rPr>
-        <w:t xml:space="preserve">; </w:t>
-      </w:r>
-      <w:hyperlink r:id="rId659">
-        <w:r>
-          <w:rPr>
-            <w:lang w:val="en_US" w:bidi="en_US"/>
-          </w:rPr>
-          <w:rPr>
-            <w:color w:val="0000EE"/>
-            <w:u w:val="single"/>
-          </w:rPr>
-          <w:t>Ez 30:14</w:t>
-        </w:r>
-      </w:hyperlink>
-      <w:r>
-        <w:rPr>
-          <w:lang w:val="en_US" w:bidi="en_US"/>
-        </w:rPr>
-        <w:t>).</w:t>
-      </w:r>
-    </w:p>
-    <w:p>
-      <w:pPr/>
-      <w:r>
-        <w:rPr>
-          <w:lang w:val="en_US" w:bidi="en_US"/>
-        </w:rPr>
-      </w:r>
-      <w:r>
-        <w:rPr>
-          <w:i/>
-          <w:lang w:val="en_US" w:bidi="en_US"/>
-        </w:rPr>
-        <w:t>See also</w:t>
-      </w:r>
-      <w:r>
-        <w:rPr>
-          <w:lang w:val="en_US" w:bidi="en_US"/>
-        </w:rPr>
-        <w:t xml:space="preserve"> </w:t>
-      </w:r>
-      <w:r>
-        <w:rPr>
-          <w:lang w:val="en_US" w:bidi="en_US"/>
-        </w:rPr>
-        <w:t>Rameses (Place)</w:t>
-      </w:r>
-      <w:r>
-        <w:rPr>
-          <w:lang w:val="en_US" w:bidi="en_US"/>
-        </w:rPr>
-        <w:t>.</w:t>
-      </w:r>
-      <w:r>
-        <w:rPr>
-          <w:lang w:val="en_US" w:bidi="en_US"/>
-        </w:rPr>
-      </w:r>
-      <w:r>
-        <w:rPr>
-          <w:lang w:val="en_US" w:bidi="en_US"/>
-        </w:rPr>
-      </w:r>
-    </w:p>
-    <w:p>
-      <w:pPr/>
-      <w:r>
-        <w:rPr>
-          <w:lang w:val="en_US" w:bidi="en_US"/>
-        </w:rPr>
-      </w:r>
-    </w:p>
-    <w:p>
-      <w:pPr>
-        <w:pStyle w:val="Heading2"/>
-      </w:pPr>
-      <w:r>
-        <w:rPr>
-          <w:lang w:val="en_US" w:bidi="en_US"/>
-        </w:rPr>
-        <w:t>Zoar</w:t>
-      </w:r>
-      <w:r>
-        <w:rPr>
-          <w:lang w:val="en_US" w:bidi="en_US"/>
-        </w:rPr>
-      </w:r>
-    </w:p>
-    <w:p>
-      <w:pPr/>
-      <w:r>
-        <w:rPr>
-          <w:lang w:val="en_US" w:bidi="en_US"/>
-        </w:rPr>
-      </w:r>
-      <w:r>
-        <w:rPr>
-          <w:lang w:val="en_US" w:bidi="en_US"/>
-        </w:rPr>
-        <w:t>One of the “cities of the plain” confederate with Sodom, Gomorrah, Admah, and Zeboiim (</w:t>
-      </w:r>
-      <w:hyperlink r:id="rId171">
-        <w:r>
-          <w:rPr>
-            <w:lang w:val="en_US" w:bidi="en_US"/>
-          </w:rPr>
-          <w:rPr>
-            <w:color w:val="0000EE"/>
-            <w:u w:val="single"/>
-          </w:rPr>
-          <w:t>Gn 14:2, 8</w:t>
-        </w:r>
-      </w:hyperlink>
-      <w:r>
-        <w:rPr>
-          <w:lang w:val="en_US" w:bidi="en_US"/>
-        </w:rPr>
-        <w:t>). Zoar, also known by its earlier name Bela, is best known as the town that served as a temporary refuge for Lot and his daughters during the destruction of Sodom and the other cities of the plain (</w:t>
+        <w:t>Zodiac</w:t>
+      </w:r>
+      <w:r>
+        <w:rPr>
+          <w:lang w:val="en_US" w:bidi="en_US"/>
+        </w:rPr>
+      </w:r>
+    </w:p>
+    <w:p>
+      <w:pPr/>
+      <w:r>
+        <w:rPr>
+          <w:lang w:val="en_US" w:bidi="en_US"/>
+        </w:rPr>
+      </w:r>
+      <w:r>
+        <w:rPr>
+          <w:lang w:val="en_US" w:bidi="en_US"/>
+        </w:rPr>
+        <w:t>A circle of twelve groups of stars (called constellations) used in astrology to predict events or describe personality. In the ancient world around Israel, the zodiac was part of pagan worship and fortune-telling. The Bible forbids God’s people to seek guidance from these practices (</w:t>
       </w:r>
       <w:hyperlink r:id="rId660">
-        <w:r>
-          <w:rPr>
-            <w:lang w:val="en_US" w:bidi="en_US"/>
-          </w:rPr>
-          <w:rPr>
-            <w:color w:val="0000EE"/>
-            <w:u w:val="single"/>
-          </w:rPr>
-          <w:t>19:22–23, 30</w:t>
-        </w:r>
-      </w:hyperlink>
-      <w:r>
-        <w:rPr>
-          <w:lang w:val="en_US" w:bidi="en_US"/>
-        </w:rPr>
-        <w:t xml:space="preserve">). Despite the fact that Zoar was evidently a small town (v </w:t>
-      </w:r>
-      <w:hyperlink r:id="rId661">
-        <w:r>
-          <w:rPr>
-            <w:lang w:val="en_US" w:bidi="en_US"/>
-          </w:rPr>
-          <w:rPr>
-            <w:color w:val="0000EE"/>
-            <w:u w:val="single"/>
-          </w:rPr>
-          <w:t>22</w:t>
-        </w:r>
-      </w:hyperlink>
-      <w:r>
-        <w:rPr>
-          <w:lang w:val="en_US" w:bidi="en_US"/>
-        </w:rPr>
-        <w:t>; Zoar means “little”), this place was evidently considered a significant geographical landmark in ancient times. When Abraham and Lot divided the land, Lot selected the land close to Zoar (</w:t>
-      </w:r>
-      <w:hyperlink r:id="rId662">
-        <w:r>
-          <w:rPr>
-            <w:lang w:val="en_US" w:bidi="en_US"/>
-          </w:rPr>
-          <w:rPr>
-            <w:color w:val="0000EE"/>
-            <w:u w:val="single"/>
-          </w:rPr>
-          <w:t>13:10</w:t>
-        </w:r>
-      </w:hyperlink>
-      <w:r>
-        <w:rPr>
-          <w:lang w:val="en_US" w:bidi="en_US"/>
-        </w:rPr>
-        <w:t>). When Moses surveyed the Promised Land from Mt Pisgah, Zoar was reckoned as the southern terminus of the plain of the valley of Jericho (</w:t>
-      </w:r>
-      <w:hyperlink r:id="rId663">
-        <w:r>
-          <w:rPr>
-            <w:lang w:val="en_US" w:bidi="en_US"/>
-          </w:rPr>
-          <w:rPr>
-            <w:color w:val="0000EE"/>
-            <w:u w:val="single"/>
-          </w:rPr>
-          <w:t>Dt 34:3</w:t>
-        </w:r>
-      </w:hyperlink>
-      <w:r>
-        <w:rPr>
-          <w:lang w:val="en_US" w:bidi="en_US"/>
-        </w:rPr>
-        <w:t>). During the prophetic period, Zoar was evidently considered to be on the southern boundary of Moab (</w:t>
-      </w:r>
-      <w:hyperlink r:id="rId664">
-        <w:r>
-          <w:rPr>
-            <w:lang w:val="en_US" w:bidi="en_US"/>
-          </w:rPr>
-          <w:rPr>
-            <w:color w:val="0000EE"/>
-            <w:u w:val="single"/>
-          </w:rPr>
-          <w:t>Is 15:5</w:t>
-        </w:r>
-      </w:hyperlink>
-      <w:r>
-        <w:rPr>
-          <w:lang w:val="en_US" w:bidi="en_US"/>
-        </w:rPr>
-        <w:t xml:space="preserve">; </w:t>
-      </w:r>
-      <w:hyperlink r:id="rId665">
-        <w:r>
-          <w:rPr>
-            <w:lang w:val="en_US" w:bidi="en_US"/>
-          </w:rPr>
-          <w:rPr>
-            <w:color w:val="0000EE"/>
-            <w:u w:val="single"/>
-          </w:rPr>
-          <w:t>Jer 48:4, 34</w:t>
-        </w:r>
-      </w:hyperlink>
-      <w:r>
-        <w:rPr>
-          <w:lang w:val="en_US" w:bidi="en_US"/>
-        </w:rPr>
-        <w:t>).</w:t>
-      </w:r>
-    </w:p>
-    <w:p>
-      <w:pPr/>
-      <w:r>
-        <w:rPr>
-          <w:lang w:val="en_US" w:bidi="en_US"/>
-        </w:rPr>
-      </w:r>
-      <w:r>
-        <w:rPr>
-          <w:i/>
-          <w:lang w:val="en_US" w:bidi="en_US"/>
-        </w:rPr>
-        <w:t>See also</w:t>
-      </w:r>
-      <w:r>
-        <w:rPr>
-          <w:lang w:val="en_US" w:bidi="en_US"/>
-        </w:rPr>
-        <w:t xml:space="preserve"> </w:t>
-      </w:r>
-      <w:r>
-        <w:rPr>
-          <w:lang w:val="en_US" w:bidi="en_US"/>
-        </w:rPr>
-        <w:t>Cities of the Plain</w:t>
-      </w:r>
-      <w:r>
-        <w:rPr>
-          <w:lang w:val="en_US" w:bidi="en_US"/>
-        </w:rPr>
-        <w:t>.</w:t>
-      </w:r>
-      <w:r>
-        <w:rPr>
-          <w:lang w:val="en_US" w:bidi="en_US"/>
-        </w:rPr>
-      </w:r>
-      <w:r>
-        <w:rPr>
-          <w:lang w:val="en_US" w:bidi="en_US"/>
-        </w:rPr>
-      </w:r>
-    </w:p>
-    <w:p>
-      <w:pPr/>
-      <w:r>
-        <w:rPr>
-          <w:lang w:val="en_US" w:bidi="en_US"/>
-        </w:rPr>
-      </w:r>
-    </w:p>
-    <w:p>
-      <w:pPr>
-        <w:pStyle w:val="Heading2"/>
-      </w:pPr>
-      <w:r>
-        <w:rPr>
-          <w:lang w:val="en_US" w:bidi="en_US"/>
-        </w:rPr>
-        <w:t>Zobah</w:t>
-      </w:r>
-      <w:r>
-        <w:rPr>
-          <w:lang w:val="en_US" w:bidi="en_US"/>
-        </w:rPr>
-      </w:r>
-    </w:p>
-    <w:p>
-      <w:pPr/>
-      <w:r>
-        <w:rPr>
-          <w:lang w:val="en_US" w:bidi="en_US"/>
-        </w:rPr>
-      </w:r>
-      <w:r>
-        <w:rPr>
-          <w:lang w:val="en_US" w:bidi="en_US"/>
-        </w:rPr>
-        <w:t>Zobah was an Aramean nation that was defeated by Israel during the early kingdom period. King Saul won battles against the kings of Zobah (</w:t>
-      </w:r>
-      <w:hyperlink r:id="rId666">
-        <w:r>
-          <w:rPr>
-            <w:lang w:val="en_US" w:bidi="en_US"/>
-          </w:rPr>
-          <w:rPr>
-            <w:color w:val="0000EE"/>
-            <w:u w:val="single"/>
-          </w:rPr>
-          <w:t>1 Samuel 14:47</w:t>
-        </w:r>
-      </w:hyperlink>
-      <w:r>
-        <w:rPr>
-          <w:lang w:val="en_US" w:bidi="en_US"/>
-        </w:rPr>
-        <w:t xml:space="preserve">). </w:t>
-      </w:r>
-    </w:p>
-    <w:p>
-      <w:pPr/>
-      <w:r>
-        <w:rPr>
-          <w:lang w:val="en_US" w:bidi="en_US"/>
-        </w:rPr>
-      </w:r>
-      <w:r>
-        <w:rPr>
-          <w:lang w:val="en_US" w:bidi="en_US"/>
-        </w:rPr>
-        <w:t>Soon after David became king of Israel, he defeated Hadadezer the son of Rehob, king of Zobah (</w:t>
-      </w:r>
-      <w:hyperlink r:id="rId667">
-        <w:r>
-          <w:rPr>
-            <w:lang w:val="en_US" w:bidi="en_US"/>
-          </w:rPr>
-          <w:rPr>
-            <w:color w:val="0000EE"/>
-            <w:u w:val="single"/>
-          </w:rPr>
-          <w:t>2 Samuel 8:3–5, 12</w:t>
-        </w:r>
-      </w:hyperlink>
-      <w:r>
-        <w:rPr>
-          <w:lang w:val="en_US" w:bidi="en_US"/>
-        </w:rPr>
-        <w:t xml:space="preserve">; </w:t>
-      </w:r>
-      <w:hyperlink r:id="rId668">
-        <w:r>
-          <w:rPr>
-            <w:lang w:val="en_US" w:bidi="en_US"/>
-          </w:rPr>
-          <w:rPr>
-            <w:color w:val="0000EE"/>
-            <w:u w:val="single"/>
-          </w:rPr>
-          <w:t>1 Chronicles 18:3–10</w:t>
-        </w:r>
-      </w:hyperlink>
-      <w:r>
-        <w:rPr>
-          <w:lang w:val="en_US" w:bidi="en_US"/>
-        </w:rPr>
-        <w:t xml:space="preserve">; </w:t>
-      </w:r>
-      <w:hyperlink r:id="rId669">
-        <w:r>
-          <w:rPr>
-            <w:lang w:val="en_US" w:bidi="en_US"/>
-          </w:rPr>
-          <w:rPr>
-            <w:color w:val="0000EE"/>
-            <w:u w:val="single"/>
-          </w:rPr>
-          <w:t>Psalm 60 title</w:t>
-        </w:r>
-      </w:hyperlink>
-      <w:r>
-        <w:rPr>
-          <w:lang w:val="en_US" w:bidi="en_US"/>
-        </w:rPr>
-        <w:t xml:space="preserve">). Later, the Ammonites hired 20,000 </w:t>
-      </w:r>
-      <w:r>
-        <w:rPr>
-          <w:lang w:val="en_US" w:bidi="en_US"/>
-        </w:rPr>
-        <w:t>Aramean foot soldiers from Beth-rehob and Zobah</w:t>
-      </w:r>
-      <w:r>
-        <w:rPr>
-          <w:lang w:val="en_US" w:bidi="en_US"/>
-        </w:rPr>
-        <w:t xml:space="preserve"> for an anticipated attack by the military forces of David. Joab led Israel’s army and defeated the combined forces of the Ammonites and their hired Aramean allies (</w:t>
-      </w:r>
-      <w:hyperlink r:id="rId670">
-        <w:r>
-          <w:rPr>
-            <w:lang w:val="en_US" w:bidi="en_US"/>
-          </w:rPr>
-          <w:rPr>
-            <w:color w:val="0000EE"/>
-            <w:u w:val="single"/>
-          </w:rPr>
-          <w:t>2 Samuel 10:6–14</w:t>
-        </w:r>
-      </w:hyperlink>
-      <w:r>
-        <w:rPr>
-          <w:lang w:val="en_US" w:bidi="en_US"/>
-        </w:rPr>
-        <w:t>). Afterward, Hadadezer sent reinforcements, but David himself led Israel to another victory over the Arameans (</w:t>
-      </w:r>
-      <w:hyperlink r:id="rId671">
-        <w:r>
-          <w:rPr>
-            <w:lang w:val="en_US" w:bidi="en_US"/>
-          </w:rPr>
-          <w:rPr>
-            <w:color w:val="0000EE"/>
-            <w:u w:val="single"/>
-          </w:rPr>
-          <w:t>2 Samuel 10:15–19</w:t>
-        </w:r>
-      </w:hyperlink>
-      <w:r>
-        <w:rPr>
-          <w:lang w:val="en_US" w:bidi="en_US"/>
-        </w:rPr>
-        <w:t xml:space="preserve">; </w:t>
-      </w:r>
-      <w:hyperlink r:id="rId672">
-        <w:r>
-          <w:rPr>
-            <w:lang w:val="en_US" w:bidi="en_US"/>
-          </w:rPr>
-          <w:rPr>
-            <w:color w:val="0000EE"/>
-            <w:u w:val="single"/>
-          </w:rPr>
-          <w:t>1 Chronicles 19:16–19</w:t>
-        </w:r>
-      </w:hyperlink>
-      <w:r>
-        <w:rPr>
-          <w:lang w:val="en_US" w:bidi="en_US"/>
-        </w:rPr>
-        <w:t>).</w:t>
-      </w:r>
-      <w:r>
-        <w:rPr>
-          <w:lang w:val="en_US" w:bidi="en_US"/>
-        </w:rPr>
-      </w:r>
-      <w:r>
-        <w:rPr>
-          <w:lang w:val="en_US" w:bidi="en_US"/>
-        </w:rPr>
-      </w:r>
-    </w:p>
-    <w:p>
-      <w:pPr/>
-      <w:r>
-        <w:rPr>
-          <w:lang w:val="en_US" w:bidi="en_US"/>
-        </w:rPr>
-      </w:r>
-    </w:p>
-    <w:p>
-      <w:pPr>
-        <w:pStyle w:val="Heading2"/>
-      </w:pPr>
-      <w:r>
-        <w:rPr>
-          <w:lang w:val="en_US" w:bidi="en_US"/>
-        </w:rPr>
-        <w:t>Zobebah</w:t>
-      </w:r>
-      <w:r>
-        <w:rPr>
-          <w:lang w:val="en_US" w:bidi="en_US"/>
-        </w:rPr>
-      </w:r>
-    </w:p>
-    <w:p>
-      <w:pPr/>
-      <w:r>
-        <w:rPr>
-          <w:lang w:val="en_US" w:bidi="en_US"/>
-        </w:rPr>
-      </w:r>
-      <w:r>
-        <w:rPr>
-          <w:lang w:val="en_US" w:bidi="en_US"/>
-        </w:rPr>
-        <w:t>One of the sons of Koz (or possibly a daughter, since the noun is feminine) from Judah’s tribe (</w:t>
-      </w:r>
-      <w:hyperlink r:id="rId673">
-        <w:r>
-          <w:rPr>
-            <w:lang w:val="en_US" w:bidi="en_US"/>
-          </w:rPr>
-          <w:rPr>
-            <w:color w:val="0000EE"/>
-            <w:u w:val="single"/>
-          </w:rPr>
-          <w:t>1 Chr 4:8</w:t>
-        </w:r>
-      </w:hyperlink>
-      <w:r>
-        <w:rPr>
-          <w:lang w:val="en_US" w:bidi="en_US"/>
-        </w:rPr>
-        <w:t>). The genealogy is obscure.</w:t>
-      </w:r>
-      <w:r>
-        <w:rPr>
-          <w:lang w:val="en_US" w:bidi="en_US"/>
-        </w:rPr>
-      </w:r>
-      <w:r>
-        <w:rPr>
-          <w:lang w:val="en_US" w:bidi="en_US"/>
-        </w:rPr>
-      </w:r>
-    </w:p>
-    <w:p>
-      <w:pPr/>
-      <w:r>
-        <w:rPr>
-          <w:lang w:val="en_US" w:bidi="en_US"/>
-        </w:rPr>
-      </w:r>
-    </w:p>
-    <w:p>
-      <w:pPr>
-        <w:pStyle w:val="Heading2"/>
-      </w:pPr>
-      <w:r>
-        <w:rPr>
-          <w:lang w:val="en_US" w:bidi="en_US"/>
-        </w:rPr>
-        <w:t>Zodiac</w:t>
-      </w:r>
-      <w:r>
-        <w:rPr>
-          <w:lang w:val="en_US" w:bidi="en_US"/>
-        </w:rPr>
-      </w:r>
-    </w:p>
-    <w:p>
-      <w:pPr/>
-      <w:r>
-        <w:rPr>
-          <w:lang w:val="en_US" w:bidi="en_US"/>
-        </w:rPr>
-      </w:r>
-      <w:r>
-        <w:rPr>
-          <w:lang w:val="en_US" w:bidi="en_US"/>
-        </w:rPr>
-        <w:t>A circle of twelve groups of stars (called constellations) used in astrology to predict events or describe personality. In the ancient world around Israel, the zodiac was part of pagan worship and fortune-telling. The Bible forbids God’s people to seek guidance from these practices (</w:t>
-      </w:r>
-      <w:hyperlink r:id="rId674">
         <w:r>
           <w:rPr>
             <w:lang w:val="en_US" w:bidi="en_US"/>
@@ -28299,7 +28020,7 @@
         </w:rPr>
         <w:t>The father of Ephron the Hittite. Abraham bought the cave of Machpelah from Ephron (</w:t>
       </w:r>
-      <w:hyperlink r:id="rId675">
+      <w:hyperlink r:id="rId661">
         <w:r>
           <w:rPr>
             <w:lang w:val="en_US" w:bidi="en_US"/>
@@ -28317,7 +28038,7 @@
         </w:rPr>
         <w:t xml:space="preserve">; </w:t>
       </w:r>
-      <w:hyperlink r:id="rId676">
+      <w:hyperlink r:id="rId662">
         <w:r>
           <w:rPr>
             <w:lang w:val="en_US" w:bidi="en_US"/>
@@ -28499,6 +28220,778 @@
         </w:rPr>
         <w:t>Ishi’s son from Judah’s tribe (</w:t>
       </w:r>
+      <w:hyperlink r:id="rId663">
+        <w:r>
+          <w:rPr>
+            <w:lang w:val="en_US" w:bidi="en_US"/>
+          </w:rPr>
+          <w:rPr>
+            <w:color w:val="0000EE"/>
+            <w:u w:val="single"/>
+          </w:rPr>
+          <w:t>1 Chr 4:20</w:t>
+        </w:r>
+      </w:hyperlink>
+      <w:r>
+        <w:rPr>
+          <w:lang w:val="en_US" w:bidi="en_US"/>
+        </w:rPr>
+        <w:t>).</w:t>
+      </w:r>
+      <w:r>
+        <w:rPr>
+          <w:lang w:val="en_US" w:bidi="en_US"/>
+        </w:rPr>
+      </w:r>
+      <w:r>
+        <w:rPr>
+          <w:lang w:val="en_US" w:bidi="en_US"/>
+        </w:rPr>
+      </w:r>
+    </w:p>
+    <w:p>
+      <w:pPr/>
+      <w:r>
+        <w:rPr>
+          <w:lang w:val="en_US" w:bidi="en_US"/>
+        </w:rPr>
+      </w:r>
+    </w:p>
+    <w:p>
+      <w:pPr>
+        <w:pStyle w:val="Heading2"/>
+      </w:pPr>
+      <w:r>
+        <w:rPr>
+          <w:lang w:val="en_US" w:bidi="en_US"/>
+        </w:rPr>
+        <w:t>Zophah</w:t>
+      </w:r>
+      <w:r>
+        <w:rPr>
+          <w:lang w:val="en_US" w:bidi="en_US"/>
+        </w:rPr>
+      </w:r>
+    </w:p>
+    <w:p>
+      <w:pPr/>
+      <w:r>
+        <w:rPr>
+          <w:lang w:val="en_US" w:bidi="en_US"/>
+        </w:rPr>
+      </w:r>
+      <w:r>
+        <w:rPr>
+          <w:lang w:val="en_US" w:bidi="en_US"/>
+        </w:rPr>
+        <w:t>Helem’s son from Asher’s tribe (</w:t>
+      </w:r>
+      <w:hyperlink r:id="rId664">
+        <w:r>
+          <w:rPr>
+            <w:lang w:val="en_US" w:bidi="en_US"/>
+          </w:rPr>
+          <w:rPr>
+            <w:color w:val="0000EE"/>
+            <w:u w:val="single"/>
+          </w:rPr>
+          <w:t>1 Chr 7:35–36</w:t>
+        </w:r>
+      </w:hyperlink>
+      <w:r>
+        <w:rPr>
+          <w:lang w:val="en_US" w:bidi="en_US"/>
+        </w:rPr>
+        <w:t>).</w:t>
+      </w:r>
+      <w:r>
+        <w:rPr>
+          <w:lang w:val="en_US" w:bidi="en_US"/>
+        </w:rPr>
+      </w:r>
+      <w:r>
+        <w:rPr>
+          <w:lang w:val="en_US" w:bidi="en_US"/>
+        </w:rPr>
+      </w:r>
+    </w:p>
+    <w:p>
+      <w:pPr/>
+      <w:r>
+        <w:rPr>
+          <w:lang w:val="en_US" w:bidi="en_US"/>
+        </w:rPr>
+      </w:r>
+    </w:p>
+    <w:p>
+      <w:pPr>
+        <w:pStyle w:val="Heading2"/>
+      </w:pPr>
+      <w:r>
+        <w:rPr>
+          <w:lang w:val="en_US" w:bidi="en_US"/>
+        </w:rPr>
+        <w:t>Zophai</w:t>
+      </w:r>
+      <w:r>
+        <w:rPr>
+          <w:lang w:val="en_US" w:bidi="en_US"/>
+        </w:rPr>
+      </w:r>
+    </w:p>
+    <w:p>
+      <w:pPr/>
+      <w:r>
+        <w:rPr>
+          <w:lang w:val="en_US" w:bidi="en_US"/>
+        </w:rPr>
+      </w:r>
+      <w:r>
+        <w:rPr>
+          <w:lang w:val="en_US" w:bidi="en_US"/>
+        </w:rPr>
+        <w:t xml:space="preserve">Alternate form of Zuph, one of Samuel’s ancestors, in </w:t>
+      </w:r>
+      <w:hyperlink r:id="rId665">
+        <w:r>
+          <w:rPr>
+            <w:lang w:val="en_US" w:bidi="en_US"/>
+          </w:rPr>
+          <w:rPr>
+            <w:color w:val="0000EE"/>
+            <w:u w:val="single"/>
+          </w:rPr>
+          <w:t>1 Chronicles 6:26</w:t>
+        </w:r>
+      </w:hyperlink>
+      <w:r>
+        <w:rPr>
+          <w:lang w:val="en_US" w:bidi="en_US"/>
+        </w:rPr>
+        <w:t xml:space="preserve">. </w:t>
+      </w:r>
+      <w:r>
+        <w:rPr>
+          <w:i/>
+          <w:lang w:val="en_US" w:bidi="en_US"/>
+        </w:rPr>
+        <w:t>See</w:t>
+      </w:r>
+      <w:r>
+        <w:rPr>
+          <w:lang w:val="en_US" w:bidi="en_US"/>
+        </w:rPr>
+        <w:t xml:space="preserve"> </w:t>
+      </w:r>
+      <w:r>
+        <w:rPr>
+          <w:lang w:val="en_US" w:bidi="en_US"/>
+        </w:rPr>
+        <w:t>Zuph (Person)</w:t>
+      </w:r>
+      <w:r>
+        <w:rPr>
+          <w:lang w:val="en_US" w:bidi="en_US"/>
+        </w:rPr>
+        <w:t>.</w:t>
+      </w:r>
+      <w:r>
+        <w:rPr>
+          <w:lang w:val="en_US" w:bidi="en_US"/>
+        </w:rPr>
+      </w:r>
+      <w:r>
+        <w:rPr>
+          <w:lang w:val="en_US" w:bidi="en_US"/>
+        </w:rPr>
+      </w:r>
+    </w:p>
+    <w:p>
+      <w:pPr/>
+      <w:r>
+        <w:rPr>
+          <w:lang w:val="en_US" w:bidi="en_US"/>
+        </w:rPr>
+      </w:r>
+    </w:p>
+    <w:p>
+      <w:pPr>
+        <w:pStyle w:val="Heading2"/>
+      </w:pPr>
+      <w:r>
+        <w:rPr>
+          <w:lang w:val="en_US" w:bidi="en_US"/>
+        </w:rPr>
+        <w:t>Zophar</w:t>
+      </w:r>
+      <w:r>
+        <w:rPr>
+          <w:lang w:val="en_US" w:bidi="en_US"/>
+        </w:rPr>
+      </w:r>
+    </w:p>
+    <w:p>
+      <w:pPr/>
+      <w:r>
+        <w:rPr>
+          <w:lang w:val="en_US" w:bidi="en_US"/>
+        </w:rPr>
+      </w:r>
+      <w:r>
+        <w:rPr>
+          <w:lang w:val="en_US" w:bidi="en_US"/>
+        </w:rPr>
+        <w:t>One of the “counselors” of Job who is listed as a Naamathite (</w:t>
+      </w:r>
+      <w:hyperlink r:id="rId666">
+        <w:r>
+          <w:rPr>
+            <w:lang w:val="en_US" w:bidi="en_US"/>
+          </w:rPr>
+          <w:rPr>
+            <w:color w:val="0000EE"/>
+            <w:u w:val="single"/>
+          </w:rPr>
+          <w:t>Jb 2:11</w:t>
+        </w:r>
+      </w:hyperlink>
+      <w:r>
+        <w:rPr>
+          <w:lang w:val="en_US" w:bidi="en_US"/>
+        </w:rPr>
+        <w:t xml:space="preserve">; </w:t>
+      </w:r>
+      <w:hyperlink r:id="rId667">
+        <w:r>
+          <w:rPr>
+            <w:lang w:val="en_US" w:bidi="en_US"/>
+          </w:rPr>
+          <w:rPr>
+            <w:color w:val="0000EE"/>
+            <w:u w:val="single"/>
+          </w:rPr>
+          <w:t>11:1</w:t>
+        </w:r>
+      </w:hyperlink>
+      <w:r>
+        <w:rPr>
+          <w:lang w:val="en_US" w:bidi="en_US"/>
+        </w:rPr>
+        <w:t xml:space="preserve">; </w:t>
+      </w:r>
+      <w:hyperlink r:id="rId668">
+        <w:r>
+          <w:rPr>
+            <w:lang w:val="en_US" w:bidi="en_US"/>
+          </w:rPr>
+          <w:rPr>
+            <w:color w:val="0000EE"/>
+            <w:u w:val="single"/>
+          </w:rPr>
+          <w:t>20:1</w:t>
+        </w:r>
+      </w:hyperlink>
+      <w:r>
+        <w:rPr>
+          <w:lang w:val="en_US" w:bidi="en_US"/>
+        </w:rPr>
+        <w:t>). He offers the most direct accusations against Job but later offers sacrifice for Job as commanded by the Lord (</w:t>
+      </w:r>
+      <w:hyperlink r:id="rId669">
+        <w:r>
+          <w:rPr>
+            <w:lang w:val="en_US" w:bidi="en_US"/>
+          </w:rPr>
+          <w:rPr>
+            <w:color w:val="0000EE"/>
+            <w:u w:val="single"/>
+          </w:rPr>
+          <w:t>42:9</w:t>
+        </w:r>
+      </w:hyperlink>
+      <w:r>
+        <w:rPr>
+          <w:lang w:val="en_US" w:bidi="en_US"/>
+        </w:rPr>
+        <w:t>).</w:t>
+      </w:r>
+      <w:r>
+        <w:rPr>
+          <w:lang w:val="en_US" w:bidi="en_US"/>
+        </w:rPr>
+      </w:r>
+      <w:r>
+        <w:rPr>
+          <w:lang w:val="en_US" w:bidi="en_US"/>
+        </w:rPr>
+      </w:r>
+    </w:p>
+    <w:p>
+      <w:pPr/>
+      <w:r>
+        <w:rPr>
+          <w:lang w:val="en_US" w:bidi="en_US"/>
+        </w:rPr>
+      </w:r>
+    </w:p>
+    <w:p>
+      <w:pPr>
+        <w:pStyle w:val="Heading2"/>
+      </w:pPr>
+      <w:r>
+        <w:rPr>
+          <w:lang w:val="en_US" w:bidi="en_US"/>
+        </w:rPr>
+        <w:t>Zophim</w:t>
+      </w:r>
+      <w:r>
+        <w:rPr>
+          <w:lang w:val="en_US" w:bidi="en_US"/>
+        </w:rPr>
+      </w:r>
+    </w:p>
+    <w:p>
+      <w:pPr/>
+      <w:r>
+        <w:rPr>
+          <w:lang w:val="en_US" w:bidi="en_US"/>
+        </w:rPr>
+      </w:r>
+      <w:r>
+        <w:rPr>
+          <w:lang w:val="en_US" w:bidi="en_US"/>
+        </w:rPr>
+        <w:t>A place from which Balaam pronounced his second blessing upon Israel (</w:t>
+      </w:r>
+      <w:hyperlink r:id="rId670">
+        <w:r>
+          <w:rPr>
+            <w:lang w:val="en_US" w:bidi="en_US"/>
+          </w:rPr>
+          <w:rPr>
+            <w:color w:val="0000EE"/>
+            <w:u w:val="single"/>
+          </w:rPr>
+          <w:t>Numbers 23:13–16</w:t>
+        </w:r>
+      </w:hyperlink>
+      <w:r>
+        <w:rPr>
+          <w:lang w:val="en_US" w:bidi="en_US"/>
+        </w:rPr>
+        <w:t>). Zophim must have been on or near Mount Pisgah.</w:t>
+      </w:r>
+      <w:r>
+        <w:rPr>
+          <w:lang w:val="en_US" w:bidi="en_US"/>
+        </w:rPr>
+      </w:r>
+      <w:r>
+        <w:rPr>
+          <w:lang w:val="en_US" w:bidi="en_US"/>
+        </w:rPr>
+      </w:r>
+    </w:p>
+    <w:p>
+      <w:pPr/>
+      <w:r>
+        <w:rPr>
+          <w:lang w:val="en_US" w:bidi="en_US"/>
+        </w:rPr>
+      </w:r>
+    </w:p>
+    <w:p>
+      <w:pPr>
+        <w:pStyle w:val="Heading2"/>
+      </w:pPr>
+      <w:r>
+        <w:rPr>
+          <w:lang w:val="en_US" w:bidi="en_US"/>
+        </w:rPr>
+        <w:t>Zorah, Zorathite</w:t>
+      </w:r>
+      <w:r>
+        <w:rPr>
+          <w:lang w:val="en_US" w:bidi="en_US"/>
+        </w:rPr>
+      </w:r>
+    </w:p>
+    <w:p>
+      <w:pPr/>
+      <w:r>
+        <w:rPr>
+          <w:lang w:val="en_US" w:bidi="en_US"/>
+        </w:rPr>
+      </w:r>
+      <w:r>
+        <w:rPr>
+          <w:lang w:val="en_US" w:bidi="en_US"/>
+        </w:rPr>
+        <w:t>A city of the Shephelah and its people, attributed to both the tribe of Dan and of Judah (</w:t>
+      </w:r>
+      <w:hyperlink r:id="rId671">
+        <w:r>
+          <w:rPr>
+            <w:lang w:val="en_US" w:bidi="en_US"/>
+          </w:rPr>
+          <w:rPr>
+            <w:color w:val="0000EE"/>
+            <w:u w:val="single"/>
+          </w:rPr>
+          <w:t>Jos 15:33</w:t>
+        </w:r>
+      </w:hyperlink>
+      <w:r>
+        <w:rPr>
+          <w:lang w:val="en_US" w:bidi="en_US"/>
+        </w:rPr>
+        <w:t xml:space="preserve">; </w:t>
+      </w:r>
+      <w:hyperlink r:id="rId672">
+        <w:r>
+          <w:rPr>
+            <w:lang w:val="en_US" w:bidi="en_US"/>
+          </w:rPr>
+          <w:rPr>
+            <w:color w:val="0000EE"/>
+            <w:u w:val="single"/>
+          </w:rPr>
+          <w:t>19:41</w:t>
+        </w:r>
+      </w:hyperlink>
+      <w:r>
+        <w:rPr>
+          <w:lang w:val="en_US" w:bidi="en_US"/>
+        </w:rPr>
+        <w:t>). It was part of Judah’s original allocation but was settled by Danites until they established their own territory near Laish (</w:t>
+      </w:r>
+      <w:hyperlink r:id="rId673">
+        <w:r>
+          <w:rPr>
+            <w:lang w:val="en_US" w:bidi="en_US"/>
+          </w:rPr>
+          <w:rPr>
+            <w:color w:val="0000EE"/>
+            <w:u w:val="single"/>
+          </w:rPr>
+          <w:t>Jgs 18:1–11</w:t>
+        </w:r>
+      </w:hyperlink>
+      <w:r>
+        <w:rPr>
+          <w:lang w:val="en_US" w:bidi="en_US"/>
+        </w:rPr>
+        <w:t>). Originally Zorah and nearby Eshtaol seem to have been settled by residents of Kiriath-jearim (</w:t>
+      </w:r>
+      <w:hyperlink r:id="rId109">
+        <w:r>
+          <w:rPr>
+            <w:lang w:val="en_US" w:bidi="en_US"/>
+          </w:rPr>
+          <w:rPr>
+            <w:color w:val="0000EE"/>
+            <w:u w:val="single"/>
+          </w:rPr>
+          <w:t>1 Chr 2:53</w:t>
+        </w:r>
+      </w:hyperlink>
+      <w:r>
+        <w:rPr>
+          <w:lang w:val="en_US" w:bidi="en_US"/>
+        </w:rPr>
+        <w:t xml:space="preserve">; </w:t>
+      </w:r>
+      <w:hyperlink r:id="rId674">
+        <w:r>
+          <w:rPr>
+            <w:lang w:val="en_US" w:bidi="en_US"/>
+          </w:rPr>
+          <w:rPr>
+            <w:color w:val="0000EE"/>
+            <w:u w:val="single"/>
+          </w:rPr>
+          <w:t>4:2</w:t>
+        </w:r>
+      </w:hyperlink>
+      <w:r>
+        <w:rPr>
+          <w:lang w:val="en_US" w:bidi="en_US"/>
+        </w:rPr>
+        <w:t>). The city was the home of Manoah, the father of Samson (</w:t>
+      </w:r>
+      <w:hyperlink r:id="rId675">
+        <w:r>
+          <w:rPr>
+            <w:lang w:val="en_US" w:bidi="en_US"/>
+          </w:rPr>
+          <w:rPr>
+            <w:color w:val="0000EE"/>
+            <w:u w:val="single"/>
+          </w:rPr>
+          <w:t>Jgs 13:2</w:t>
+        </w:r>
+      </w:hyperlink>
+      <w:r>
+        <w:rPr>
+          <w:lang w:val="en_US" w:bidi="en_US"/>
+        </w:rPr>
+        <w:t>). Samson’s ministry was focused in the region surrounding Zorah and Eshtaol, and he was ultimately buried there. Zorah is traditionally identified with Tell Sur’ah, which is strategically located at the entrance to a large valley leading toward the Mediterranean plain.</w:t>
+      </w:r>
+      <w:r>
+        <w:rPr>
+          <w:lang w:val="en_US" w:bidi="en_US"/>
+        </w:rPr>
+      </w:r>
+      <w:r>
+        <w:rPr>
+          <w:lang w:val="en_US" w:bidi="en_US"/>
+        </w:rPr>
+      </w:r>
+    </w:p>
+    <w:p>
+      <w:pPr/>
+      <w:r>
+        <w:rPr>
+          <w:lang w:val="en_US" w:bidi="en_US"/>
+        </w:rPr>
+      </w:r>
+    </w:p>
+    <w:p>
+      <w:pPr>
+        <w:pStyle w:val="Heading2"/>
+      </w:pPr>
+      <w:r>
+        <w:rPr>
+          <w:lang w:val="en_US" w:bidi="en_US"/>
+        </w:rPr>
+        <w:t>Zorites</w:t>
+      </w:r>
+      <w:r>
+        <w:rPr>
+          <w:lang w:val="en_US" w:bidi="en_US"/>
+        </w:rPr>
+      </w:r>
+    </w:p>
+    <w:p>
+      <w:pPr/>
+      <w:r>
+        <w:rPr>
+          <w:lang w:val="en_US" w:bidi="en_US"/>
+        </w:rPr>
+      </w:r>
+      <w:r>
+        <w:rPr>
+          <w:lang w:val="en_US" w:bidi="en_US"/>
+        </w:rPr>
+        <w:t>Descendants of Salma from Judah’s tribe (</w:t>
+      </w:r>
+      <w:hyperlink r:id="rId676">
+        <w:r>
+          <w:rPr>
+            <w:lang w:val="en_US" w:bidi="en_US"/>
+          </w:rPr>
+          <w:rPr>
+            <w:color w:val="0000EE"/>
+            <w:u w:val="single"/>
+          </w:rPr>
+          <w:t>1 Chr 2:54</w:t>
+        </w:r>
+      </w:hyperlink>
+      <w:r>
+        <w:rPr>
+          <w:lang w:val="en_US" w:bidi="en_US"/>
+        </w:rPr>
+        <w:t>). They possibly represent half of the Manahathite clan.</w:t>
+      </w:r>
+      <w:r>
+        <w:rPr>
+          <w:lang w:val="en_US" w:bidi="en_US"/>
+        </w:rPr>
+      </w:r>
+      <w:r>
+        <w:rPr>
+          <w:lang w:val="en_US" w:bidi="en_US"/>
+        </w:rPr>
+      </w:r>
+    </w:p>
+    <w:p>
+      <w:pPr/>
+      <w:r>
+        <w:rPr>
+          <w:lang w:val="en_US" w:bidi="en_US"/>
+        </w:rPr>
+      </w:r>
+    </w:p>
+    <w:p>
+      <w:pPr>
+        <w:pStyle w:val="Heading2"/>
+      </w:pPr>
+      <w:r>
+        <w:rPr>
+          <w:lang w:val="en_US" w:bidi="en_US"/>
+        </w:rPr>
+        <w:t>Zorobabel</w:t>
+      </w:r>
+      <w:r>
+        <w:rPr>
+          <w:lang w:val="en_US" w:bidi="en_US"/>
+        </w:rPr>
+      </w:r>
+    </w:p>
+    <w:p>
+      <w:pPr/>
+      <w:r>
+        <w:rPr>
+          <w:lang w:val="en_US" w:bidi="en_US"/>
+        </w:rPr>
+      </w:r>
+      <w:r>
+        <w:rPr>
+          <w:lang w:val="en_US" w:bidi="en_US"/>
+        </w:rPr>
+        <w:t xml:space="preserve">The King James Version form of Zerubbabel, Jerusalem’s governor after the exile in Babylon, in </w:t>
+      </w:r>
+      <w:hyperlink r:id="rId464">
+        <w:r>
+          <w:rPr>
+            <w:lang w:val="en_US" w:bidi="en_US"/>
+          </w:rPr>
+          <w:rPr>
+            <w:color w:val="0000EE"/>
+            <w:u w:val="single"/>
+          </w:rPr>
+          <w:t>Matthew 1:12</w:t>
+        </w:r>
+      </w:hyperlink>
+      <w:hyperlink r:id="rId464">
+        <w:r>
+          <w:rPr>
+            <w:lang w:val="en_US" w:bidi="en_US"/>
+          </w:rPr>
+          <w:rPr>
+            <w:color w:val="0000EE"/>
+            <w:u w:val="single"/>
+          </w:rPr>
+          <w:t>–</w:t>
+        </w:r>
+      </w:hyperlink>
+      <w:hyperlink r:id="rId464">
+        <w:r>
+          <w:rPr>
+            <w:lang w:val="en_US" w:bidi="en_US"/>
+          </w:rPr>
+          <w:rPr>
+            <w:color w:val="0000EE"/>
+            <w:u w:val="single"/>
+          </w:rPr>
+          <w:t>13</w:t>
+        </w:r>
+      </w:hyperlink>
+      <w:r>
+        <w:rPr>
+          <w:lang w:val="en_US" w:bidi="en_US"/>
+        </w:rPr>
+        <w:t xml:space="preserve"> and </w:t>
+      </w:r>
+      <w:hyperlink r:id="rId465">
+        <w:r>
+          <w:rPr>
+            <w:lang w:val="en_US" w:bidi="en_US"/>
+          </w:rPr>
+          <w:rPr>
+            <w:color w:val="0000EE"/>
+            <w:u w:val="single"/>
+          </w:rPr>
+          <w:t>Luke 3:27</w:t>
+        </w:r>
+      </w:hyperlink>
+      <w:r>
+        <w:rPr>
+          <w:lang w:val="en_US" w:bidi="en_US"/>
+        </w:rPr>
+        <w:t xml:space="preserve">. </w:t>
+      </w:r>
+    </w:p>
+    <w:p>
+      <w:pPr/>
+      <w:r>
+        <w:rPr>
+          <w:lang w:val="en_US" w:bidi="en_US"/>
+        </w:rPr>
+      </w:r>
+      <w:r>
+        <w:rPr>
+          <w:i/>
+          <w:lang w:val="en_US" w:bidi="en_US"/>
+        </w:rPr>
+        <w:t>See</w:t>
+      </w:r>
+      <w:r>
+        <w:rPr>
+          <w:lang w:val="en_US" w:bidi="en_US"/>
+        </w:rPr>
+        <w:t xml:space="preserve"> </w:t>
+      </w:r>
+      <w:r>
+        <w:rPr>
+          <w:lang w:val="en_US" w:bidi="en_US"/>
+        </w:rPr>
+        <w:t>Zerubbabel</w:t>
+      </w:r>
+      <w:r>
+        <w:rPr>
+          <w:lang w:val="en_US" w:bidi="en_US"/>
+        </w:rPr>
+        <w:t>.</w:t>
+      </w:r>
+      <w:r>
+        <w:rPr>
+          <w:lang w:val="en_US" w:bidi="en_US"/>
+        </w:rPr>
+      </w:r>
+      <w:r>
+        <w:rPr>
+          <w:lang w:val="en_US" w:bidi="en_US"/>
+        </w:rPr>
+      </w:r>
+    </w:p>
+    <w:p>
+      <w:pPr/>
+      <w:r>
+        <w:rPr>
+          <w:lang w:val="en_US" w:bidi="en_US"/>
+        </w:rPr>
+      </w:r>
+    </w:p>
+    <w:p>
+      <w:pPr>
+        <w:pStyle w:val="Heading2"/>
+      </w:pPr>
+      <w:r>
+        <w:rPr>
+          <w:lang w:val="en_US" w:bidi="en_US"/>
+        </w:rPr>
+        <w:t>Zuar</w:t>
+      </w:r>
+      <w:r>
+        <w:rPr>
+          <w:lang w:val="en_US" w:bidi="en_US"/>
+        </w:rPr>
+      </w:r>
+    </w:p>
+    <w:p>
+      <w:pPr/>
+      <w:r>
+        <w:rPr>
+          <w:lang w:val="en_US" w:bidi="en_US"/>
+        </w:rPr>
+      </w:r>
+      <w:r>
+        <w:rPr>
+          <w:lang w:val="en_US" w:bidi="en_US"/>
+        </w:rPr>
+        <w:t>The father of Nethanel. Nethanel was the leader of the tribe of Issachar when the Israelites began their journey through the wilderness after leaving Egypt (</w:t>
+      </w:r>
       <w:hyperlink r:id="rId677">
         <w:r>
           <w:rPr>
@@ -28508,7 +29001,61 @@
             <w:color w:val="0000EE"/>
             <w:u w:val="single"/>
           </w:rPr>
-          <w:t>1 Chr 4:20</w:t>
+          <w:t>Numbers 1:8</w:t>
+        </w:r>
+      </w:hyperlink>
+      <w:r>
+        <w:rPr>
+          <w:lang w:val="en_US" w:bidi="en_US"/>
+        </w:rPr>
+        <w:t xml:space="preserve">; </w:t>
+      </w:r>
+      <w:hyperlink r:id="rId678">
+        <w:r>
+          <w:rPr>
+            <w:lang w:val="en_US" w:bidi="en_US"/>
+          </w:rPr>
+          <w:rPr>
+            <w:color w:val="0000EE"/>
+            <w:u w:val="single"/>
+          </w:rPr>
+          <w:t>2:5</w:t>
+        </w:r>
+      </w:hyperlink>
+      <w:r>
+        <w:rPr>
+          <w:lang w:val="en_US" w:bidi="en_US"/>
+        </w:rPr>
+        <w:t xml:space="preserve">; </w:t>
+      </w:r>
+      <w:hyperlink r:id="rId679">
+        <w:r>
+          <w:rPr>
+            <w:lang w:val="en_US" w:bidi="en_US"/>
+          </w:rPr>
+          <w:rPr>
+            <w:color w:val="0000EE"/>
+            <w:u w:val="single"/>
+          </w:rPr>
+          <w:t>7:18, 23</w:t>
+        </w:r>
+      </w:hyperlink>
+      <w:r>
+        <w:rPr>
+          <w:lang w:val="en_US" w:bidi="en_US"/>
+        </w:rPr>
+        <w:t xml:space="preserve">; </w:t>
+      </w:r>
+      <w:hyperlink r:id="rId680">
+        <w:r>
+          <w:rPr>
+            <w:lang w:val="en_US" w:bidi="en_US"/>
+          </w:rPr>
+          <w:rPr>
+            <w:color w:val="0000EE"/>
+            <w:u w:val="single"/>
+          </w:rPr>
+          <w:t>10:15</w:t>
         </w:r>
       </w:hyperlink>
       <w:r>
@@ -28544,44 +29091,80 @@
         <w:rPr>
           <w:lang w:val="en_US" w:bidi="en_US"/>
         </w:rPr>
-        <w:t>Zophah</w:t>
-      </w:r>
-      <w:r>
-        <w:rPr>
-          <w:lang w:val="en_US" w:bidi="en_US"/>
-        </w:rPr>
-      </w:r>
-    </w:p>
-    <w:p>
-      <w:pPr/>
-      <w:r>
-        <w:rPr>
-          <w:lang w:val="en_US" w:bidi="en_US"/>
-        </w:rPr>
-      </w:r>
-      <w:r>
-        <w:rPr>
-          <w:lang w:val="en_US" w:bidi="en_US"/>
-        </w:rPr>
-        <w:t>Helem’s son from Asher’s tribe (</w:t>
-      </w:r>
-      <w:hyperlink r:id="rId678">
-        <w:r>
-          <w:rPr>
-            <w:lang w:val="en_US" w:bidi="en_US"/>
-          </w:rPr>
-          <w:rPr>
-            <w:color w:val="0000EE"/>
-            <w:u w:val="single"/>
-          </w:rPr>
-          <w:t>1 Chr 7:35–36</w:t>
-        </w:r>
-      </w:hyperlink>
-      <w:r>
-        <w:rPr>
-          <w:lang w:val="en_US" w:bidi="en_US"/>
-        </w:rPr>
-        <w:t>).</w:t>
+        <w:t>Zuph (Person)</w:t>
+      </w:r>
+      <w:r>
+        <w:rPr>
+          <w:lang w:val="en_US" w:bidi="en_US"/>
+        </w:rPr>
+      </w:r>
+    </w:p>
+    <w:p>
+      <w:pPr/>
+      <w:r>
+        <w:rPr>
+          <w:lang w:val="en_US" w:bidi="en_US"/>
+        </w:rPr>
+      </w:r>
+      <w:r>
+        <w:rPr>
+          <w:lang w:val="en_US" w:bidi="en_US"/>
+        </w:rPr>
+        <w:t>Ancestor of Elkanah, the father of the prophet Samuel (</w:t>
+      </w:r>
+      <w:hyperlink r:id="rId681">
+        <w:r>
+          <w:rPr>
+            <w:lang w:val="en_US" w:bidi="en_US"/>
+          </w:rPr>
+          <w:rPr>
+            <w:color w:val="0000EE"/>
+            <w:u w:val="single"/>
+          </w:rPr>
+          <w:t>1 Sm 1:1</w:t>
+        </w:r>
+      </w:hyperlink>
+      <w:r>
+        <w:rPr>
+          <w:lang w:val="en_US" w:bidi="en_US"/>
+        </w:rPr>
+        <w:t>). Zuph was a member of the Kohathite branch of Levites and is listed as the son of Elkanah (different than above) and the father of Toah (</w:t>
+      </w:r>
+      <w:hyperlink r:id="rId682">
+        <w:r>
+          <w:rPr>
+            <w:lang w:val="en_US" w:bidi="en_US"/>
+          </w:rPr>
+          <w:rPr>
+            <w:color w:val="0000EE"/>
+            <w:u w:val="single"/>
+          </w:rPr>
+          <w:t>1 Chr 6:35</w:t>
+        </w:r>
+      </w:hyperlink>
+      <w:r>
+        <w:rPr>
+          <w:lang w:val="en_US" w:bidi="en_US"/>
+        </w:rPr>
+        <w:t xml:space="preserve">). He is the same as Zophai listed in </w:t>
+      </w:r>
+      <w:hyperlink r:id="rId665">
+        <w:r>
+          <w:rPr>
+            <w:lang w:val="en_US" w:bidi="en_US"/>
+          </w:rPr>
+          <w:rPr>
+            <w:color w:val="0000EE"/>
+            <w:u w:val="single"/>
+          </w:rPr>
+          <w:t>1 Chronicles 6:26</w:t>
+        </w:r>
+      </w:hyperlink>
+      <w:r>
+        <w:rPr>
+          <w:lang w:val="en_US" w:bidi="en_US"/>
+        </w:rPr>
+        <w:t>. It is evident that Zuph was a Levite, even though he is listed as an Ephraimite in the 1 Samuel passage.</w:t>
       </w:r>
       <w:r>
         <w:rPr>
@@ -28610,128 +29193,55 @@
         <w:rPr>
           <w:lang w:val="en_US" w:bidi="en_US"/>
         </w:rPr>
-        <w:t>Zophai</w:t>
-      </w:r>
-      <w:r>
-        <w:rPr>
-          <w:lang w:val="en_US" w:bidi="en_US"/>
-        </w:rPr>
-      </w:r>
-    </w:p>
-    <w:p>
-      <w:pPr/>
-      <w:r>
-        <w:rPr>
-          <w:lang w:val="en_US" w:bidi="en_US"/>
-        </w:rPr>
-      </w:r>
-      <w:r>
-        <w:rPr>
-          <w:lang w:val="en_US" w:bidi="en_US"/>
-        </w:rPr>
-        <w:t xml:space="preserve">Alternate form of Zuph, one of Samuel’s ancestors, in </w:t>
-      </w:r>
-      <w:hyperlink r:id="rId679">
-        <w:r>
-          <w:rPr>
-            <w:lang w:val="en_US" w:bidi="en_US"/>
-          </w:rPr>
-          <w:rPr>
-            <w:color w:val="0000EE"/>
-            <w:u w:val="single"/>
-          </w:rPr>
-          <w:t>1 Chronicles 6:26</w:t>
-        </w:r>
-      </w:hyperlink>
-      <w:r>
-        <w:rPr>
-          <w:lang w:val="en_US" w:bidi="en_US"/>
-        </w:rPr>
-        <w:t xml:space="preserve">. </w:t>
-      </w:r>
-      <w:r>
-        <w:rPr>
-          <w:i/>
-          <w:lang w:val="en_US" w:bidi="en_US"/>
-        </w:rPr>
-        <w:t>See</w:t>
-      </w:r>
-      <w:r>
-        <w:rPr>
-          <w:lang w:val="en_US" w:bidi="en_US"/>
-        </w:rPr>
-        <w:t xml:space="preserve"> </w:t>
-      </w:r>
-      <w:r>
-        <w:rPr>
-          <w:lang w:val="en_US" w:bidi="en_US"/>
-        </w:rPr>
-        <w:t>Zuph (Person)</w:t>
-      </w:r>
-      <w:r>
-        <w:rPr>
-          <w:lang w:val="en_US" w:bidi="en_US"/>
-        </w:rPr>
-        <w:t>.</w:t>
-      </w:r>
-      <w:r>
-        <w:rPr>
-          <w:lang w:val="en_US" w:bidi="en_US"/>
-        </w:rPr>
-      </w:r>
-      <w:r>
-        <w:rPr>
-          <w:lang w:val="en_US" w:bidi="en_US"/>
-        </w:rPr>
-      </w:r>
-    </w:p>
-    <w:p>
-      <w:pPr/>
-      <w:r>
-        <w:rPr>
-          <w:lang w:val="en_US" w:bidi="en_US"/>
-        </w:rPr>
-      </w:r>
-    </w:p>
-    <w:p>
-      <w:pPr>
-        <w:pStyle w:val="Heading2"/>
-      </w:pPr>
-      <w:r>
-        <w:rPr>
-          <w:lang w:val="en_US" w:bidi="en_US"/>
-        </w:rPr>
-        <w:t>Zophar</w:t>
-      </w:r>
-      <w:r>
-        <w:rPr>
-          <w:lang w:val="en_US" w:bidi="en_US"/>
-        </w:rPr>
-      </w:r>
-    </w:p>
-    <w:p>
-      <w:pPr/>
-      <w:r>
-        <w:rPr>
-          <w:lang w:val="en_US" w:bidi="en_US"/>
-        </w:rPr>
-      </w:r>
-      <w:r>
-        <w:rPr>
-          <w:lang w:val="en_US" w:bidi="en_US"/>
-        </w:rPr>
-        <w:t>One of the “counselors” of Job who is listed as a Naamathite (</w:t>
-      </w:r>
-      <w:hyperlink r:id="rId680">
-        <w:r>
-          <w:rPr>
-            <w:lang w:val="en_US" w:bidi="en_US"/>
-          </w:rPr>
-          <w:rPr>
-            <w:color w:val="0000EE"/>
-            <w:u w:val="single"/>
-          </w:rPr>
-          <w:t>Jb 2:11</w:t>
+        <w:t>Zuph (Place)</w:t>
+      </w:r>
+      <w:r>
+        <w:rPr>
+          <w:lang w:val="en_US" w:bidi="en_US"/>
+        </w:rPr>
+      </w:r>
+    </w:p>
+    <w:p>
+      <w:pPr/>
+      <w:r>
+        <w:rPr>
+          <w:lang w:val="en_US" w:bidi="en_US"/>
+        </w:rPr>
+      </w:r>
+      <w:r>
+        <w:rPr>
+          <w:lang w:val="en_US" w:bidi="en_US"/>
+        </w:rPr>
+        <w:t>Place where Saul looked for his father’s donkeys prior to his meeting with Samuel (</w:t>
+      </w:r>
+      <w:hyperlink r:id="rId683">
+        <w:r>
+          <w:rPr>
+            <w:lang w:val="en_US" w:bidi="en_US"/>
+          </w:rPr>
+          <w:rPr>
+            <w:color w:val="0000EE"/>
+            <w:u w:val="single"/>
+          </w:rPr>
+          <w:t>1 Sm 9:5</w:t>
+        </w:r>
+      </w:hyperlink>
+      <w:r>
+        <w:rPr>
+          <w:lang w:val="en_US" w:bidi="en_US"/>
+        </w:rPr>
+        <w:t xml:space="preserve">). It was near the tomb of Rachel, which is traditionally placed near the northern border of Benjamin. Zuph is apparently linked with Samuel, as one of his ancestors bore the name (see </w:t>
+      </w:r>
+      <w:hyperlink r:id="rId681">
+        <w:r>
+          <w:rPr>
+            <w:lang w:val="en_US" w:bidi="en_US"/>
+          </w:rPr>
+          <w:rPr>
+            <w:color w:val="0000EE"/>
+            <w:u w:val="single"/>
+          </w:rPr>
+          <w:t>1 Sm 1:1</w:t>
         </w:r>
       </w:hyperlink>
       <w:r>
@@ -28740,796 +29250,7 @@
         </w:rPr>
         <w:t xml:space="preserve">; </w:t>
       </w:r>
-      <w:hyperlink r:id="rId681">
-        <w:r>
-          <w:rPr>
-            <w:lang w:val="en_US" w:bidi="en_US"/>
-          </w:rPr>
-          <w:rPr>
-            <w:color w:val="0000EE"/>
-            <w:u w:val="single"/>
-          </w:rPr>
-          <w:t>11:1</w:t>
-        </w:r>
-      </w:hyperlink>
-      <w:r>
-        <w:rPr>
-          <w:lang w:val="en_US" w:bidi="en_US"/>
-        </w:rPr>
-        <w:t xml:space="preserve">; </w:t>
-      </w:r>
       <w:hyperlink r:id="rId682">
-        <w:r>
-          <w:rPr>
-            <w:lang w:val="en_US" w:bidi="en_US"/>
-          </w:rPr>
-          <w:rPr>
-            <w:color w:val="0000EE"/>
-            <w:u w:val="single"/>
-          </w:rPr>
-          <w:t>20:1</w:t>
-        </w:r>
-      </w:hyperlink>
-      <w:r>
-        <w:rPr>
-          <w:lang w:val="en_US" w:bidi="en_US"/>
-        </w:rPr>
-        <w:t>). He offers the most direct accusations against Job but later offers sacrifice for Job as commanded by the Lord (</w:t>
-      </w:r>
-      <w:hyperlink r:id="rId683">
-        <w:r>
-          <w:rPr>
-            <w:lang w:val="en_US" w:bidi="en_US"/>
-          </w:rPr>
-          <w:rPr>
-            <w:color w:val="0000EE"/>
-            <w:u w:val="single"/>
-          </w:rPr>
-          <w:t>42:9</w:t>
-        </w:r>
-      </w:hyperlink>
-      <w:r>
-        <w:rPr>
-          <w:lang w:val="en_US" w:bidi="en_US"/>
-        </w:rPr>
-        <w:t>).</w:t>
-      </w:r>
-      <w:r>
-        <w:rPr>
-          <w:lang w:val="en_US" w:bidi="en_US"/>
-        </w:rPr>
-      </w:r>
-      <w:r>
-        <w:rPr>
-          <w:lang w:val="en_US" w:bidi="en_US"/>
-        </w:rPr>
-      </w:r>
-    </w:p>
-    <w:p>
-      <w:pPr/>
-      <w:r>
-        <w:rPr>
-          <w:lang w:val="en_US" w:bidi="en_US"/>
-        </w:rPr>
-      </w:r>
-    </w:p>
-    <w:p>
-      <w:pPr>
-        <w:pStyle w:val="Heading2"/>
-      </w:pPr>
-      <w:r>
-        <w:rPr>
-          <w:lang w:val="en_US" w:bidi="en_US"/>
-        </w:rPr>
-        <w:t>Zophim</w:t>
-      </w:r>
-      <w:r>
-        <w:rPr>
-          <w:lang w:val="en_US" w:bidi="en_US"/>
-        </w:rPr>
-      </w:r>
-    </w:p>
-    <w:p>
-      <w:pPr/>
-      <w:r>
-        <w:rPr>
-          <w:lang w:val="en_US" w:bidi="en_US"/>
-        </w:rPr>
-      </w:r>
-      <w:r>
-        <w:rPr>
-          <w:lang w:val="en_US" w:bidi="en_US"/>
-        </w:rPr>
-        <w:t>A place from which Balaam pronounced his second blessing upon Israel (</w:t>
-      </w:r>
-      <w:hyperlink r:id="rId684">
-        <w:r>
-          <w:rPr>
-            <w:lang w:val="en_US" w:bidi="en_US"/>
-          </w:rPr>
-          <w:rPr>
-            <w:color w:val="0000EE"/>
-            <w:u w:val="single"/>
-          </w:rPr>
-          <w:t>Numbers 23:13–16</w:t>
-        </w:r>
-      </w:hyperlink>
-      <w:r>
-        <w:rPr>
-          <w:lang w:val="en_US" w:bidi="en_US"/>
-        </w:rPr>
-        <w:t>). Zophim must have been on or near Mount Pisgah.</w:t>
-      </w:r>
-      <w:r>
-        <w:rPr>
-          <w:lang w:val="en_US" w:bidi="en_US"/>
-        </w:rPr>
-      </w:r>
-      <w:r>
-        <w:rPr>
-          <w:lang w:val="en_US" w:bidi="en_US"/>
-        </w:rPr>
-      </w:r>
-    </w:p>
-    <w:p>
-      <w:pPr/>
-      <w:r>
-        <w:rPr>
-          <w:lang w:val="en_US" w:bidi="en_US"/>
-        </w:rPr>
-      </w:r>
-    </w:p>
-    <w:p>
-      <w:pPr>
-        <w:pStyle w:val="Heading2"/>
-      </w:pPr>
-      <w:r>
-        <w:rPr>
-          <w:lang w:val="en_US" w:bidi="en_US"/>
-        </w:rPr>
-        <w:t>Zorah, Zorathite</w:t>
-      </w:r>
-      <w:r>
-        <w:rPr>
-          <w:lang w:val="en_US" w:bidi="en_US"/>
-        </w:rPr>
-      </w:r>
-    </w:p>
-    <w:p>
-      <w:pPr/>
-      <w:r>
-        <w:rPr>
-          <w:lang w:val="en_US" w:bidi="en_US"/>
-        </w:rPr>
-      </w:r>
-      <w:r>
-        <w:rPr>
-          <w:lang w:val="en_US" w:bidi="en_US"/>
-        </w:rPr>
-        <w:t>A city of the Shephelah and its people, attributed to both the tribe of Dan and of Judah (</w:t>
-      </w:r>
-      <w:hyperlink r:id="rId685">
-        <w:r>
-          <w:rPr>
-            <w:lang w:val="en_US" w:bidi="en_US"/>
-          </w:rPr>
-          <w:rPr>
-            <w:color w:val="0000EE"/>
-            <w:u w:val="single"/>
-          </w:rPr>
-          <w:t>Jos 15:33</w:t>
-        </w:r>
-      </w:hyperlink>
-      <w:r>
-        <w:rPr>
-          <w:lang w:val="en_US" w:bidi="en_US"/>
-        </w:rPr>
-        <w:t xml:space="preserve">; </w:t>
-      </w:r>
-      <w:hyperlink r:id="rId686">
-        <w:r>
-          <w:rPr>
-            <w:lang w:val="en_US" w:bidi="en_US"/>
-          </w:rPr>
-          <w:rPr>
-            <w:color w:val="0000EE"/>
-            <w:u w:val="single"/>
-          </w:rPr>
-          <w:t>19:41</w:t>
-        </w:r>
-      </w:hyperlink>
-      <w:r>
-        <w:rPr>
-          <w:lang w:val="en_US" w:bidi="en_US"/>
-        </w:rPr>
-        <w:t>). It was part of Judah’s original allocation but was settled by Danites until they established their own territory near Laish (</w:t>
-      </w:r>
-      <w:hyperlink r:id="rId687">
-        <w:r>
-          <w:rPr>
-            <w:lang w:val="en_US" w:bidi="en_US"/>
-          </w:rPr>
-          <w:rPr>
-            <w:color w:val="0000EE"/>
-            <w:u w:val="single"/>
-          </w:rPr>
-          <w:t>Jgs 18:1–11</w:t>
-        </w:r>
-      </w:hyperlink>
-      <w:r>
-        <w:rPr>
-          <w:lang w:val="en_US" w:bidi="en_US"/>
-        </w:rPr>
-        <w:t>). Originally Zorah and nearby Eshtaol seem to have been settled by residents of Kiriath-jearim (</w:t>
-      </w:r>
-      <w:hyperlink r:id="rId109">
-        <w:r>
-          <w:rPr>
-            <w:lang w:val="en_US" w:bidi="en_US"/>
-          </w:rPr>
-          <w:rPr>
-            <w:color w:val="0000EE"/>
-            <w:u w:val="single"/>
-          </w:rPr>
-          <w:t>1 Chr 2:53</w:t>
-        </w:r>
-      </w:hyperlink>
-      <w:r>
-        <w:rPr>
-          <w:lang w:val="en_US" w:bidi="en_US"/>
-        </w:rPr>
-        <w:t xml:space="preserve">; </w:t>
-      </w:r>
-      <w:hyperlink r:id="rId688">
-        <w:r>
-          <w:rPr>
-            <w:lang w:val="en_US" w:bidi="en_US"/>
-          </w:rPr>
-          <w:rPr>
-            <w:color w:val="0000EE"/>
-            <w:u w:val="single"/>
-          </w:rPr>
-          <w:t>4:2</w:t>
-        </w:r>
-      </w:hyperlink>
-      <w:r>
-        <w:rPr>
-          <w:lang w:val="en_US" w:bidi="en_US"/>
-        </w:rPr>
-        <w:t>). The city was the home of Manoah, the father of Samson (</w:t>
-      </w:r>
-      <w:hyperlink r:id="rId689">
-        <w:r>
-          <w:rPr>
-            <w:lang w:val="en_US" w:bidi="en_US"/>
-          </w:rPr>
-          <w:rPr>
-            <w:color w:val="0000EE"/>
-            <w:u w:val="single"/>
-          </w:rPr>
-          <w:t>Jgs 13:2</w:t>
-        </w:r>
-      </w:hyperlink>
-      <w:r>
-        <w:rPr>
-          <w:lang w:val="en_US" w:bidi="en_US"/>
-        </w:rPr>
-        <w:t>). Samson’s ministry was focused in the region surrounding Zorah and Eshtaol, and he was ultimately buried there. Zorah is traditionally identified with Tell Sur’ah, which is strategically located at the entrance to a large valley leading toward the Mediterranean plain.</w:t>
-      </w:r>
-      <w:r>
-        <w:rPr>
-          <w:lang w:val="en_US" w:bidi="en_US"/>
-        </w:rPr>
-      </w:r>
-      <w:r>
-        <w:rPr>
-          <w:lang w:val="en_US" w:bidi="en_US"/>
-        </w:rPr>
-      </w:r>
-    </w:p>
-    <w:p>
-      <w:pPr/>
-      <w:r>
-        <w:rPr>
-          <w:lang w:val="en_US" w:bidi="en_US"/>
-        </w:rPr>
-      </w:r>
-    </w:p>
-    <w:p>
-      <w:pPr>
-        <w:pStyle w:val="Heading2"/>
-      </w:pPr>
-      <w:r>
-        <w:rPr>
-          <w:lang w:val="en_US" w:bidi="en_US"/>
-        </w:rPr>
-        <w:t>Zorites</w:t>
-      </w:r>
-      <w:r>
-        <w:rPr>
-          <w:lang w:val="en_US" w:bidi="en_US"/>
-        </w:rPr>
-      </w:r>
-    </w:p>
-    <w:p>
-      <w:pPr/>
-      <w:r>
-        <w:rPr>
-          <w:lang w:val="en_US" w:bidi="en_US"/>
-        </w:rPr>
-      </w:r>
-      <w:r>
-        <w:rPr>
-          <w:lang w:val="en_US" w:bidi="en_US"/>
-        </w:rPr>
-        <w:t>Descendants of Salma from Judah’s tribe (</w:t>
-      </w:r>
-      <w:hyperlink r:id="rId690">
-        <w:r>
-          <w:rPr>
-            <w:lang w:val="en_US" w:bidi="en_US"/>
-          </w:rPr>
-          <w:rPr>
-            <w:color w:val="0000EE"/>
-            <w:u w:val="single"/>
-          </w:rPr>
-          <w:t>1 Chr 2:54</w:t>
-        </w:r>
-      </w:hyperlink>
-      <w:r>
-        <w:rPr>
-          <w:lang w:val="en_US" w:bidi="en_US"/>
-        </w:rPr>
-        <w:t>). They possibly represent half of the Manahathite clan.</w:t>
-      </w:r>
-      <w:r>
-        <w:rPr>
-          <w:lang w:val="en_US" w:bidi="en_US"/>
-        </w:rPr>
-      </w:r>
-      <w:r>
-        <w:rPr>
-          <w:lang w:val="en_US" w:bidi="en_US"/>
-        </w:rPr>
-      </w:r>
-    </w:p>
-    <w:p>
-      <w:pPr/>
-      <w:r>
-        <w:rPr>
-          <w:lang w:val="en_US" w:bidi="en_US"/>
-        </w:rPr>
-      </w:r>
-    </w:p>
-    <w:p>
-      <w:pPr>
-        <w:pStyle w:val="Heading2"/>
-      </w:pPr>
-      <w:r>
-        <w:rPr>
-          <w:lang w:val="en_US" w:bidi="en_US"/>
-        </w:rPr>
-        <w:t>Zorobabel</w:t>
-      </w:r>
-      <w:r>
-        <w:rPr>
-          <w:lang w:val="en_US" w:bidi="en_US"/>
-        </w:rPr>
-      </w:r>
-    </w:p>
-    <w:p>
-      <w:pPr/>
-      <w:r>
-        <w:rPr>
-          <w:lang w:val="en_US" w:bidi="en_US"/>
-        </w:rPr>
-      </w:r>
-      <w:r>
-        <w:rPr>
-          <w:lang w:val="en_US" w:bidi="en_US"/>
-        </w:rPr>
-        <w:t xml:space="preserve">The King James Version form of Zerubbabel, Jerusalem’s governor after the exile in Babylon, in </w:t>
-      </w:r>
-      <w:hyperlink r:id="rId464">
-        <w:r>
-          <w:rPr>
-            <w:lang w:val="en_US" w:bidi="en_US"/>
-          </w:rPr>
-          <w:rPr>
-            <w:color w:val="0000EE"/>
-            <w:u w:val="single"/>
-          </w:rPr>
-          <w:t>Matthew 1:12</w:t>
-        </w:r>
-      </w:hyperlink>
-      <w:hyperlink r:id="rId464">
-        <w:r>
-          <w:rPr>
-            <w:lang w:val="en_US" w:bidi="en_US"/>
-          </w:rPr>
-          <w:rPr>
-            <w:color w:val="0000EE"/>
-            <w:u w:val="single"/>
-          </w:rPr>
-          <w:t>–</w:t>
-        </w:r>
-      </w:hyperlink>
-      <w:hyperlink r:id="rId464">
-        <w:r>
-          <w:rPr>
-            <w:lang w:val="en_US" w:bidi="en_US"/>
-          </w:rPr>
-          <w:rPr>
-            <w:color w:val="0000EE"/>
-            <w:u w:val="single"/>
-          </w:rPr>
-          <w:t>13</w:t>
-        </w:r>
-      </w:hyperlink>
-      <w:r>
-        <w:rPr>
-          <w:lang w:val="en_US" w:bidi="en_US"/>
-        </w:rPr>
-        <w:t xml:space="preserve"> and </w:t>
-      </w:r>
-      <w:hyperlink r:id="rId465">
-        <w:r>
-          <w:rPr>
-            <w:lang w:val="en_US" w:bidi="en_US"/>
-          </w:rPr>
-          <w:rPr>
-            <w:color w:val="0000EE"/>
-            <w:u w:val="single"/>
-          </w:rPr>
-          <w:t>Luke 3:27</w:t>
-        </w:r>
-      </w:hyperlink>
-      <w:r>
-        <w:rPr>
-          <w:lang w:val="en_US" w:bidi="en_US"/>
-        </w:rPr>
-        <w:t xml:space="preserve">. </w:t>
-      </w:r>
-    </w:p>
-    <w:p>
-      <w:pPr/>
-      <w:r>
-        <w:rPr>
-          <w:lang w:val="en_US" w:bidi="en_US"/>
-        </w:rPr>
-      </w:r>
-      <w:r>
-        <w:rPr>
-          <w:i/>
-          <w:lang w:val="en_US" w:bidi="en_US"/>
-        </w:rPr>
-        <w:t>See</w:t>
-      </w:r>
-      <w:r>
-        <w:rPr>
-          <w:lang w:val="en_US" w:bidi="en_US"/>
-        </w:rPr>
-        <w:t xml:space="preserve"> </w:t>
-      </w:r>
-      <w:r>
-        <w:rPr>
-          <w:lang w:val="en_US" w:bidi="en_US"/>
-        </w:rPr>
-        <w:t>Zerubbabel</w:t>
-      </w:r>
-      <w:r>
-        <w:rPr>
-          <w:lang w:val="en_US" w:bidi="en_US"/>
-        </w:rPr>
-        <w:t>.</w:t>
-      </w:r>
-      <w:r>
-        <w:rPr>
-          <w:lang w:val="en_US" w:bidi="en_US"/>
-        </w:rPr>
-      </w:r>
-      <w:r>
-        <w:rPr>
-          <w:lang w:val="en_US" w:bidi="en_US"/>
-        </w:rPr>
-      </w:r>
-    </w:p>
-    <w:p>
-      <w:pPr/>
-      <w:r>
-        <w:rPr>
-          <w:lang w:val="en_US" w:bidi="en_US"/>
-        </w:rPr>
-      </w:r>
-    </w:p>
-    <w:p>
-      <w:pPr>
-        <w:pStyle w:val="Heading2"/>
-      </w:pPr>
-      <w:r>
-        <w:rPr>
-          <w:lang w:val="en_US" w:bidi="en_US"/>
-        </w:rPr>
-        <w:t>Zuar</w:t>
-      </w:r>
-      <w:r>
-        <w:rPr>
-          <w:lang w:val="en_US" w:bidi="en_US"/>
-        </w:rPr>
-      </w:r>
-    </w:p>
-    <w:p>
-      <w:pPr/>
-      <w:r>
-        <w:rPr>
-          <w:lang w:val="en_US" w:bidi="en_US"/>
-        </w:rPr>
-      </w:r>
-      <w:r>
-        <w:rPr>
-          <w:lang w:val="en_US" w:bidi="en_US"/>
-        </w:rPr>
-        <w:t>The father of Nethanel. Nethanel was the leader of the tribe of Issachar when the Israelites began their journey through the wilderness after leaving Egypt (</w:t>
-      </w:r>
-      <w:hyperlink r:id="rId691">
-        <w:r>
-          <w:rPr>
-            <w:lang w:val="en_US" w:bidi="en_US"/>
-          </w:rPr>
-          <w:rPr>
-            <w:color w:val="0000EE"/>
-            <w:u w:val="single"/>
-          </w:rPr>
-          <w:t>Numbers 1:8</w:t>
-        </w:r>
-      </w:hyperlink>
-      <w:r>
-        <w:rPr>
-          <w:lang w:val="en_US" w:bidi="en_US"/>
-        </w:rPr>
-        <w:t xml:space="preserve">; </w:t>
-      </w:r>
-      <w:hyperlink r:id="rId692">
-        <w:r>
-          <w:rPr>
-            <w:lang w:val="en_US" w:bidi="en_US"/>
-          </w:rPr>
-          <w:rPr>
-            <w:color w:val="0000EE"/>
-            <w:u w:val="single"/>
-          </w:rPr>
-          <w:t>2:5</w:t>
-        </w:r>
-      </w:hyperlink>
-      <w:r>
-        <w:rPr>
-          <w:lang w:val="en_US" w:bidi="en_US"/>
-        </w:rPr>
-        <w:t xml:space="preserve">; </w:t>
-      </w:r>
-      <w:hyperlink r:id="rId693">
-        <w:r>
-          <w:rPr>
-            <w:lang w:val="en_US" w:bidi="en_US"/>
-          </w:rPr>
-          <w:rPr>
-            <w:color w:val="0000EE"/>
-            <w:u w:val="single"/>
-          </w:rPr>
-          <w:t>7:18, 23</w:t>
-        </w:r>
-      </w:hyperlink>
-      <w:r>
-        <w:rPr>
-          <w:lang w:val="en_US" w:bidi="en_US"/>
-        </w:rPr>
-        <w:t xml:space="preserve">; </w:t>
-      </w:r>
-      <w:hyperlink r:id="rId694">
-        <w:r>
-          <w:rPr>
-            <w:lang w:val="en_US" w:bidi="en_US"/>
-          </w:rPr>
-          <w:rPr>
-            <w:color w:val="0000EE"/>
-            <w:u w:val="single"/>
-          </w:rPr>
-          <w:t>10:15</w:t>
-        </w:r>
-      </w:hyperlink>
-      <w:r>
-        <w:rPr>
-          <w:lang w:val="en_US" w:bidi="en_US"/>
-        </w:rPr>
-        <w:t>).</w:t>
-      </w:r>
-      <w:r>
-        <w:rPr>
-          <w:lang w:val="en_US" w:bidi="en_US"/>
-        </w:rPr>
-      </w:r>
-      <w:r>
-        <w:rPr>
-          <w:lang w:val="en_US" w:bidi="en_US"/>
-        </w:rPr>
-      </w:r>
-    </w:p>
-    <w:p>
-      <w:pPr/>
-      <w:r>
-        <w:rPr>
-          <w:lang w:val="en_US" w:bidi="en_US"/>
-        </w:rPr>
-      </w:r>
-    </w:p>
-    <w:p>
-      <w:pPr>
-        <w:pStyle w:val="Heading2"/>
-      </w:pPr>
-      <w:r>
-        <w:rPr>
-          <w:lang w:val="en_US" w:bidi="en_US"/>
-        </w:rPr>
-        <w:t>Zuph (Person)</w:t>
-      </w:r>
-      <w:r>
-        <w:rPr>
-          <w:lang w:val="en_US" w:bidi="en_US"/>
-        </w:rPr>
-      </w:r>
-    </w:p>
-    <w:p>
-      <w:pPr/>
-      <w:r>
-        <w:rPr>
-          <w:lang w:val="en_US" w:bidi="en_US"/>
-        </w:rPr>
-      </w:r>
-      <w:r>
-        <w:rPr>
-          <w:lang w:val="en_US" w:bidi="en_US"/>
-        </w:rPr>
-        <w:t>Ancestor of Elkanah, the father of the prophet Samuel (</w:t>
-      </w:r>
-      <w:hyperlink r:id="rId695">
-        <w:r>
-          <w:rPr>
-            <w:lang w:val="en_US" w:bidi="en_US"/>
-          </w:rPr>
-          <w:rPr>
-            <w:color w:val="0000EE"/>
-            <w:u w:val="single"/>
-          </w:rPr>
-          <w:t>1 Sm 1:1</w:t>
-        </w:r>
-      </w:hyperlink>
-      <w:r>
-        <w:rPr>
-          <w:lang w:val="en_US" w:bidi="en_US"/>
-        </w:rPr>
-        <w:t>). Zuph was a member of the Kohathite branch of Levites and is listed as the son of Elkanah (different than above) and the father of Toah (</w:t>
-      </w:r>
-      <w:hyperlink r:id="rId696">
-        <w:r>
-          <w:rPr>
-            <w:lang w:val="en_US" w:bidi="en_US"/>
-          </w:rPr>
-          <w:rPr>
-            <w:color w:val="0000EE"/>
-            <w:u w:val="single"/>
-          </w:rPr>
-          <w:t>1 Chr 6:35</w:t>
-        </w:r>
-      </w:hyperlink>
-      <w:r>
-        <w:rPr>
-          <w:lang w:val="en_US" w:bidi="en_US"/>
-        </w:rPr>
-        <w:t xml:space="preserve">). He is the same as Zophai listed in </w:t>
-      </w:r>
-      <w:hyperlink r:id="rId679">
-        <w:r>
-          <w:rPr>
-            <w:lang w:val="en_US" w:bidi="en_US"/>
-          </w:rPr>
-          <w:rPr>
-            <w:color w:val="0000EE"/>
-            <w:u w:val="single"/>
-          </w:rPr>
-          <w:t>1 Chronicles 6:26</w:t>
-        </w:r>
-      </w:hyperlink>
-      <w:r>
-        <w:rPr>
-          <w:lang w:val="en_US" w:bidi="en_US"/>
-        </w:rPr>
-        <w:t>. It is evident that Zuph was a Levite, even though he is listed as an Ephraimite in the 1 Samuel passage.</w:t>
-      </w:r>
-      <w:r>
-        <w:rPr>
-          <w:lang w:val="en_US" w:bidi="en_US"/>
-        </w:rPr>
-      </w:r>
-      <w:r>
-        <w:rPr>
-          <w:lang w:val="en_US" w:bidi="en_US"/>
-        </w:rPr>
-      </w:r>
-    </w:p>
-    <w:p>
-      <w:pPr/>
-      <w:r>
-        <w:rPr>
-          <w:lang w:val="en_US" w:bidi="en_US"/>
-        </w:rPr>
-      </w:r>
-    </w:p>
-    <w:p>
-      <w:pPr>
-        <w:pStyle w:val="Heading2"/>
-      </w:pPr>
-      <w:r>
-        <w:rPr>
-          <w:lang w:val="en_US" w:bidi="en_US"/>
-        </w:rPr>
-        <w:t>Zuph (Place)</w:t>
-      </w:r>
-      <w:r>
-        <w:rPr>
-          <w:lang w:val="en_US" w:bidi="en_US"/>
-        </w:rPr>
-      </w:r>
-    </w:p>
-    <w:p>
-      <w:pPr/>
-      <w:r>
-        <w:rPr>
-          <w:lang w:val="en_US" w:bidi="en_US"/>
-        </w:rPr>
-      </w:r>
-      <w:r>
-        <w:rPr>
-          <w:lang w:val="en_US" w:bidi="en_US"/>
-        </w:rPr>
-        <w:t>Place where Saul looked for his father’s donkeys prior to his meeting with Samuel (</w:t>
-      </w:r>
-      <w:hyperlink r:id="rId697">
-        <w:r>
-          <w:rPr>
-            <w:lang w:val="en_US" w:bidi="en_US"/>
-          </w:rPr>
-          <w:rPr>
-            <w:color w:val="0000EE"/>
-            <w:u w:val="single"/>
-          </w:rPr>
-          <w:t>1 Sm 9:5</w:t>
-        </w:r>
-      </w:hyperlink>
-      <w:r>
-        <w:rPr>
-          <w:lang w:val="en_US" w:bidi="en_US"/>
-        </w:rPr>
-        <w:t xml:space="preserve">). It was near the tomb of Rachel, which is traditionally placed near the northern border of Benjamin. Zuph is apparently linked with Samuel, as one of his ancestors bore the name (see </w:t>
-      </w:r>
-      <w:hyperlink r:id="rId695">
-        <w:r>
-          <w:rPr>
-            <w:lang w:val="en_US" w:bidi="en_US"/>
-          </w:rPr>
-          <w:rPr>
-            <w:color w:val="0000EE"/>
-            <w:u w:val="single"/>
-          </w:rPr>
-          <w:t>1 Sm 1:1</w:t>
-        </w:r>
-      </w:hyperlink>
-      <w:r>
-        <w:rPr>
-          <w:lang w:val="en_US" w:bidi="en_US"/>
-        </w:rPr>
-        <w:t xml:space="preserve">; </w:t>
-      </w:r>
-      <w:hyperlink r:id="rId696">
         <w:r>
           <w:rPr>
             <w:lang w:val="en_US" w:bidi="en_US"/>
@@ -29603,7 +29324,7 @@
         </w:rPr>
         <w:t>A prince of Midian and the father of Cozbi, a Midianite woman who was killed by Phinehas. Cozbi was in an improper relationship with Zimri, an Israelite man, during the incident at Baal-peor (</w:t>
       </w:r>
-      <w:hyperlink r:id="rId698">
+      <w:hyperlink r:id="rId684">
         <w:r>
           <w:rPr>
             <w:lang w:val="en_US" w:bidi="en_US"/>
@@ -29621,7 +29342,7 @@
         </w:rPr>
         <w:t>). Zur was later killed by the Israelites, along with four other Midianite kings and Balaam, as part of God's judgment on Midian (</w:t>
       </w:r>
-      <w:hyperlink r:id="rId699">
+      <w:hyperlink r:id="rId685">
         <w:r>
           <w:rPr>
             <w:lang w:val="en_US" w:bidi="en_US"/>
@@ -29637,9 +29358,9 @@
         <w:rPr>
           <w:lang w:val="en_US" w:bidi="en_US"/>
         </w:rPr>
-        <w:t>). He seems to have been under the authority of Sihon, the Amorite king, since he is listed as one of Sihon's "princes" (</w:t>
-      </w:r>
-      <w:hyperlink r:id="rId700">
+        <w:t xml:space="preserve">). He seems to have been under the authority of Sihon, the Amorite king, since he is listed as one of "the princes of Sihon" in </w:t>
+      </w:r>
+      <w:hyperlink r:id="rId686">
         <w:r>
           <w:rPr>
             <w:lang w:val="en_US" w:bidi="en_US"/>
@@ -29655,7 +29376,7 @@
         <w:rPr>
           <w:lang w:val="en_US" w:bidi="en_US"/>
         </w:rPr>
-        <w:t>).</w:t>
+        <w:t>.</w:t>
       </w:r>
     </w:p>
     <w:p>
@@ -29675,7 +29396,7 @@
         </w:rPr>
         <w:t>A son of Jeiel, who established the town of Gibeon (</w:t>
       </w:r>
-      <w:hyperlink r:id="rId701">
+      <w:hyperlink r:id="rId687">
         <w:r>
           <w:rPr>
             <w:lang w:val="en_US" w:bidi="en_US"/>
@@ -29693,7 +29414,7 @@
         </w:rPr>
         <w:t xml:space="preserve">; </w:t>
       </w:r>
-      <w:hyperlink r:id="rId702">
+      <w:hyperlink r:id="rId688">
         <w:r>
           <w:rPr>
             <w:lang w:val="en_US" w:bidi="en_US"/>
@@ -29759,7 +29480,7 @@
         </w:rPr>
         <w:t>The son of Abihail and the head of the Merari family of Levites during the wilderness wanderings of Israel (</w:t>
       </w:r>
-      <w:hyperlink r:id="rId703">
+      <w:hyperlink r:id="rId689">
         <w:r>
           <w:rPr>
             <w:lang w:val="en_US" w:bidi="en_US"/>
@@ -29825,7 +29546,7 @@
         </w:rPr>
         <w:t>The father of Shelumiel. Shelumiel was the leader of the tribe of Simeon when the Israelites began their journey through the wilderness after leaving Egypt (</w:t>
       </w:r>
-      <w:hyperlink r:id="rId704">
+      <w:hyperlink r:id="rId690">
         <w:r>
           <w:rPr>
             <w:lang w:val="en_US" w:bidi="en_US"/>
@@ -29843,7 +29564,7 @@
         </w:rPr>
         <w:t xml:space="preserve">; </w:t>
       </w:r>
-      <w:hyperlink r:id="rId705">
+      <w:hyperlink r:id="rId691">
         <w:r>
           <w:rPr>
             <w:lang w:val="en_US" w:bidi="en_US"/>
@@ -29861,7 +29582,7 @@
         </w:rPr>
         <w:t xml:space="preserve">; </w:t>
       </w:r>
-      <w:hyperlink r:id="rId706">
+      <w:hyperlink r:id="rId692">
         <w:r>
           <w:rPr>
             <w:lang w:val="en_US" w:bidi="en_US"/>
@@ -29879,7 +29600,7 @@
         </w:rPr>
         <w:t xml:space="preserve">; </w:t>
       </w:r>
-      <w:hyperlink r:id="rId707">
+      <w:hyperlink r:id="rId693">
         <w:r>
           <w:rPr>
             <w:lang w:val="en_US" w:bidi="en_US"/>
@@ -29945,7 +29666,7 @@
         </w:rPr>
         <w:t>One of the kingdoms attacked and defeated by Kedorlaomer’s confederation (</w:t>
       </w:r>
-      <w:hyperlink r:id="rId708">
+      <w:hyperlink r:id="rId694">
         <w:r>
           <w:rPr>
             <w:lang w:val="en_US" w:bidi="en_US"/>

--- a/eng/docx/026.content.docx
+++ b/eng/docx/026.content.docx
@@ -19,7 +19,7 @@
         <w:rPr>
           <w:lang w:val="en_US" w:bidi="en_US"/>
         </w:rPr>
-        <w:t>Resource: Tyndale Open Bible Dictionary</w:t>
+        <w:t>Resource: Aquifer Open Bible Dictionary</w:t>
       </w:r>
       <w:r>
         <w:rPr>
@@ -112,7 +112,7 @@
         <w:rPr>
           <w:lang w:val="en_US" w:bidi="en_US"/>
         </w:rPr>
-        <w:t>Tyndale Open Bible Dictionary</w:t>
+        <w:t>Aquifer Open Bible Dictionary</w:t>
       </w:r>
     </w:p>
     <w:p>
@@ -1448,20 +1448,7 @@
         <w:rPr>
           <w:lang w:val="en_US" w:bidi="en_US"/>
         </w:rPr>
-        <w:t xml:space="preserve">). The phrase </w:t>
-      </w:r>
-      <w:r>
-        <w:rPr>
-          <w:i/>
-          <w:lang w:val="en_US" w:bidi="en_US"/>
-        </w:rPr>
-        <w:t>adviser to the king</w:t>
-      </w:r>
-      <w:r>
-        <w:rPr>
-          <w:lang w:val="en_US" w:bidi="en_US"/>
-        </w:rPr>
-        <w:t xml:space="preserve"> may be an official title. Hushai the Archite had a similar title (“friend”) in the court of King David (</w:t>
+        <w:t>). The phrase “adviser to the king” may be an official title. Hushai the Archite had a similar title (“friend”) in the court of King David (</w:t>
       </w:r>
       <w:hyperlink r:id="rId40">
         <w:r>
@@ -6181,26 +6168,13 @@
         <w:rPr>
           <w:lang w:val="en_US" w:bidi="en_US"/>
         </w:rPr>
-        <w:t xml:space="preserve">Matthew and Mark </w:t>
-      </w:r>
-      <w:r>
-        <w:rPr>
-          <w:lang w:val="en_US" w:bidi="en_US"/>
-        </w:rPr>
-        <w:t xml:space="preserve">use the word </w:t>
-      </w:r>
-      <w:r>
-        <w:rPr>
-          <w:i/>
-          <w:lang w:val="en_US" w:bidi="en_US"/>
-        </w:rPr>
-        <w:t>Cananaean</w:t>
-      </w:r>
-      <w:r>
-        <w:rPr>
-          <w:lang w:val="en_US" w:bidi="en_US"/>
-        </w:rPr>
-        <w:t xml:space="preserve"> instead of zealot (</w:t>
+        <w:t>Matthew and Mark call Simon “the Cananaean” in the Greek text</w:t>
+      </w:r>
+      <w:r>
+        <w:rPr>
+          <w:lang w:val="en_US" w:bidi="en_US"/>
+        </w:rPr>
+        <w:t xml:space="preserve"> (the Berean Standard Bible translates it "Zealot" in </w:t>
       </w:r>
       <w:hyperlink r:id="rId128">
         <w:r>
@@ -6236,27 +6210,75 @@
         <w:rPr>
           <w:lang w:val="en_US" w:bidi="en_US"/>
         </w:rPr>
-        <w:t xml:space="preserve">). These words mean the same thing in different languages. They describe someone who is very eager to defend or support something. The word comes from the idea of </w:t>
-      </w:r>
-      <w:r>
-        <w:rPr>
-          <w:i/>
-          <w:lang w:val="en_US" w:bidi="en_US"/>
-        </w:rPr>
-        <w:t>burning with strong feelings</w:t>
-      </w:r>
-      <w:r>
-        <w:rPr>
-          <w:lang w:val="en_US" w:bidi="en_US"/>
-        </w:rPr>
-        <w:t xml:space="preserve"> or </w:t>
-      </w:r>
-      <w:r>
-        <w:rPr>
-          <w:i/>
-          <w:lang w:val="en_US" w:bidi="en_US"/>
-        </w:rPr>
-        <w:t>wanting something very much</w:t>
+        <w:t>). This title comes from an Aramaic word that means “a zealous person.” The term describes someone who strongly supports or defends a cause. It comes from a root word that can mean “to burn with zeal or jealousy” or “to desire eagerly” (</w:t>
+      </w:r>
+      <w:hyperlink r:id="rId130">
+        <w:r>
+          <w:rPr>
+            <w:lang w:val="en_US" w:bidi="en_US"/>
+          </w:rPr>
+          <w:rPr>
+            <w:color w:val="0000EE"/>
+            <w:u w:val="single"/>
+          </w:rPr>
+          <w:t>Exodus 34:14</w:t>
+        </w:r>
+      </w:hyperlink>
+      <w:r>
+        <w:rPr>
+          <w:lang w:val="en_US" w:bidi="en_US"/>
+        </w:rPr>
+        <w:t xml:space="preserve">; </w:t>
+      </w:r>
+      <w:hyperlink r:id="rId131">
+        <w:r>
+          <w:rPr>
+            <w:lang w:val="en_US" w:bidi="en_US"/>
+          </w:rPr>
+          <w:rPr>
+            <w:color w:val="0000EE"/>
+            <w:u w:val="single"/>
+          </w:rPr>
+          <w:t>2 Maccabees 4:2</w:t>
+        </w:r>
+      </w:hyperlink>
+      <w:r>
+        <w:rPr>
+          <w:lang w:val="en_US" w:bidi="en_US"/>
+        </w:rPr>
+        <w:t xml:space="preserve">). </w:t>
+      </w:r>
+    </w:p>
+    <w:p>
+      <w:pPr/>
+      <w:r>
+        <w:rPr>
+          <w:lang w:val="en_US" w:bidi="en_US"/>
+        </w:rPr>
+      </w:r>
+      <w:r>
+        <w:rPr>
+          <w:lang w:val="en_US" w:bidi="en_US"/>
+        </w:rPr>
+        <w:t>Jesus</w:t>
+      </w:r>
+      <w:r>
+        <w:rPr>
+          <w:lang w:val="en_US" w:bidi="en_US"/>
+        </w:rPr>
+        <w:t xml:space="preserve"> himself showed zeal (strong enthusiasm) when he cleared the </w:t>
+      </w:r>
+      <w:r>
+        <w:rPr>
+          <w:lang w:val="en_US" w:bidi="en_US"/>
+        </w:rPr>
+        <w:t>temple</w:t>
+      </w:r>
+      <w:r>
+        <w:rPr>
+          <w:lang w:val="en_US" w:bidi="en_US"/>
+        </w:rPr>
+        <w:t xml:space="preserve"> of people who were misusing it. The Bible says he had "zeal for God's house"</w:t>
       </w:r>
       <w:r>
         <w:rPr>
@@ -6264,16 +6286,66 @@
         </w:rPr>
         <w:t xml:space="preserve"> (</w:t>
       </w:r>
-      <w:hyperlink r:id="rId130">
-        <w:r>
-          <w:rPr>
-            <w:lang w:val="en_US" w:bidi="en_US"/>
-          </w:rPr>
-          <w:rPr>
-            <w:color w:val="0000EE"/>
-            <w:u w:val="single"/>
-          </w:rPr>
-          <w:t>Exodus 34:14</w:t>
+      <w:hyperlink r:id="rId132">
+        <w:r>
+          <w:rPr>
+            <w:lang w:val="en_US" w:bidi="en_US"/>
+          </w:rPr>
+          <w:rPr>
+            <w:color w:val="0000EE"/>
+            <w:u w:val="single"/>
+          </w:rPr>
+          <w:t>John 2:17).</w:t>
+        </w:r>
+      </w:hyperlink>
+    </w:p>
+    <w:p>
+      <w:pPr/>
+      <w:r>
+        <w:rPr>
+          <w:lang w:val="en_US" w:bidi="en_US"/>
+        </w:rPr>
+      </w:r>
+      <w:r>
+        <w:rPr>
+          <w:lang w:val="en_US" w:bidi="en_US"/>
+        </w:rPr>
+        <w:t xml:space="preserve">In the early Christian </w:t>
+      </w:r>
+      <w:r>
+        <w:rPr>
+          <w:lang w:val="en_US" w:bidi="en_US"/>
+        </w:rPr>
+        <w:t>church</w:t>
+      </w:r>
+      <w:r>
+        <w:rPr>
+          <w:lang w:val="en_US" w:bidi="en_US"/>
+        </w:rPr>
+        <w:t xml:space="preserve">, some believers were zealous for </w:t>
+      </w:r>
+      <w:r>
+        <w:rPr>
+          <w:lang w:val="en_US" w:bidi="en_US"/>
+        </w:rPr>
+        <w:t>spiritual gifts</w:t>
+      </w:r>
+      <w:r>
+        <w:rPr>
+          <w:lang w:val="en_US" w:bidi="en_US"/>
+        </w:rPr>
+        <w:t>, good works, and following God's law (</w:t>
+      </w:r>
+      <w:hyperlink r:id="rId133">
+        <w:r>
+          <w:rPr>
+            <w:lang w:val="en_US" w:bidi="en_US"/>
+          </w:rPr>
+          <w:rPr>
+            <w:color w:val="0000EE"/>
+            <w:u w:val="single"/>
+          </w:rPr>
+          <w:t>Acts 21:20</w:t>
         </w:r>
       </w:hyperlink>
       <w:r>
@@ -6282,16 +6354,34 @@
         </w:rPr>
         <w:t xml:space="preserve">; </w:t>
       </w:r>
-      <w:hyperlink r:id="rId131">
-        <w:r>
-          <w:rPr>
-            <w:lang w:val="en_US" w:bidi="en_US"/>
-          </w:rPr>
-          <w:rPr>
-            <w:color w:val="0000EE"/>
-            <w:u w:val="single"/>
-          </w:rPr>
-          <w:t>2 Maccabees 4:2</w:t>
+      <w:hyperlink r:id="rId134">
+        <w:r>
+          <w:rPr>
+            <w:lang w:val="en_US" w:bidi="en_US"/>
+          </w:rPr>
+          <w:rPr>
+            <w:color w:val="0000EE"/>
+            <w:u w:val="single"/>
+          </w:rPr>
+          <w:t>1 Corinthians 14:12</w:t>
+        </w:r>
+      </w:hyperlink>
+      <w:r>
+        <w:rPr>
+          <w:lang w:val="en_US" w:bidi="en_US"/>
+        </w:rPr>
+        <w:t xml:space="preserve">; </w:t>
+      </w:r>
+      <w:hyperlink r:id="rId135">
+        <w:r>
+          <w:rPr>
+            <w:lang w:val="en_US" w:bidi="en_US"/>
+          </w:rPr>
+          <w:rPr>
+            <w:color w:val="0000EE"/>
+            <w:u w:val="single"/>
+          </w:rPr>
+          <w:t>Titus 2:14</w:t>
         </w:r>
       </w:hyperlink>
       <w:r>
@@ -6300,148 +6390,6 @@
         </w:rPr>
         <w:t xml:space="preserve">). </w:t>
       </w:r>
-    </w:p>
-    <w:p>
-      <w:pPr/>
-      <w:r>
-        <w:rPr>
-          <w:lang w:val="en_US" w:bidi="en_US"/>
-        </w:rPr>
-      </w:r>
-      <w:r>
-        <w:rPr>
-          <w:lang w:val="en_US" w:bidi="en_US"/>
-        </w:rPr>
-        <w:t>Jesus</w:t>
-      </w:r>
-      <w:r>
-        <w:rPr>
-          <w:lang w:val="en_US" w:bidi="en_US"/>
-        </w:rPr>
-        <w:t xml:space="preserve"> himself showed zeal (strong enthusiasm) when he cleared the </w:t>
-      </w:r>
-      <w:r>
-        <w:rPr>
-          <w:lang w:val="en_US" w:bidi="en_US"/>
-        </w:rPr>
-        <w:t>temple</w:t>
-      </w:r>
-      <w:r>
-        <w:rPr>
-          <w:lang w:val="en_US" w:bidi="en_US"/>
-        </w:rPr>
-        <w:t xml:space="preserve"> of people who were misusing it. The Bible says he had "zeal for God's house"</w:t>
-      </w:r>
-      <w:r>
-        <w:rPr>
-          <w:lang w:val="en_US" w:bidi="en_US"/>
-        </w:rPr>
-        <w:t xml:space="preserve"> (</w:t>
-      </w:r>
-      <w:hyperlink r:id="rId132">
-        <w:r>
-          <w:rPr>
-            <w:lang w:val="en_US" w:bidi="en_US"/>
-          </w:rPr>
-          <w:rPr>
-            <w:color w:val="0000EE"/>
-            <w:u w:val="single"/>
-          </w:rPr>
-          <w:t>John 2:17).</w:t>
-        </w:r>
-      </w:hyperlink>
-    </w:p>
-    <w:p>
-      <w:pPr/>
-      <w:r>
-        <w:rPr>
-          <w:lang w:val="en_US" w:bidi="en_US"/>
-        </w:rPr>
-      </w:r>
-      <w:r>
-        <w:rPr>
-          <w:lang w:val="en_US" w:bidi="en_US"/>
-        </w:rPr>
-        <w:t xml:space="preserve">In the early Christian </w:t>
-      </w:r>
-      <w:r>
-        <w:rPr>
-          <w:lang w:val="en_US" w:bidi="en_US"/>
-        </w:rPr>
-        <w:t>church</w:t>
-      </w:r>
-      <w:r>
-        <w:rPr>
-          <w:lang w:val="en_US" w:bidi="en_US"/>
-        </w:rPr>
-        <w:t xml:space="preserve">, some believers were zealous for </w:t>
-      </w:r>
-      <w:r>
-        <w:rPr>
-          <w:lang w:val="en_US" w:bidi="en_US"/>
-        </w:rPr>
-        <w:t>spiritual gifts</w:t>
-      </w:r>
-      <w:r>
-        <w:rPr>
-          <w:lang w:val="en_US" w:bidi="en_US"/>
-        </w:rPr>
-        <w:t>, good works, and following God's law (</w:t>
-      </w:r>
-      <w:hyperlink r:id="rId133">
-        <w:r>
-          <w:rPr>
-            <w:lang w:val="en_US" w:bidi="en_US"/>
-          </w:rPr>
-          <w:rPr>
-            <w:color w:val="0000EE"/>
-            <w:u w:val="single"/>
-          </w:rPr>
-          <w:t>Acts 21:20</w:t>
-        </w:r>
-      </w:hyperlink>
-      <w:r>
-        <w:rPr>
-          <w:lang w:val="en_US" w:bidi="en_US"/>
-        </w:rPr>
-        <w:t xml:space="preserve">; </w:t>
-      </w:r>
-      <w:hyperlink r:id="rId134">
-        <w:r>
-          <w:rPr>
-            <w:lang w:val="en_US" w:bidi="en_US"/>
-          </w:rPr>
-          <w:rPr>
-            <w:color w:val="0000EE"/>
-            <w:u w:val="single"/>
-          </w:rPr>
-          <w:t>1 Corinthians 14:12</w:t>
-        </w:r>
-      </w:hyperlink>
-      <w:r>
-        <w:rPr>
-          <w:lang w:val="en_US" w:bidi="en_US"/>
-        </w:rPr>
-        <w:t xml:space="preserve">; </w:t>
-      </w:r>
-      <w:hyperlink r:id="rId135">
-        <w:r>
-          <w:rPr>
-            <w:lang w:val="en_US" w:bidi="en_US"/>
-          </w:rPr>
-          <w:rPr>
-            <w:color w:val="0000EE"/>
-            <w:u w:val="single"/>
-          </w:rPr>
-          <w:t>Titus 2:14</w:t>
-        </w:r>
-      </w:hyperlink>
-      <w:r>
-        <w:rPr>
-          <w:lang w:val="en_US" w:bidi="en_US"/>
-        </w:rPr>
-        <w:t xml:space="preserve">). </w:t>
-      </w:r>
       <w:r>
         <w:rPr>
           <w:lang w:val="en_US" w:bidi="en_US"/>
@@ -6539,20 +6487,7 @@
         <w:rPr>
           <w:lang w:val="en_US" w:bidi="en_US"/>
         </w:rPr>
-        <w:t xml:space="preserve">, the title </w:t>
-      </w:r>
-      <w:r>
-        <w:rPr>
-          <w:i/>
-          <w:lang w:val="en_US" w:bidi="en_US"/>
-        </w:rPr>
-        <w:t>Zealot</w:t>
-      </w:r>
-      <w:r>
-        <w:rPr>
-          <w:lang w:val="en_US" w:bidi="en_US"/>
-        </w:rPr>
-        <w:t xml:space="preserve"> had come to mean something more specific. It referred to a group of people who were strongly against Roman rule over their land. This group had both religious and political goals.</w:t>
+        <w:t>, the title "Zealot" had come to mean something more specific. It referred to a group of people who were strongly against Roman rule over their land. This group had both religious and political goals.</w:t>
       </w:r>
     </w:p>
     <w:p>

--- a/eng/docx/026.content.docx
+++ b/eng/docx/026.content.docx
@@ -27397,7 +27397,7 @@
         <w:rPr>
           <w:lang w:val="en_US" w:bidi="en_US"/>
         </w:rPr>
-        <w:t>One of the “cities of the plain” confederate with Sodom, Gomorrah, Admah, and Zeboiim (</w:t>
+        <w:t>Zoar was one of the “cities of the plain.” It was allied with Sodom, Gomorrah, Admah, and Zeboiim (</w:t>
       </w:r>
       <w:hyperlink r:id="rId171">
         <w:r>
@@ -27408,14 +27408,28 @@
             <w:color w:val="0000EE"/>
             <w:u w:val="single"/>
           </w:rPr>
-          <w:t>Gn 14:2, 8</w:t>
-        </w:r>
-      </w:hyperlink>
-      <w:r>
-        <w:rPr>
-          <w:lang w:val="en_US" w:bidi="en_US"/>
-        </w:rPr>
-        <w:t>). Zoar, also known by its earlier name Bela, is best known as the town that served as a temporary refuge for Lot and his daughters during the destruction of Sodom and the other cities of the plain (</w:t>
+          <w:t>Genesis 14:2, 8</w:t>
+        </w:r>
+      </w:hyperlink>
+      <w:r>
+        <w:rPr>
+          <w:lang w:val="en_US" w:bidi="en_US"/>
+        </w:rPr>
+        <w:t>). Its earlier name was Bela.</w:t>
+      </w:r>
+    </w:p>
+    <w:p>
+      <w:pPr/>
+      <w:r>
+        <w:rPr>
+          <w:lang w:val="en_US" w:bidi="en_US"/>
+        </w:rPr>
+      </w:r>
+      <w:r>
+        <w:rPr>
+          <w:lang w:val="en_US" w:bidi="en_US"/>
+        </w:rPr>
+        <w:t>Zoar is best known as the town where Lot and his daughters found temporary safety when God destroyed Sodom and the other cities of the plain (</w:t>
       </w:r>
       <w:hyperlink r:id="rId646">
         <w:r>
@@ -27426,14 +27440,14 @@
             <w:color w:val="0000EE"/>
             <w:u w:val="single"/>
           </w:rPr>
-          <w:t>19:22–23, 30</w:t>
-        </w:r>
-      </w:hyperlink>
-      <w:r>
-        <w:rPr>
-          <w:lang w:val="en_US" w:bidi="en_US"/>
-        </w:rPr>
-        <w:t xml:space="preserve">). Despite the fact that Zoar was evidently a small town (v </w:t>
+          <w:t>Genesis 19:22–23, 30</w:t>
+        </w:r>
+      </w:hyperlink>
+      <w:r>
+        <w:rPr>
+          <w:lang w:val="en_US" w:bidi="en_US"/>
+        </w:rPr>
+        <w:t xml:space="preserve">). Zoar was probably a small town. Its name means “little” (verse </w:t>
       </w:r>
       <w:hyperlink r:id="rId647">
         <w:r>
@@ -27451,7 +27465,21 @@
         <w:rPr>
           <w:lang w:val="en_US" w:bidi="en_US"/>
         </w:rPr>
-        <w:t>; Zoar means “little”), this place was evidently considered a significant geographical landmark in ancient times. When Abraham and Lot divided the land, Lot selected the land close to Zoar (</w:t>
+        <w:t>). Even so, it seems to have been an important location in ancient times.</w:t>
+      </w:r>
+    </w:p>
+    <w:p>
+      <w:pPr/>
+      <w:r>
+        <w:rPr>
+          <w:lang w:val="en_US" w:bidi="en_US"/>
+        </w:rPr>
+      </w:r>
+      <w:r>
+        <w:rPr>
+          <w:lang w:val="en_US" w:bidi="en_US"/>
+        </w:rPr>
+        <w:t>When Abraham and Lot divided the land, Lot chose the area near Zoar (</w:t>
       </w:r>
       <w:hyperlink r:id="rId648">
         <w:r>
@@ -27462,14 +27490,14 @@
             <w:color w:val="0000EE"/>
             <w:u w:val="single"/>
           </w:rPr>
-          <w:t>13:10</w:t>
-        </w:r>
-      </w:hyperlink>
-      <w:r>
-        <w:rPr>
-          <w:lang w:val="en_US" w:bidi="en_US"/>
-        </w:rPr>
-        <w:t>). When Moses surveyed the Promised Land from Mt Pisgah, Zoar was reckoned as the southern terminus of the plain of the valley of Jericho (</w:t>
+          <w:t>Genesis 13:10</w:t>
+        </w:r>
+      </w:hyperlink>
+      <w:r>
+        <w:rPr>
+          <w:lang w:val="en_US" w:bidi="en_US"/>
+        </w:rPr>
+        <w:t>). When Moses looked at the promised land from Mount Pisgah, Zoar marked the southern end of the plain near the Jordan Valley and Jericho (</w:t>
       </w:r>
       <w:hyperlink r:id="rId649">
         <w:r>
@@ -27480,14 +27508,14 @@
             <w:color w:val="0000EE"/>
             <w:u w:val="single"/>
           </w:rPr>
-          <w:t>Dt 34:3</w:t>
-        </w:r>
-      </w:hyperlink>
-      <w:r>
-        <w:rPr>
-          <w:lang w:val="en_US" w:bidi="en_US"/>
-        </w:rPr>
-        <w:t>). During the prophetic period, Zoar was evidently considered to be on the southern boundary of Moab (</w:t>
+          <w:t>Deuteronomy 34:3</w:t>
+        </w:r>
+      </w:hyperlink>
+      <w:r>
+        <w:rPr>
+          <w:lang w:val="en_US" w:bidi="en_US"/>
+        </w:rPr>
+        <w:t>). During the time of the prophets, Zoar seems to have been near the southern border of Moab (</w:t>
       </w:r>
       <w:hyperlink r:id="rId650">
         <w:r>
@@ -27498,7 +27526,7 @@
             <w:color w:val="0000EE"/>
             <w:u w:val="single"/>
           </w:rPr>
-          <w:t>Is 15:5</w:t>
+          <w:t>Isaiah 15:5</w:t>
         </w:r>
       </w:hyperlink>
       <w:r>
@@ -27516,7 +27544,7 @@
             <w:color w:val="0000EE"/>
             <w:u w:val="single"/>
           </w:rPr>
-          <w:t>Jer 48:4, 34</w:t>
+          <w:t>Jeremiah 48:4, 34</w:t>
         </w:r>
       </w:hyperlink>
       <w:r>

--- a/eng/docx/026.content.docx
+++ b/eng/docx/026.content.docx
@@ -26749,6 +26749,74 @@
       </w:r>
       <w:r>
         <w:rPr>
+          <w:lang w:val="en_US" w:bidi="en_US"/>
+        </w:rPr>
+        <w:t xml:space="preserve">A zither is a musical instrument with many strings stretched across a flat wooden body. A person plays it by plucking or striking the strings. Some Bible translations use “zither” in </w:t>
+      </w:r>
+      <w:hyperlink r:id="rId637">
+        <w:r>
+          <w:rPr>
+            <w:lang w:val="en_US" w:bidi="en_US"/>
+          </w:rPr>
+          <w:rPr>
+            <w:color w:val="0000EE"/>
+            <w:u w:val="single"/>
+          </w:rPr>
+          <w:t>Daniel 3:5</w:t>
+        </w:r>
+      </w:hyperlink>
+      <w:r>
+        <w:rPr>
+          <w:lang w:val="en_US" w:bidi="en_US"/>
+        </w:rPr>
+        <w:t xml:space="preserve">, </w:t>
+      </w:r>
+      <w:hyperlink r:id="rId638">
+        <w:r>
+          <w:rPr>
+            <w:lang w:val="en_US" w:bidi="en_US"/>
+          </w:rPr>
+          <w:rPr>
+            <w:color w:val="0000EE"/>
+            <w:u w:val="single"/>
+          </w:rPr>
+          <w:t>7</w:t>
+        </w:r>
+      </w:hyperlink>
+      <w:r>
+        <w:rPr>
+          <w:lang w:val="en_US" w:bidi="en_US"/>
+        </w:rPr>
+        <w:t xml:space="preserve">, and </w:t>
+      </w:r>
+      <w:hyperlink r:id="rId639">
+        <w:r>
+          <w:rPr>
+            <w:lang w:val="en_US" w:bidi="en_US"/>
+          </w:rPr>
+          <w:rPr>
+            <w:color w:val="0000EE"/>
+            <w:u w:val="single"/>
+          </w:rPr>
+          <w:t>15</w:t>
+        </w:r>
+      </w:hyperlink>
+      <w:r>
+        <w:rPr>
+          <w:lang w:val="en_US" w:bidi="en_US"/>
+        </w:rPr>
+        <w:t xml:space="preserve"> for a stringed instrument played at the Babylonian king's command. The exact form of this ancient instrument is not certain. It may have been more like a lyre.</w:t>
+      </w:r>
+    </w:p>
+    <w:p>
+      <w:pPr/>
+      <w:r>
+        <w:rPr>
+          <w:lang w:val="en_US" w:bidi="en_US"/>
+        </w:rPr>
+      </w:r>
+      <w:r>
+        <w:rPr>
           <w:i/>
           <w:lang w:val="en_US" w:bidi="en_US"/>
         </w:rPr>
@@ -26820,7 +26888,7 @@
         </w:rPr>
         <w:t xml:space="preserve">The King James Version spelling of Sithri, Uzziel’s son, in </w:t>
       </w:r>
-      <w:hyperlink r:id="rId637">
+      <w:hyperlink r:id="rId640">
         <w:r>
           <w:rPr>
             <w:lang w:val="en_US" w:bidi="en_US"/>
@@ -27018,7 +27086,7 @@
         </w:rPr>
         <w:t>Mountain pass going up from the Dead Sea to the Judean highlands. This ascent was the route used by the Ammonites and the Moabites prior to their defeat by Jehoshaphat as prophesied by Jehaziel (</w:t>
       </w:r>
-      <w:hyperlink r:id="rId638">
+      <w:hyperlink r:id="rId641">
         <w:r>
           <w:rPr>
             <w:lang w:val="en_US" w:bidi="en_US"/>
@@ -27084,7 +27152,7 @@
         </w:rPr>
         <w:t>1. Chief of Simeon’s tribe descending from Shemaiah (</w:t>
       </w:r>
-      <w:hyperlink r:id="rId639">
+      <w:hyperlink r:id="rId642">
         <w:r>
           <w:rPr>
             <w:lang w:val="en_US" w:bidi="en_US"/>
@@ -27116,7 +27184,7 @@
         </w:rPr>
         <w:t>2. Son of Rehoboam and Maacah (</w:t>
       </w:r>
-      <w:hyperlink r:id="rId640">
+      <w:hyperlink r:id="rId643">
         <w:r>
           <w:rPr>
             <w:lang w:val="en_US" w:bidi="en_US"/>
@@ -27148,7 +27216,7 @@
         </w:rPr>
         <w:t>3. Second of Shimei’s sons and a clan chief within the Gershonite branch of Levi’s tribe (</w:t>
       </w:r>
-      <w:hyperlink r:id="rId641">
+      <w:hyperlink r:id="rId644">
         <w:r>
           <w:rPr>
             <w:lang w:val="en_US" w:bidi="en_US"/>
@@ -27232,7 +27300,7 @@
         </w:rPr>
         <w:t xml:space="preserve">One of the principal cities in the delta region of ancient Egypt. Zoan, which was variously known as Zoan, Tanis, Avaris, and possibly Rameses (the towns were either the same or contiguous), was located on the south shore of Lake Menzaleh at the northeastern edge of the Egyptian Delta. Zoan was rebuilt during or shortly before the Hyksos period (c. 1730 BC; </w:t>
       </w:r>
-      <w:hyperlink r:id="rId642">
+      <w:hyperlink r:id="rId645">
         <w:r>
           <w:rPr>
             <w:lang w:val="en_US" w:bidi="en_US"/>
@@ -27264,7 +27332,7 @@
         </w:rPr>
         <w:t xml:space="preserve">Zoan was significant to the Israelites during each of its periods of ascendancy. Whether the exodus occurred early (c. 1441 BC) or late (1290 BC), the Israelite settlement in Egypt would have been in the general vicinity of Zoan. The Israelites built the store cities of Pithom and Rameses, and possibly the latter should be identified with Zoan. In the account of the exodus in </w:t>
       </w:r>
-      <w:hyperlink r:id="rId643">
+      <w:hyperlink r:id="rId646">
         <w:r>
           <w:rPr>
             <w:lang w:val="en_US" w:bidi="en_US"/>
@@ -27282,7 +27350,7 @@
         </w:rPr>
         <w:t>, the city of Zoan is poetically parallel to Egypt, indicating that it was either the capital or at least a significant city. During the period of Isaiah, Zoan was again significant, being designated as the home of the “princes” and “officials” of Egypt (</w:t>
       </w:r>
-      <w:hyperlink r:id="rId644">
+      <w:hyperlink r:id="rId647">
         <w:r>
           <w:rPr>
             <w:lang w:val="en_US" w:bidi="en_US"/>
@@ -27300,7 +27368,7 @@
         </w:rPr>
         <w:t xml:space="preserve">; </w:t>
       </w:r>
-      <w:hyperlink r:id="rId645">
+      <w:hyperlink r:id="rId648">
         <w:r>
           <w:rPr>
             <w:lang w:val="en_US" w:bidi="en_US"/>
@@ -27431,7 +27499,7 @@
         </w:rPr>
         <w:t>Zoar is best known as the town where Lot and his daughters found temporary safety when God destroyed Sodom and the other cities of the plain (</w:t>
       </w:r>
-      <w:hyperlink r:id="rId646">
+      <w:hyperlink r:id="rId649">
         <w:r>
           <w:rPr>
             <w:lang w:val="en_US" w:bidi="en_US"/>
@@ -27449,7 +27517,7 @@
         </w:rPr>
         <w:t xml:space="preserve">). Zoar was probably a small town. Its name means “little” (verse </w:t>
       </w:r>
-      <w:hyperlink r:id="rId647">
+      <w:hyperlink r:id="rId650">
         <w:r>
           <w:rPr>
             <w:lang w:val="en_US" w:bidi="en_US"/>
@@ -27481,7 +27549,7 @@
         </w:rPr>
         <w:t>When Abraham and Lot divided the land, Lot chose the area near Zoar (</w:t>
       </w:r>
-      <w:hyperlink r:id="rId648">
+      <w:hyperlink r:id="rId651">
         <w:r>
           <w:rPr>
             <w:lang w:val="en_US" w:bidi="en_US"/>
@@ -27499,7 +27567,7 @@
         </w:rPr>
         <w:t>). When Moses looked at the promised land from Mount Pisgah, Zoar marked the southern end of the plain near the Jordan Valley and Jericho (</w:t>
       </w:r>
-      <w:hyperlink r:id="rId649">
+      <w:hyperlink r:id="rId652">
         <w:r>
           <w:rPr>
             <w:lang w:val="en_US" w:bidi="en_US"/>
@@ -27517,7 +27585,7 @@
         </w:rPr>
         <w:t>). During the time of the prophets, Zoar seems to have been near the southern border of Moab (</w:t>
       </w:r>
-      <w:hyperlink r:id="rId650">
+      <w:hyperlink r:id="rId653">
         <w:r>
           <w:rPr>
             <w:lang w:val="en_US" w:bidi="en_US"/>
@@ -27535,7 +27603,7 @@
         </w:rPr>
         <w:t xml:space="preserve">; </w:t>
       </w:r>
-      <w:hyperlink r:id="rId651">
+      <w:hyperlink r:id="rId654">
         <w:r>
           <w:rPr>
             <w:lang w:val="en_US" w:bidi="en_US"/>
@@ -27634,7 +27702,7 @@
         </w:rPr>
         <w:t>Zobah was an Aramean nation that was defeated by Israel during the early kingdom period. King Saul won battles against the kings of Zobah (</w:t>
       </w:r>
-      <w:hyperlink r:id="rId652">
+      <w:hyperlink r:id="rId655">
         <w:r>
           <w:rPr>
             <w:lang w:val="en_US" w:bidi="en_US"/>
@@ -27666,7 +27734,7 @@
         </w:rPr>
         <w:t>Soon after David became king of Israel, he defeated Hadadezer the son of Rehob, king of Zobah (</w:t>
       </w:r>
-      <w:hyperlink r:id="rId653">
+      <w:hyperlink r:id="rId656">
         <w:r>
           <w:rPr>
             <w:lang w:val="en_US" w:bidi="en_US"/>
@@ -27684,7 +27752,7 @@
         </w:rPr>
         <w:t xml:space="preserve">; </w:t>
       </w:r>
-      <w:hyperlink r:id="rId654">
+      <w:hyperlink r:id="rId657">
         <w:r>
           <w:rPr>
             <w:lang w:val="en_US" w:bidi="en_US"/>
@@ -27702,7 +27770,7 @@
         </w:rPr>
         <w:t xml:space="preserve">; </w:t>
       </w:r>
-      <w:hyperlink r:id="rId655">
+      <w:hyperlink r:id="rId658">
         <w:r>
           <w:rPr>
             <w:lang w:val="en_US" w:bidi="en_US"/>
@@ -27732,7 +27800,7 @@
         </w:rPr>
         <w:t xml:space="preserve"> for an anticipated attack by the military forces of David. Joab led Israel’s army and defeated the combined forces of the Ammonites and their hired Aramean allies (</w:t>
       </w:r>
-      <w:hyperlink r:id="rId656">
+      <w:hyperlink r:id="rId659">
         <w:r>
           <w:rPr>
             <w:lang w:val="en_US" w:bidi="en_US"/>
@@ -27750,7 +27818,7 @@
         </w:rPr>
         <w:t>). Afterward, Hadadezer sent reinforcements, but David himself led Israel to another victory over the Arameans (</w:t>
       </w:r>
-      <w:hyperlink r:id="rId657">
+      <w:hyperlink r:id="rId660">
         <w:r>
           <w:rPr>
             <w:lang w:val="en_US" w:bidi="en_US"/>
@@ -27768,7 +27836,7 @@
         </w:rPr>
         <w:t xml:space="preserve">; </w:t>
       </w:r>
-      <w:hyperlink r:id="rId658">
+      <w:hyperlink r:id="rId661">
         <w:r>
           <w:rPr>
             <w:lang w:val="en_US" w:bidi="en_US"/>
@@ -27834,7 +27902,7 @@
         </w:rPr>
         <w:t>One of the sons of Koz (or possibly a daughter, since the noun is feminine) from Judah’s tribe (</w:t>
       </w:r>
-      <w:hyperlink r:id="rId659">
+      <w:hyperlink r:id="rId662">
         <w:r>
           <w:rPr>
             <w:lang w:val="en_US" w:bidi="en_US"/>
@@ -27900,7 +27968,7 @@
         </w:rPr>
         <w:t>A circle of twelve groups of stars (called constellations) used in astrology to predict events or describe personality. In the ancient world around Israel, the zodiac was part of pagan worship and fortune-telling. The Bible forbids God’s people to seek guidance from these practices (</w:t>
       </w:r>
-      <w:hyperlink r:id="rId660">
+      <w:hyperlink r:id="rId663">
         <w:r>
           <w:rPr>
             <w:lang w:val="en_US" w:bidi="en_US"/>
@@ -28026,7 +28094,7 @@
         </w:rPr>
         <w:t>The father of Ephron the Hittite. Abraham bought the cave of Machpelah from Ephron (</w:t>
       </w:r>
-      <w:hyperlink r:id="rId661">
+      <w:hyperlink r:id="rId664">
         <w:r>
           <w:rPr>
             <w:lang w:val="en_US" w:bidi="en_US"/>
@@ -28044,7 +28112,7 @@
         </w:rPr>
         <w:t xml:space="preserve">; </w:t>
       </w:r>
-      <w:hyperlink r:id="rId662">
+      <w:hyperlink r:id="rId665">
         <w:r>
           <w:rPr>
             <w:lang w:val="en_US" w:bidi="en_US"/>
@@ -28226,7 +28294,7 @@
         </w:rPr>
         <w:t>Ishi’s son from Judah’s tribe (</w:t>
       </w:r>
-      <w:hyperlink r:id="rId663">
+      <w:hyperlink r:id="rId666">
         <w:r>
           <w:rPr>
             <w:lang w:val="en_US" w:bidi="en_US"/>
@@ -28292,7 +28360,7 @@
         </w:rPr>
         <w:t>Helem’s son from Asher’s tribe (</w:t>
       </w:r>
-      <w:hyperlink r:id="rId664">
+      <w:hyperlink r:id="rId667">
         <w:r>
           <w:rPr>
             <w:lang w:val="en_US" w:bidi="en_US"/>
@@ -28358,7 +28426,7 @@
         </w:rPr>
         <w:t xml:space="preserve">Alternate form of Zuph, one of Samuel’s ancestors, in </w:t>
       </w:r>
-      <w:hyperlink r:id="rId665">
+      <w:hyperlink r:id="rId668">
         <w:r>
           <w:rPr>
             <w:lang w:val="en_US" w:bidi="en_US"/>
@@ -28449,7 +28517,7 @@
         </w:rPr>
         <w:t>One of the “counselors” of Job who is listed as a Naamathite (</w:t>
       </w:r>
-      <w:hyperlink r:id="rId666">
+      <w:hyperlink r:id="rId669">
         <w:r>
           <w:rPr>
             <w:lang w:val="en_US" w:bidi="en_US"/>
@@ -28467,7 +28535,7 @@
         </w:rPr>
         <w:t xml:space="preserve">; </w:t>
       </w:r>
-      <w:hyperlink r:id="rId667">
+      <w:hyperlink r:id="rId670">
         <w:r>
           <w:rPr>
             <w:lang w:val="en_US" w:bidi="en_US"/>
@@ -28485,6 +28553,675 @@
         </w:rPr>
         <w:t xml:space="preserve">; </w:t>
       </w:r>
+      <w:hyperlink r:id="rId671">
+        <w:r>
+          <w:rPr>
+            <w:lang w:val="en_US" w:bidi="en_US"/>
+          </w:rPr>
+          <w:rPr>
+            <w:color w:val="0000EE"/>
+            <w:u w:val="single"/>
+          </w:rPr>
+          <w:t>20:1</w:t>
+        </w:r>
+      </w:hyperlink>
+      <w:r>
+        <w:rPr>
+          <w:lang w:val="en_US" w:bidi="en_US"/>
+        </w:rPr>
+        <w:t>). He offers the most direct accusations against Job but later offers sacrifice for Job as commanded by the Lord (</w:t>
+      </w:r>
+      <w:hyperlink r:id="rId672">
+        <w:r>
+          <w:rPr>
+            <w:lang w:val="en_US" w:bidi="en_US"/>
+          </w:rPr>
+          <w:rPr>
+            <w:color w:val="0000EE"/>
+            <w:u w:val="single"/>
+          </w:rPr>
+          <w:t>42:9</w:t>
+        </w:r>
+      </w:hyperlink>
+      <w:r>
+        <w:rPr>
+          <w:lang w:val="en_US" w:bidi="en_US"/>
+        </w:rPr>
+        <w:t>).</w:t>
+      </w:r>
+      <w:r>
+        <w:rPr>
+          <w:lang w:val="en_US" w:bidi="en_US"/>
+        </w:rPr>
+      </w:r>
+      <w:r>
+        <w:rPr>
+          <w:lang w:val="en_US" w:bidi="en_US"/>
+        </w:rPr>
+      </w:r>
+    </w:p>
+    <w:p>
+      <w:pPr/>
+      <w:r>
+        <w:rPr>
+          <w:lang w:val="en_US" w:bidi="en_US"/>
+        </w:rPr>
+      </w:r>
+    </w:p>
+    <w:p>
+      <w:pPr>
+        <w:pStyle w:val="Heading2"/>
+      </w:pPr>
+      <w:r>
+        <w:rPr>
+          <w:lang w:val="en_US" w:bidi="en_US"/>
+        </w:rPr>
+        <w:t>Zophim</w:t>
+      </w:r>
+      <w:r>
+        <w:rPr>
+          <w:lang w:val="en_US" w:bidi="en_US"/>
+        </w:rPr>
+      </w:r>
+    </w:p>
+    <w:p>
+      <w:pPr/>
+      <w:r>
+        <w:rPr>
+          <w:lang w:val="en_US" w:bidi="en_US"/>
+        </w:rPr>
+      </w:r>
+      <w:r>
+        <w:rPr>
+          <w:lang w:val="en_US" w:bidi="en_US"/>
+        </w:rPr>
+        <w:t>A place from which Balaam pronounced his second blessing upon Israel (</w:t>
+      </w:r>
+      <w:hyperlink r:id="rId673">
+        <w:r>
+          <w:rPr>
+            <w:lang w:val="en_US" w:bidi="en_US"/>
+          </w:rPr>
+          <w:rPr>
+            <w:color w:val="0000EE"/>
+            <w:u w:val="single"/>
+          </w:rPr>
+          <w:t>Numbers 23:13–16</w:t>
+        </w:r>
+      </w:hyperlink>
+      <w:r>
+        <w:rPr>
+          <w:lang w:val="en_US" w:bidi="en_US"/>
+        </w:rPr>
+        <w:t>). Zophim must have been on or near Mount Pisgah.</w:t>
+      </w:r>
+      <w:r>
+        <w:rPr>
+          <w:lang w:val="en_US" w:bidi="en_US"/>
+        </w:rPr>
+      </w:r>
+      <w:r>
+        <w:rPr>
+          <w:lang w:val="en_US" w:bidi="en_US"/>
+        </w:rPr>
+      </w:r>
+    </w:p>
+    <w:p>
+      <w:pPr/>
+      <w:r>
+        <w:rPr>
+          <w:lang w:val="en_US" w:bidi="en_US"/>
+        </w:rPr>
+      </w:r>
+    </w:p>
+    <w:p>
+      <w:pPr>
+        <w:pStyle w:val="Heading2"/>
+      </w:pPr>
+      <w:r>
+        <w:rPr>
+          <w:lang w:val="en_US" w:bidi="en_US"/>
+        </w:rPr>
+        <w:t>Zorah, Zorathite</w:t>
+      </w:r>
+      <w:r>
+        <w:rPr>
+          <w:lang w:val="en_US" w:bidi="en_US"/>
+        </w:rPr>
+      </w:r>
+    </w:p>
+    <w:p>
+      <w:pPr/>
+      <w:r>
+        <w:rPr>
+          <w:lang w:val="en_US" w:bidi="en_US"/>
+        </w:rPr>
+      </w:r>
+      <w:r>
+        <w:rPr>
+          <w:lang w:val="en_US" w:bidi="en_US"/>
+        </w:rPr>
+        <w:t>A city of the Shephelah and its people, attributed to both the tribe of Dan and of Judah (</w:t>
+      </w:r>
+      <w:hyperlink r:id="rId674">
+        <w:r>
+          <w:rPr>
+            <w:lang w:val="en_US" w:bidi="en_US"/>
+          </w:rPr>
+          <w:rPr>
+            <w:color w:val="0000EE"/>
+            <w:u w:val="single"/>
+          </w:rPr>
+          <w:t>Jos 15:33</w:t>
+        </w:r>
+      </w:hyperlink>
+      <w:r>
+        <w:rPr>
+          <w:lang w:val="en_US" w:bidi="en_US"/>
+        </w:rPr>
+        <w:t xml:space="preserve">; </w:t>
+      </w:r>
+      <w:hyperlink r:id="rId675">
+        <w:r>
+          <w:rPr>
+            <w:lang w:val="en_US" w:bidi="en_US"/>
+          </w:rPr>
+          <w:rPr>
+            <w:color w:val="0000EE"/>
+            <w:u w:val="single"/>
+          </w:rPr>
+          <w:t>19:41</w:t>
+        </w:r>
+      </w:hyperlink>
+      <w:r>
+        <w:rPr>
+          <w:lang w:val="en_US" w:bidi="en_US"/>
+        </w:rPr>
+        <w:t>). It was part of Judah’s original allocation but was settled by Danites until they established their own territory near Laish (</w:t>
+      </w:r>
+      <w:hyperlink r:id="rId676">
+        <w:r>
+          <w:rPr>
+            <w:lang w:val="en_US" w:bidi="en_US"/>
+          </w:rPr>
+          <w:rPr>
+            <w:color w:val="0000EE"/>
+            <w:u w:val="single"/>
+          </w:rPr>
+          <w:t>Jgs 18:1–11</w:t>
+        </w:r>
+      </w:hyperlink>
+      <w:r>
+        <w:rPr>
+          <w:lang w:val="en_US" w:bidi="en_US"/>
+        </w:rPr>
+        <w:t>). Originally Zorah and nearby Eshtaol seem to have been settled by residents of Kiriath-jearim (</w:t>
+      </w:r>
+      <w:hyperlink r:id="rId109">
+        <w:r>
+          <w:rPr>
+            <w:lang w:val="en_US" w:bidi="en_US"/>
+          </w:rPr>
+          <w:rPr>
+            <w:color w:val="0000EE"/>
+            <w:u w:val="single"/>
+          </w:rPr>
+          <w:t>1 Chr 2:53</w:t>
+        </w:r>
+      </w:hyperlink>
+      <w:r>
+        <w:rPr>
+          <w:lang w:val="en_US" w:bidi="en_US"/>
+        </w:rPr>
+        <w:t xml:space="preserve">; </w:t>
+      </w:r>
+      <w:hyperlink r:id="rId677">
+        <w:r>
+          <w:rPr>
+            <w:lang w:val="en_US" w:bidi="en_US"/>
+          </w:rPr>
+          <w:rPr>
+            <w:color w:val="0000EE"/>
+            <w:u w:val="single"/>
+          </w:rPr>
+          <w:t>4:2</w:t>
+        </w:r>
+      </w:hyperlink>
+      <w:r>
+        <w:rPr>
+          <w:lang w:val="en_US" w:bidi="en_US"/>
+        </w:rPr>
+        <w:t>). The city was the home of Manoah, the father of Samson (</w:t>
+      </w:r>
+      <w:hyperlink r:id="rId678">
+        <w:r>
+          <w:rPr>
+            <w:lang w:val="en_US" w:bidi="en_US"/>
+          </w:rPr>
+          <w:rPr>
+            <w:color w:val="0000EE"/>
+            <w:u w:val="single"/>
+          </w:rPr>
+          <w:t>Jgs 13:2</w:t>
+        </w:r>
+      </w:hyperlink>
+      <w:r>
+        <w:rPr>
+          <w:lang w:val="en_US" w:bidi="en_US"/>
+        </w:rPr>
+        <w:t>). Samson’s ministry was focused in the region surrounding Zorah and Eshtaol, and he was ultimately buried there. Zorah is traditionally identified with Tell Sur’ah, which is strategically located at the entrance to a large valley leading toward the Mediterranean plain.</w:t>
+      </w:r>
+      <w:r>
+        <w:rPr>
+          <w:lang w:val="en_US" w:bidi="en_US"/>
+        </w:rPr>
+      </w:r>
+      <w:r>
+        <w:rPr>
+          <w:lang w:val="en_US" w:bidi="en_US"/>
+        </w:rPr>
+      </w:r>
+    </w:p>
+    <w:p>
+      <w:pPr/>
+      <w:r>
+        <w:rPr>
+          <w:lang w:val="en_US" w:bidi="en_US"/>
+        </w:rPr>
+      </w:r>
+    </w:p>
+    <w:p>
+      <w:pPr>
+        <w:pStyle w:val="Heading2"/>
+      </w:pPr>
+      <w:r>
+        <w:rPr>
+          <w:lang w:val="en_US" w:bidi="en_US"/>
+        </w:rPr>
+        <w:t>Zorites</w:t>
+      </w:r>
+      <w:r>
+        <w:rPr>
+          <w:lang w:val="en_US" w:bidi="en_US"/>
+        </w:rPr>
+      </w:r>
+    </w:p>
+    <w:p>
+      <w:pPr/>
+      <w:r>
+        <w:rPr>
+          <w:lang w:val="en_US" w:bidi="en_US"/>
+        </w:rPr>
+      </w:r>
+      <w:r>
+        <w:rPr>
+          <w:lang w:val="en_US" w:bidi="en_US"/>
+        </w:rPr>
+        <w:t>Descendants of Salma from Judah’s tribe (</w:t>
+      </w:r>
+      <w:hyperlink r:id="rId679">
+        <w:r>
+          <w:rPr>
+            <w:lang w:val="en_US" w:bidi="en_US"/>
+          </w:rPr>
+          <w:rPr>
+            <w:color w:val="0000EE"/>
+            <w:u w:val="single"/>
+          </w:rPr>
+          <w:t>1 Chr 2:54</w:t>
+        </w:r>
+      </w:hyperlink>
+      <w:r>
+        <w:rPr>
+          <w:lang w:val="en_US" w:bidi="en_US"/>
+        </w:rPr>
+        <w:t>). They possibly represent half of the Manahathite clan.</w:t>
+      </w:r>
+      <w:r>
+        <w:rPr>
+          <w:lang w:val="en_US" w:bidi="en_US"/>
+        </w:rPr>
+      </w:r>
+      <w:r>
+        <w:rPr>
+          <w:lang w:val="en_US" w:bidi="en_US"/>
+        </w:rPr>
+      </w:r>
+    </w:p>
+    <w:p>
+      <w:pPr/>
+      <w:r>
+        <w:rPr>
+          <w:lang w:val="en_US" w:bidi="en_US"/>
+        </w:rPr>
+      </w:r>
+    </w:p>
+    <w:p>
+      <w:pPr>
+        <w:pStyle w:val="Heading2"/>
+      </w:pPr>
+      <w:r>
+        <w:rPr>
+          <w:lang w:val="en_US" w:bidi="en_US"/>
+        </w:rPr>
+        <w:t>Zorobabel</w:t>
+      </w:r>
+      <w:r>
+        <w:rPr>
+          <w:lang w:val="en_US" w:bidi="en_US"/>
+        </w:rPr>
+      </w:r>
+    </w:p>
+    <w:p>
+      <w:pPr/>
+      <w:r>
+        <w:rPr>
+          <w:lang w:val="en_US" w:bidi="en_US"/>
+        </w:rPr>
+      </w:r>
+      <w:r>
+        <w:rPr>
+          <w:lang w:val="en_US" w:bidi="en_US"/>
+        </w:rPr>
+        <w:t xml:space="preserve">The King James Version form of Zerubbabel, Jerusalem’s governor after the exile in Babylon, in </w:t>
+      </w:r>
+      <w:hyperlink r:id="rId464">
+        <w:r>
+          <w:rPr>
+            <w:lang w:val="en_US" w:bidi="en_US"/>
+          </w:rPr>
+          <w:rPr>
+            <w:color w:val="0000EE"/>
+            <w:u w:val="single"/>
+          </w:rPr>
+          <w:t>Matthew 1:12</w:t>
+        </w:r>
+      </w:hyperlink>
+      <w:hyperlink r:id="rId464">
+        <w:r>
+          <w:rPr>
+            <w:lang w:val="en_US" w:bidi="en_US"/>
+          </w:rPr>
+          <w:rPr>
+            <w:color w:val="0000EE"/>
+            <w:u w:val="single"/>
+          </w:rPr>
+          <w:t>–</w:t>
+        </w:r>
+      </w:hyperlink>
+      <w:hyperlink r:id="rId464">
+        <w:r>
+          <w:rPr>
+            <w:lang w:val="en_US" w:bidi="en_US"/>
+          </w:rPr>
+          <w:rPr>
+            <w:color w:val="0000EE"/>
+            <w:u w:val="single"/>
+          </w:rPr>
+          <w:t>13</w:t>
+        </w:r>
+      </w:hyperlink>
+      <w:r>
+        <w:rPr>
+          <w:lang w:val="en_US" w:bidi="en_US"/>
+        </w:rPr>
+        <w:t xml:space="preserve"> and </w:t>
+      </w:r>
+      <w:hyperlink r:id="rId465">
+        <w:r>
+          <w:rPr>
+            <w:lang w:val="en_US" w:bidi="en_US"/>
+          </w:rPr>
+          <w:rPr>
+            <w:color w:val="0000EE"/>
+            <w:u w:val="single"/>
+          </w:rPr>
+          <w:t>Luke 3:27</w:t>
+        </w:r>
+      </w:hyperlink>
+      <w:r>
+        <w:rPr>
+          <w:lang w:val="en_US" w:bidi="en_US"/>
+        </w:rPr>
+        <w:t xml:space="preserve">. </w:t>
+      </w:r>
+    </w:p>
+    <w:p>
+      <w:pPr/>
+      <w:r>
+        <w:rPr>
+          <w:lang w:val="en_US" w:bidi="en_US"/>
+        </w:rPr>
+      </w:r>
+      <w:r>
+        <w:rPr>
+          <w:i/>
+          <w:lang w:val="en_US" w:bidi="en_US"/>
+        </w:rPr>
+        <w:t>See</w:t>
+      </w:r>
+      <w:r>
+        <w:rPr>
+          <w:lang w:val="en_US" w:bidi="en_US"/>
+        </w:rPr>
+        <w:t xml:space="preserve"> </w:t>
+      </w:r>
+      <w:r>
+        <w:rPr>
+          <w:lang w:val="en_US" w:bidi="en_US"/>
+        </w:rPr>
+        <w:t>Zerubbabel</w:t>
+      </w:r>
+      <w:r>
+        <w:rPr>
+          <w:lang w:val="en_US" w:bidi="en_US"/>
+        </w:rPr>
+        <w:t>.</w:t>
+      </w:r>
+      <w:r>
+        <w:rPr>
+          <w:lang w:val="en_US" w:bidi="en_US"/>
+        </w:rPr>
+      </w:r>
+      <w:r>
+        <w:rPr>
+          <w:lang w:val="en_US" w:bidi="en_US"/>
+        </w:rPr>
+      </w:r>
+    </w:p>
+    <w:p>
+      <w:pPr/>
+      <w:r>
+        <w:rPr>
+          <w:lang w:val="en_US" w:bidi="en_US"/>
+        </w:rPr>
+      </w:r>
+    </w:p>
+    <w:p>
+      <w:pPr>
+        <w:pStyle w:val="Heading2"/>
+      </w:pPr>
+      <w:r>
+        <w:rPr>
+          <w:lang w:val="en_US" w:bidi="en_US"/>
+        </w:rPr>
+        <w:t>Zuar</w:t>
+      </w:r>
+      <w:r>
+        <w:rPr>
+          <w:lang w:val="en_US" w:bidi="en_US"/>
+        </w:rPr>
+      </w:r>
+    </w:p>
+    <w:p>
+      <w:pPr/>
+      <w:r>
+        <w:rPr>
+          <w:lang w:val="en_US" w:bidi="en_US"/>
+        </w:rPr>
+      </w:r>
+      <w:r>
+        <w:rPr>
+          <w:lang w:val="en_US" w:bidi="en_US"/>
+        </w:rPr>
+        <w:t>The father of Nethanel. Nethanel was the leader of the tribe of Issachar when the Israelites began their journey through the wilderness after leaving Egypt (</w:t>
+      </w:r>
+      <w:hyperlink r:id="rId680">
+        <w:r>
+          <w:rPr>
+            <w:lang w:val="en_US" w:bidi="en_US"/>
+          </w:rPr>
+          <w:rPr>
+            <w:color w:val="0000EE"/>
+            <w:u w:val="single"/>
+          </w:rPr>
+          <w:t>Numbers 1:8</w:t>
+        </w:r>
+      </w:hyperlink>
+      <w:r>
+        <w:rPr>
+          <w:lang w:val="en_US" w:bidi="en_US"/>
+        </w:rPr>
+        <w:t xml:space="preserve">; </w:t>
+      </w:r>
+      <w:hyperlink r:id="rId681">
+        <w:r>
+          <w:rPr>
+            <w:lang w:val="en_US" w:bidi="en_US"/>
+          </w:rPr>
+          <w:rPr>
+            <w:color w:val="0000EE"/>
+            <w:u w:val="single"/>
+          </w:rPr>
+          <w:t>2:5</w:t>
+        </w:r>
+      </w:hyperlink>
+      <w:r>
+        <w:rPr>
+          <w:lang w:val="en_US" w:bidi="en_US"/>
+        </w:rPr>
+        <w:t xml:space="preserve">; </w:t>
+      </w:r>
+      <w:hyperlink r:id="rId682">
+        <w:r>
+          <w:rPr>
+            <w:lang w:val="en_US" w:bidi="en_US"/>
+          </w:rPr>
+          <w:rPr>
+            <w:color w:val="0000EE"/>
+            <w:u w:val="single"/>
+          </w:rPr>
+          <w:t>7:18, 23</w:t>
+        </w:r>
+      </w:hyperlink>
+      <w:r>
+        <w:rPr>
+          <w:lang w:val="en_US" w:bidi="en_US"/>
+        </w:rPr>
+        <w:t xml:space="preserve">; </w:t>
+      </w:r>
+      <w:hyperlink r:id="rId683">
+        <w:r>
+          <w:rPr>
+            <w:lang w:val="en_US" w:bidi="en_US"/>
+          </w:rPr>
+          <w:rPr>
+            <w:color w:val="0000EE"/>
+            <w:u w:val="single"/>
+          </w:rPr>
+          <w:t>10:15</w:t>
+        </w:r>
+      </w:hyperlink>
+      <w:r>
+        <w:rPr>
+          <w:lang w:val="en_US" w:bidi="en_US"/>
+        </w:rPr>
+        <w:t>).</w:t>
+      </w:r>
+      <w:r>
+        <w:rPr>
+          <w:lang w:val="en_US" w:bidi="en_US"/>
+        </w:rPr>
+      </w:r>
+      <w:r>
+        <w:rPr>
+          <w:lang w:val="en_US" w:bidi="en_US"/>
+        </w:rPr>
+      </w:r>
+    </w:p>
+    <w:p>
+      <w:pPr/>
+      <w:r>
+        <w:rPr>
+          <w:lang w:val="en_US" w:bidi="en_US"/>
+        </w:rPr>
+      </w:r>
+    </w:p>
+    <w:p>
+      <w:pPr>
+        <w:pStyle w:val="Heading2"/>
+      </w:pPr>
+      <w:r>
+        <w:rPr>
+          <w:lang w:val="en_US" w:bidi="en_US"/>
+        </w:rPr>
+        <w:t>Zuph (Person)</w:t>
+      </w:r>
+      <w:r>
+        <w:rPr>
+          <w:lang w:val="en_US" w:bidi="en_US"/>
+        </w:rPr>
+      </w:r>
+    </w:p>
+    <w:p>
+      <w:pPr/>
+      <w:r>
+        <w:rPr>
+          <w:lang w:val="en_US" w:bidi="en_US"/>
+        </w:rPr>
+      </w:r>
+      <w:r>
+        <w:rPr>
+          <w:lang w:val="en_US" w:bidi="en_US"/>
+        </w:rPr>
+        <w:t>Ancestor of Elkanah, the father of the prophet Samuel (</w:t>
+      </w:r>
+      <w:hyperlink r:id="rId684">
+        <w:r>
+          <w:rPr>
+            <w:lang w:val="en_US" w:bidi="en_US"/>
+          </w:rPr>
+          <w:rPr>
+            <w:color w:val="0000EE"/>
+            <w:u w:val="single"/>
+          </w:rPr>
+          <w:t>1 Sm 1:1</w:t>
+        </w:r>
+      </w:hyperlink>
+      <w:r>
+        <w:rPr>
+          <w:lang w:val="en_US" w:bidi="en_US"/>
+        </w:rPr>
+        <w:t>). Zuph was a member of the Kohathite branch of Levites and is listed as the son of Elkanah (different than above) and the father of Toah (</w:t>
+      </w:r>
+      <w:hyperlink r:id="rId685">
+        <w:r>
+          <w:rPr>
+            <w:lang w:val="en_US" w:bidi="en_US"/>
+          </w:rPr>
+          <w:rPr>
+            <w:color w:val="0000EE"/>
+            <w:u w:val="single"/>
+          </w:rPr>
+          <w:t>1 Chr 6:35</w:t>
+        </w:r>
+      </w:hyperlink>
+      <w:r>
+        <w:rPr>
+          <w:lang w:val="en_US" w:bidi="en_US"/>
+        </w:rPr>
+        <w:t xml:space="preserve">). He is the same as Zophai listed in </w:t>
+      </w:r>
       <w:hyperlink r:id="rId668">
         <w:r>
           <w:rPr>
@@ -28494,32 +29231,14 @@
             <w:color w:val="0000EE"/>
             <w:u w:val="single"/>
           </w:rPr>
-          <w:t>20:1</w:t>
-        </w:r>
-      </w:hyperlink>
-      <w:r>
-        <w:rPr>
-          <w:lang w:val="en_US" w:bidi="en_US"/>
-        </w:rPr>
-        <w:t>). He offers the most direct accusations against Job but later offers sacrifice for Job as commanded by the Lord (</w:t>
-      </w:r>
-      <w:hyperlink r:id="rId669">
-        <w:r>
-          <w:rPr>
-            <w:lang w:val="en_US" w:bidi="en_US"/>
-          </w:rPr>
-          <w:rPr>
-            <w:color w:val="0000EE"/>
-            <w:u w:val="single"/>
-          </w:rPr>
-          <w:t>42:9</w:t>
-        </w:r>
-      </w:hyperlink>
-      <w:r>
-        <w:rPr>
-          <w:lang w:val="en_US" w:bidi="en_US"/>
-        </w:rPr>
-        <w:t>).</w:t>
+          <w:t>1 Chronicles 6:26</w:t>
+        </w:r>
+      </w:hyperlink>
+      <w:r>
+        <w:rPr>
+          <w:lang w:val="en_US" w:bidi="en_US"/>
+        </w:rPr>
+        <w:t>. It is evident that Zuph was a Levite, even though he is listed as an Ephraimite in the 1 Samuel passage.</w:t>
       </w:r>
       <w:r>
         <w:rPr>
@@ -28548,103 +29267,55 @@
         <w:rPr>
           <w:lang w:val="en_US" w:bidi="en_US"/>
         </w:rPr>
-        <w:t>Zophim</w:t>
-      </w:r>
-      <w:r>
-        <w:rPr>
-          <w:lang w:val="en_US" w:bidi="en_US"/>
-        </w:rPr>
-      </w:r>
-    </w:p>
-    <w:p>
-      <w:pPr/>
-      <w:r>
-        <w:rPr>
-          <w:lang w:val="en_US" w:bidi="en_US"/>
-        </w:rPr>
-      </w:r>
-      <w:r>
-        <w:rPr>
-          <w:lang w:val="en_US" w:bidi="en_US"/>
-        </w:rPr>
-        <w:t>A place from which Balaam pronounced his second blessing upon Israel (</w:t>
-      </w:r>
-      <w:hyperlink r:id="rId670">
-        <w:r>
-          <w:rPr>
-            <w:lang w:val="en_US" w:bidi="en_US"/>
-          </w:rPr>
-          <w:rPr>
-            <w:color w:val="0000EE"/>
-            <w:u w:val="single"/>
-          </w:rPr>
-          <w:t>Numbers 23:13–16</w:t>
-        </w:r>
-      </w:hyperlink>
-      <w:r>
-        <w:rPr>
-          <w:lang w:val="en_US" w:bidi="en_US"/>
-        </w:rPr>
-        <w:t>). Zophim must have been on or near Mount Pisgah.</w:t>
-      </w:r>
-      <w:r>
-        <w:rPr>
-          <w:lang w:val="en_US" w:bidi="en_US"/>
-        </w:rPr>
-      </w:r>
-      <w:r>
-        <w:rPr>
-          <w:lang w:val="en_US" w:bidi="en_US"/>
-        </w:rPr>
-      </w:r>
-    </w:p>
-    <w:p>
-      <w:pPr/>
-      <w:r>
-        <w:rPr>
-          <w:lang w:val="en_US" w:bidi="en_US"/>
-        </w:rPr>
-      </w:r>
-    </w:p>
-    <w:p>
-      <w:pPr>
-        <w:pStyle w:val="Heading2"/>
-      </w:pPr>
-      <w:r>
-        <w:rPr>
-          <w:lang w:val="en_US" w:bidi="en_US"/>
-        </w:rPr>
-        <w:t>Zorah, Zorathite</w:t>
-      </w:r>
-      <w:r>
-        <w:rPr>
-          <w:lang w:val="en_US" w:bidi="en_US"/>
-        </w:rPr>
-      </w:r>
-    </w:p>
-    <w:p>
-      <w:pPr/>
-      <w:r>
-        <w:rPr>
-          <w:lang w:val="en_US" w:bidi="en_US"/>
-        </w:rPr>
-      </w:r>
-      <w:r>
-        <w:rPr>
-          <w:lang w:val="en_US" w:bidi="en_US"/>
-        </w:rPr>
-        <w:t>A city of the Shephelah and its people, attributed to both the tribe of Dan and of Judah (</w:t>
-      </w:r>
-      <w:hyperlink r:id="rId671">
-        <w:r>
-          <w:rPr>
-            <w:lang w:val="en_US" w:bidi="en_US"/>
-          </w:rPr>
-          <w:rPr>
-            <w:color w:val="0000EE"/>
-            <w:u w:val="single"/>
-          </w:rPr>
-          <w:t>Jos 15:33</w:t>
+        <w:t>Zuph (Place)</w:t>
+      </w:r>
+      <w:r>
+        <w:rPr>
+          <w:lang w:val="en_US" w:bidi="en_US"/>
+        </w:rPr>
+      </w:r>
+    </w:p>
+    <w:p>
+      <w:pPr/>
+      <w:r>
+        <w:rPr>
+          <w:lang w:val="en_US" w:bidi="en_US"/>
+        </w:rPr>
+      </w:r>
+      <w:r>
+        <w:rPr>
+          <w:lang w:val="en_US" w:bidi="en_US"/>
+        </w:rPr>
+        <w:t>Place where Saul looked for his father’s donkeys prior to his meeting with Samuel (</w:t>
+      </w:r>
+      <w:hyperlink r:id="rId686">
+        <w:r>
+          <w:rPr>
+            <w:lang w:val="en_US" w:bidi="en_US"/>
+          </w:rPr>
+          <w:rPr>
+            <w:color w:val="0000EE"/>
+            <w:u w:val="single"/>
+          </w:rPr>
+          <w:t>1 Sm 9:5</w:t>
+        </w:r>
+      </w:hyperlink>
+      <w:r>
+        <w:rPr>
+          <w:lang w:val="en_US" w:bidi="en_US"/>
+        </w:rPr>
+        <w:t xml:space="preserve">). It was near the tomb of Rachel, which is traditionally placed near the northern border of Benjamin. Zuph is apparently linked with Samuel, as one of his ancestors bore the name (see </w:t>
+      </w:r>
+      <w:hyperlink r:id="rId684">
+        <w:r>
+          <w:rPr>
+            <w:lang w:val="en_US" w:bidi="en_US"/>
+          </w:rPr>
+          <w:rPr>
+            <w:color w:val="0000EE"/>
+            <w:u w:val="single"/>
+          </w:rPr>
+          <w:t>1 Sm 1:1</w:t>
         </w:r>
       </w:hyperlink>
       <w:r>
@@ -28653,610 +29324,7 @@
         </w:rPr>
         <w:t xml:space="preserve">; </w:t>
       </w:r>
-      <w:hyperlink r:id="rId672">
-        <w:r>
-          <w:rPr>
-            <w:lang w:val="en_US" w:bidi="en_US"/>
-          </w:rPr>
-          <w:rPr>
-            <w:color w:val="0000EE"/>
-            <w:u w:val="single"/>
-          </w:rPr>
-          <w:t>19:41</w:t>
-        </w:r>
-      </w:hyperlink>
-      <w:r>
-        <w:rPr>
-          <w:lang w:val="en_US" w:bidi="en_US"/>
-        </w:rPr>
-        <w:t>). It was part of Judah’s original allocation but was settled by Danites until they established their own territory near Laish (</w:t>
-      </w:r>
-      <w:hyperlink r:id="rId673">
-        <w:r>
-          <w:rPr>
-            <w:lang w:val="en_US" w:bidi="en_US"/>
-          </w:rPr>
-          <w:rPr>
-            <w:color w:val="0000EE"/>
-            <w:u w:val="single"/>
-          </w:rPr>
-          <w:t>Jgs 18:1–11</w:t>
-        </w:r>
-      </w:hyperlink>
-      <w:r>
-        <w:rPr>
-          <w:lang w:val="en_US" w:bidi="en_US"/>
-        </w:rPr>
-        <w:t>). Originally Zorah and nearby Eshtaol seem to have been settled by residents of Kiriath-jearim (</w:t>
-      </w:r>
-      <w:hyperlink r:id="rId109">
-        <w:r>
-          <w:rPr>
-            <w:lang w:val="en_US" w:bidi="en_US"/>
-          </w:rPr>
-          <w:rPr>
-            <w:color w:val="0000EE"/>
-            <w:u w:val="single"/>
-          </w:rPr>
-          <w:t>1 Chr 2:53</w:t>
-        </w:r>
-      </w:hyperlink>
-      <w:r>
-        <w:rPr>
-          <w:lang w:val="en_US" w:bidi="en_US"/>
-        </w:rPr>
-        <w:t xml:space="preserve">; </w:t>
-      </w:r>
-      <w:hyperlink r:id="rId674">
-        <w:r>
-          <w:rPr>
-            <w:lang w:val="en_US" w:bidi="en_US"/>
-          </w:rPr>
-          <w:rPr>
-            <w:color w:val="0000EE"/>
-            <w:u w:val="single"/>
-          </w:rPr>
-          <w:t>4:2</w:t>
-        </w:r>
-      </w:hyperlink>
-      <w:r>
-        <w:rPr>
-          <w:lang w:val="en_US" w:bidi="en_US"/>
-        </w:rPr>
-        <w:t>). The city was the home of Manoah, the father of Samson (</w:t>
-      </w:r>
-      <w:hyperlink r:id="rId675">
-        <w:r>
-          <w:rPr>
-            <w:lang w:val="en_US" w:bidi="en_US"/>
-          </w:rPr>
-          <w:rPr>
-            <w:color w:val="0000EE"/>
-            <w:u w:val="single"/>
-          </w:rPr>
-          <w:t>Jgs 13:2</w:t>
-        </w:r>
-      </w:hyperlink>
-      <w:r>
-        <w:rPr>
-          <w:lang w:val="en_US" w:bidi="en_US"/>
-        </w:rPr>
-        <w:t>). Samson’s ministry was focused in the region surrounding Zorah and Eshtaol, and he was ultimately buried there. Zorah is traditionally identified with Tell Sur’ah, which is strategically located at the entrance to a large valley leading toward the Mediterranean plain.</w:t>
-      </w:r>
-      <w:r>
-        <w:rPr>
-          <w:lang w:val="en_US" w:bidi="en_US"/>
-        </w:rPr>
-      </w:r>
-      <w:r>
-        <w:rPr>
-          <w:lang w:val="en_US" w:bidi="en_US"/>
-        </w:rPr>
-      </w:r>
-    </w:p>
-    <w:p>
-      <w:pPr/>
-      <w:r>
-        <w:rPr>
-          <w:lang w:val="en_US" w:bidi="en_US"/>
-        </w:rPr>
-      </w:r>
-    </w:p>
-    <w:p>
-      <w:pPr>
-        <w:pStyle w:val="Heading2"/>
-      </w:pPr>
-      <w:r>
-        <w:rPr>
-          <w:lang w:val="en_US" w:bidi="en_US"/>
-        </w:rPr>
-        <w:t>Zorites</w:t>
-      </w:r>
-      <w:r>
-        <w:rPr>
-          <w:lang w:val="en_US" w:bidi="en_US"/>
-        </w:rPr>
-      </w:r>
-    </w:p>
-    <w:p>
-      <w:pPr/>
-      <w:r>
-        <w:rPr>
-          <w:lang w:val="en_US" w:bidi="en_US"/>
-        </w:rPr>
-      </w:r>
-      <w:r>
-        <w:rPr>
-          <w:lang w:val="en_US" w:bidi="en_US"/>
-        </w:rPr>
-        <w:t>Descendants of Salma from Judah’s tribe (</w:t>
-      </w:r>
-      <w:hyperlink r:id="rId676">
-        <w:r>
-          <w:rPr>
-            <w:lang w:val="en_US" w:bidi="en_US"/>
-          </w:rPr>
-          <w:rPr>
-            <w:color w:val="0000EE"/>
-            <w:u w:val="single"/>
-          </w:rPr>
-          <w:t>1 Chr 2:54</w:t>
-        </w:r>
-      </w:hyperlink>
-      <w:r>
-        <w:rPr>
-          <w:lang w:val="en_US" w:bidi="en_US"/>
-        </w:rPr>
-        <w:t>). They possibly represent half of the Manahathite clan.</w:t>
-      </w:r>
-      <w:r>
-        <w:rPr>
-          <w:lang w:val="en_US" w:bidi="en_US"/>
-        </w:rPr>
-      </w:r>
-      <w:r>
-        <w:rPr>
-          <w:lang w:val="en_US" w:bidi="en_US"/>
-        </w:rPr>
-      </w:r>
-    </w:p>
-    <w:p>
-      <w:pPr/>
-      <w:r>
-        <w:rPr>
-          <w:lang w:val="en_US" w:bidi="en_US"/>
-        </w:rPr>
-      </w:r>
-    </w:p>
-    <w:p>
-      <w:pPr>
-        <w:pStyle w:val="Heading2"/>
-      </w:pPr>
-      <w:r>
-        <w:rPr>
-          <w:lang w:val="en_US" w:bidi="en_US"/>
-        </w:rPr>
-        <w:t>Zorobabel</w:t>
-      </w:r>
-      <w:r>
-        <w:rPr>
-          <w:lang w:val="en_US" w:bidi="en_US"/>
-        </w:rPr>
-      </w:r>
-    </w:p>
-    <w:p>
-      <w:pPr/>
-      <w:r>
-        <w:rPr>
-          <w:lang w:val="en_US" w:bidi="en_US"/>
-        </w:rPr>
-      </w:r>
-      <w:r>
-        <w:rPr>
-          <w:lang w:val="en_US" w:bidi="en_US"/>
-        </w:rPr>
-        <w:t xml:space="preserve">The King James Version form of Zerubbabel, Jerusalem’s governor after the exile in Babylon, in </w:t>
-      </w:r>
-      <w:hyperlink r:id="rId464">
-        <w:r>
-          <w:rPr>
-            <w:lang w:val="en_US" w:bidi="en_US"/>
-          </w:rPr>
-          <w:rPr>
-            <w:color w:val="0000EE"/>
-            <w:u w:val="single"/>
-          </w:rPr>
-          <w:t>Matthew 1:12</w:t>
-        </w:r>
-      </w:hyperlink>
-      <w:hyperlink r:id="rId464">
-        <w:r>
-          <w:rPr>
-            <w:lang w:val="en_US" w:bidi="en_US"/>
-          </w:rPr>
-          <w:rPr>
-            <w:color w:val="0000EE"/>
-            <w:u w:val="single"/>
-          </w:rPr>
-          <w:t>–</w:t>
-        </w:r>
-      </w:hyperlink>
-      <w:hyperlink r:id="rId464">
-        <w:r>
-          <w:rPr>
-            <w:lang w:val="en_US" w:bidi="en_US"/>
-          </w:rPr>
-          <w:rPr>
-            <w:color w:val="0000EE"/>
-            <w:u w:val="single"/>
-          </w:rPr>
-          <w:t>13</w:t>
-        </w:r>
-      </w:hyperlink>
-      <w:r>
-        <w:rPr>
-          <w:lang w:val="en_US" w:bidi="en_US"/>
-        </w:rPr>
-        <w:t xml:space="preserve"> and </w:t>
-      </w:r>
-      <w:hyperlink r:id="rId465">
-        <w:r>
-          <w:rPr>
-            <w:lang w:val="en_US" w:bidi="en_US"/>
-          </w:rPr>
-          <w:rPr>
-            <w:color w:val="0000EE"/>
-            <w:u w:val="single"/>
-          </w:rPr>
-          <w:t>Luke 3:27</w:t>
-        </w:r>
-      </w:hyperlink>
-      <w:r>
-        <w:rPr>
-          <w:lang w:val="en_US" w:bidi="en_US"/>
-        </w:rPr>
-        <w:t xml:space="preserve">. </w:t>
-      </w:r>
-    </w:p>
-    <w:p>
-      <w:pPr/>
-      <w:r>
-        <w:rPr>
-          <w:lang w:val="en_US" w:bidi="en_US"/>
-        </w:rPr>
-      </w:r>
-      <w:r>
-        <w:rPr>
-          <w:i/>
-          <w:lang w:val="en_US" w:bidi="en_US"/>
-        </w:rPr>
-        <w:t>See</w:t>
-      </w:r>
-      <w:r>
-        <w:rPr>
-          <w:lang w:val="en_US" w:bidi="en_US"/>
-        </w:rPr>
-        <w:t xml:space="preserve"> </w:t>
-      </w:r>
-      <w:r>
-        <w:rPr>
-          <w:lang w:val="en_US" w:bidi="en_US"/>
-        </w:rPr>
-        <w:t>Zerubbabel</w:t>
-      </w:r>
-      <w:r>
-        <w:rPr>
-          <w:lang w:val="en_US" w:bidi="en_US"/>
-        </w:rPr>
-        <w:t>.</w:t>
-      </w:r>
-      <w:r>
-        <w:rPr>
-          <w:lang w:val="en_US" w:bidi="en_US"/>
-        </w:rPr>
-      </w:r>
-      <w:r>
-        <w:rPr>
-          <w:lang w:val="en_US" w:bidi="en_US"/>
-        </w:rPr>
-      </w:r>
-    </w:p>
-    <w:p>
-      <w:pPr/>
-      <w:r>
-        <w:rPr>
-          <w:lang w:val="en_US" w:bidi="en_US"/>
-        </w:rPr>
-      </w:r>
-    </w:p>
-    <w:p>
-      <w:pPr>
-        <w:pStyle w:val="Heading2"/>
-      </w:pPr>
-      <w:r>
-        <w:rPr>
-          <w:lang w:val="en_US" w:bidi="en_US"/>
-        </w:rPr>
-        <w:t>Zuar</w:t>
-      </w:r>
-      <w:r>
-        <w:rPr>
-          <w:lang w:val="en_US" w:bidi="en_US"/>
-        </w:rPr>
-      </w:r>
-    </w:p>
-    <w:p>
-      <w:pPr/>
-      <w:r>
-        <w:rPr>
-          <w:lang w:val="en_US" w:bidi="en_US"/>
-        </w:rPr>
-      </w:r>
-      <w:r>
-        <w:rPr>
-          <w:lang w:val="en_US" w:bidi="en_US"/>
-        </w:rPr>
-        <w:t>The father of Nethanel. Nethanel was the leader of the tribe of Issachar when the Israelites began their journey through the wilderness after leaving Egypt (</w:t>
-      </w:r>
-      <w:hyperlink r:id="rId677">
-        <w:r>
-          <w:rPr>
-            <w:lang w:val="en_US" w:bidi="en_US"/>
-          </w:rPr>
-          <w:rPr>
-            <w:color w:val="0000EE"/>
-            <w:u w:val="single"/>
-          </w:rPr>
-          <w:t>Numbers 1:8</w:t>
-        </w:r>
-      </w:hyperlink>
-      <w:r>
-        <w:rPr>
-          <w:lang w:val="en_US" w:bidi="en_US"/>
-        </w:rPr>
-        <w:t xml:space="preserve">; </w:t>
-      </w:r>
-      <w:hyperlink r:id="rId678">
-        <w:r>
-          <w:rPr>
-            <w:lang w:val="en_US" w:bidi="en_US"/>
-          </w:rPr>
-          <w:rPr>
-            <w:color w:val="0000EE"/>
-            <w:u w:val="single"/>
-          </w:rPr>
-          <w:t>2:5</w:t>
-        </w:r>
-      </w:hyperlink>
-      <w:r>
-        <w:rPr>
-          <w:lang w:val="en_US" w:bidi="en_US"/>
-        </w:rPr>
-        <w:t xml:space="preserve">; </w:t>
-      </w:r>
-      <w:hyperlink r:id="rId679">
-        <w:r>
-          <w:rPr>
-            <w:lang w:val="en_US" w:bidi="en_US"/>
-          </w:rPr>
-          <w:rPr>
-            <w:color w:val="0000EE"/>
-            <w:u w:val="single"/>
-          </w:rPr>
-          <w:t>7:18, 23</w:t>
-        </w:r>
-      </w:hyperlink>
-      <w:r>
-        <w:rPr>
-          <w:lang w:val="en_US" w:bidi="en_US"/>
-        </w:rPr>
-        <w:t xml:space="preserve">; </w:t>
-      </w:r>
-      <w:hyperlink r:id="rId680">
-        <w:r>
-          <w:rPr>
-            <w:lang w:val="en_US" w:bidi="en_US"/>
-          </w:rPr>
-          <w:rPr>
-            <w:color w:val="0000EE"/>
-            <w:u w:val="single"/>
-          </w:rPr>
-          <w:t>10:15</w:t>
-        </w:r>
-      </w:hyperlink>
-      <w:r>
-        <w:rPr>
-          <w:lang w:val="en_US" w:bidi="en_US"/>
-        </w:rPr>
-        <w:t>).</w:t>
-      </w:r>
-      <w:r>
-        <w:rPr>
-          <w:lang w:val="en_US" w:bidi="en_US"/>
-        </w:rPr>
-      </w:r>
-      <w:r>
-        <w:rPr>
-          <w:lang w:val="en_US" w:bidi="en_US"/>
-        </w:rPr>
-      </w:r>
-    </w:p>
-    <w:p>
-      <w:pPr/>
-      <w:r>
-        <w:rPr>
-          <w:lang w:val="en_US" w:bidi="en_US"/>
-        </w:rPr>
-      </w:r>
-    </w:p>
-    <w:p>
-      <w:pPr>
-        <w:pStyle w:val="Heading2"/>
-      </w:pPr>
-      <w:r>
-        <w:rPr>
-          <w:lang w:val="en_US" w:bidi="en_US"/>
-        </w:rPr>
-        <w:t>Zuph (Person)</w:t>
-      </w:r>
-      <w:r>
-        <w:rPr>
-          <w:lang w:val="en_US" w:bidi="en_US"/>
-        </w:rPr>
-      </w:r>
-    </w:p>
-    <w:p>
-      <w:pPr/>
-      <w:r>
-        <w:rPr>
-          <w:lang w:val="en_US" w:bidi="en_US"/>
-        </w:rPr>
-      </w:r>
-      <w:r>
-        <w:rPr>
-          <w:lang w:val="en_US" w:bidi="en_US"/>
-        </w:rPr>
-        <w:t>Ancestor of Elkanah, the father of the prophet Samuel (</w:t>
-      </w:r>
-      <w:hyperlink r:id="rId681">
-        <w:r>
-          <w:rPr>
-            <w:lang w:val="en_US" w:bidi="en_US"/>
-          </w:rPr>
-          <w:rPr>
-            <w:color w:val="0000EE"/>
-            <w:u w:val="single"/>
-          </w:rPr>
-          <w:t>1 Sm 1:1</w:t>
-        </w:r>
-      </w:hyperlink>
-      <w:r>
-        <w:rPr>
-          <w:lang w:val="en_US" w:bidi="en_US"/>
-        </w:rPr>
-        <w:t>). Zuph was a member of the Kohathite branch of Levites and is listed as the son of Elkanah (different than above) and the father of Toah (</w:t>
-      </w:r>
-      <w:hyperlink r:id="rId682">
-        <w:r>
-          <w:rPr>
-            <w:lang w:val="en_US" w:bidi="en_US"/>
-          </w:rPr>
-          <w:rPr>
-            <w:color w:val="0000EE"/>
-            <w:u w:val="single"/>
-          </w:rPr>
-          <w:t>1 Chr 6:35</w:t>
-        </w:r>
-      </w:hyperlink>
-      <w:r>
-        <w:rPr>
-          <w:lang w:val="en_US" w:bidi="en_US"/>
-        </w:rPr>
-        <w:t xml:space="preserve">). He is the same as Zophai listed in </w:t>
-      </w:r>
-      <w:hyperlink r:id="rId665">
-        <w:r>
-          <w:rPr>
-            <w:lang w:val="en_US" w:bidi="en_US"/>
-          </w:rPr>
-          <w:rPr>
-            <w:color w:val="0000EE"/>
-            <w:u w:val="single"/>
-          </w:rPr>
-          <w:t>1 Chronicles 6:26</w:t>
-        </w:r>
-      </w:hyperlink>
-      <w:r>
-        <w:rPr>
-          <w:lang w:val="en_US" w:bidi="en_US"/>
-        </w:rPr>
-        <w:t>. It is evident that Zuph was a Levite, even though he is listed as an Ephraimite in the 1 Samuel passage.</w:t>
-      </w:r>
-      <w:r>
-        <w:rPr>
-          <w:lang w:val="en_US" w:bidi="en_US"/>
-        </w:rPr>
-      </w:r>
-      <w:r>
-        <w:rPr>
-          <w:lang w:val="en_US" w:bidi="en_US"/>
-        </w:rPr>
-      </w:r>
-    </w:p>
-    <w:p>
-      <w:pPr/>
-      <w:r>
-        <w:rPr>
-          <w:lang w:val="en_US" w:bidi="en_US"/>
-        </w:rPr>
-      </w:r>
-    </w:p>
-    <w:p>
-      <w:pPr>
-        <w:pStyle w:val="Heading2"/>
-      </w:pPr>
-      <w:r>
-        <w:rPr>
-          <w:lang w:val="en_US" w:bidi="en_US"/>
-        </w:rPr>
-        <w:t>Zuph (Place)</w:t>
-      </w:r>
-      <w:r>
-        <w:rPr>
-          <w:lang w:val="en_US" w:bidi="en_US"/>
-        </w:rPr>
-      </w:r>
-    </w:p>
-    <w:p>
-      <w:pPr/>
-      <w:r>
-        <w:rPr>
-          <w:lang w:val="en_US" w:bidi="en_US"/>
-        </w:rPr>
-      </w:r>
-      <w:r>
-        <w:rPr>
-          <w:lang w:val="en_US" w:bidi="en_US"/>
-        </w:rPr>
-        <w:t>Place where Saul looked for his father’s donkeys prior to his meeting with Samuel (</w:t>
-      </w:r>
-      <w:hyperlink r:id="rId683">
-        <w:r>
-          <w:rPr>
-            <w:lang w:val="en_US" w:bidi="en_US"/>
-          </w:rPr>
-          <w:rPr>
-            <w:color w:val="0000EE"/>
-            <w:u w:val="single"/>
-          </w:rPr>
-          <w:t>1 Sm 9:5</w:t>
-        </w:r>
-      </w:hyperlink>
-      <w:r>
-        <w:rPr>
-          <w:lang w:val="en_US" w:bidi="en_US"/>
-        </w:rPr>
-        <w:t xml:space="preserve">). It was near the tomb of Rachel, which is traditionally placed near the northern border of Benjamin. Zuph is apparently linked with Samuel, as one of his ancestors bore the name (see </w:t>
-      </w:r>
-      <w:hyperlink r:id="rId681">
-        <w:r>
-          <w:rPr>
-            <w:lang w:val="en_US" w:bidi="en_US"/>
-          </w:rPr>
-          <w:rPr>
-            <w:color w:val="0000EE"/>
-            <w:u w:val="single"/>
-          </w:rPr>
-          <w:t>1 Sm 1:1</w:t>
-        </w:r>
-      </w:hyperlink>
-      <w:r>
-        <w:rPr>
-          <w:lang w:val="en_US" w:bidi="en_US"/>
-        </w:rPr>
-        <w:t xml:space="preserve">; </w:t>
-      </w:r>
-      <w:hyperlink r:id="rId682">
+      <w:hyperlink r:id="rId685">
         <w:r>
           <w:rPr>
             <w:lang w:val="en_US" w:bidi="en_US"/>
@@ -29330,7 +29398,7 @@
         </w:rPr>
         <w:t>A prince of Midian and the father of Cozbi, a Midianite woman who was killed by Phinehas. Cozbi was in an improper relationship with Zimri, an Israelite man, during the incident at Baal-peor (</w:t>
       </w:r>
-      <w:hyperlink r:id="rId684">
+      <w:hyperlink r:id="rId687">
         <w:r>
           <w:rPr>
             <w:lang w:val="en_US" w:bidi="en_US"/>
@@ -29348,7 +29416,7 @@
         </w:rPr>
         <w:t>). Zur was later killed by the Israelites, along with four other Midianite kings and Balaam, as part of God's judgment on Midian (</w:t>
       </w:r>
-      <w:hyperlink r:id="rId685">
+      <w:hyperlink r:id="rId688">
         <w:r>
           <w:rPr>
             <w:lang w:val="en_US" w:bidi="en_US"/>
@@ -29366,7 +29434,7 @@
         </w:rPr>
         <w:t xml:space="preserve">). He seems to have been under the authority of Sihon, the Amorite king, since he is listed as one of "the princes of Sihon" in </w:t>
       </w:r>
-      <w:hyperlink r:id="rId686">
+      <w:hyperlink r:id="rId689">
         <w:r>
           <w:rPr>
             <w:lang w:val="en_US" w:bidi="en_US"/>
@@ -29402,7 +29470,7 @@
         </w:rPr>
         <w:t>A son of Jeiel, who established the town of Gibeon (</w:t>
       </w:r>
-      <w:hyperlink r:id="rId687">
+      <w:hyperlink r:id="rId690">
         <w:r>
           <w:rPr>
             <w:lang w:val="en_US" w:bidi="en_US"/>
@@ -29420,7 +29488,7 @@
         </w:rPr>
         <w:t xml:space="preserve">; </w:t>
       </w:r>
-      <w:hyperlink r:id="rId688">
+      <w:hyperlink r:id="rId691">
         <w:r>
           <w:rPr>
             <w:lang w:val="en_US" w:bidi="en_US"/>
@@ -29486,7 +29554,7 @@
         </w:rPr>
         <w:t>The son of Abihail and the head of the Merari family of Levites during the wilderness wanderings of Israel (</w:t>
       </w:r>
-      <w:hyperlink r:id="rId689">
+      <w:hyperlink r:id="rId692">
         <w:r>
           <w:rPr>
             <w:lang w:val="en_US" w:bidi="en_US"/>
@@ -29552,7 +29620,7 @@
         </w:rPr>
         <w:t>The father of Shelumiel. Shelumiel was the leader of the tribe of Simeon when the Israelites began their journey through the wilderness after leaving Egypt (</w:t>
       </w:r>
-      <w:hyperlink r:id="rId690">
+      <w:hyperlink r:id="rId693">
         <w:r>
           <w:rPr>
             <w:lang w:val="en_US" w:bidi="en_US"/>
@@ -29570,7 +29638,7 @@
         </w:rPr>
         <w:t xml:space="preserve">; </w:t>
       </w:r>
-      <w:hyperlink r:id="rId691">
+      <w:hyperlink r:id="rId694">
         <w:r>
           <w:rPr>
             <w:lang w:val="en_US" w:bidi="en_US"/>
@@ -29588,7 +29656,7 @@
         </w:rPr>
         <w:t xml:space="preserve">; </w:t>
       </w:r>
-      <w:hyperlink r:id="rId692">
+      <w:hyperlink r:id="rId695">
         <w:r>
           <w:rPr>
             <w:lang w:val="en_US" w:bidi="en_US"/>
@@ -29606,7 +29674,7 @@
         </w:rPr>
         <w:t xml:space="preserve">; </w:t>
       </w:r>
-      <w:hyperlink r:id="rId693">
+      <w:hyperlink r:id="rId696">
         <w:r>
           <w:rPr>
             <w:lang w:val="en_US" w:bidi="en_US"/>
@@ -29672,7 +29740,7 @@
         </w:rPr>
         <w:t>One of the kingdoms attacked and defeated by Kedorlaomer’s confederation (</w:t>
       </w:r>
-      <w:hyperlink r:id="rId694">
+      <w:hyperlink r:id="rId697">
         <w:r>
           <w:rPr>
             <w:lang w:val="en_US" w:bidi="en_US"/>

--- a/eng/docx/026.content.docx
+++ b/eng/docx/026.content.docx
@@ -231,7 +231,7 @@
         <w:rPr>
           <w:lang w:val="en_US" w:bidi="en_US"/>
         </w:rPr>
-        <w:t xml:space="preserve">KJV spelling of Zaanannim in </w:t>
+        <w:t xml:space="preserve">Zaanaim is the King James Version spelling of Zaanannim in </w:t>
       </w:r>
       <w:hyperlink r:id="rId13">
         <w:r>
@@ -250,6 +250,14 @@
           <w:lang w:val="en_US" w:bidi="en_US"/>
         </w:rPr>
         <w:t xml:space="preserve">. </w:t>
+      </w:r>
+    </w:p>
+    <w:p>
+      <w:pPr/>
+      <w:r>
+        <w:rPr>
+          <w:lang w:val="en_US" w:bidi="en_US"/>
+        </w:rPr>
       </w:r>
       <w:r>
         <w:rPr>
@@ -3626,7 +3634,7 @@
         <w:rPr>
           <w:lang w:val="en_US" w:bidi="en_US"/>
         </w:rPr>
-        <w:t>One of Rehoboam’s sons by his wife Mahalath (</w:t>
+        <w:t>Zaham was one of Rehoboam’s sons with his wife Mahalath (</w:t>
       </w:r>
       <w:hyperlink r:id="rId87">
         <w:r>
@@ -3637,7 +3645,7 @@
             <w:color w:val="0000EE"/>
             <w:u w:val="single"/>
           </w:rPr>
-          <w:t>2 Chr 11:19</w:t>
+          <w:t>2 Chronicles 11:19</w:t>
         </w:r>
       </w:hyperlink>
       <w:r>
@@ -5683,7 +5691,7 @@
         <w:rPr>
           <w:lang w:val="en_US" w:bidi="en_US"/>
         </w:rPr>
-        <w:t xml:space="preserve">KJV rendering of Zattu in </w:t>
+        <w:t xml:space="preserve">Zatthu is the King James Version spelling of Zattu in </w:t>
       </w:r>
       <w:hyperlink r:id="rId121">
         <w:r>
@@ -5702,6 +5710,14 @@
           <w:lang w:val="en_US" w:bidi="en_US"/>
         </w:rPr>
         <w:t xml:space="preserve">. </w:t>
+      </w:r>
+    </w:p>
+    <w:p>
+      <w:pPr/>
+      <w:r>
+        <w:rPr>
+          <w:lang w:val="en_US" w:bidi="en_US"/>
+        </w:rPr>
       </w:r>
       <w:r>
         <w:rPr>
@@ -19525,7 +19541,7 @@
         <w:rPr>
           <w:lang w:val="en_US" w:bidi="en_US"/>
         </w:rPr>
-        <w:t xml:space="preserve">KJV rendering of Zeredah in </w:t>
+        <w:t xml:space="preserve">Zeredathah is the King James Version spelling of Zeredah in </w:t>
       </w:r>
       <w:hyperlink r:id="rId117">
         <w:r>
@@ -19544,6 +19560,14 @@
           <w:lang w:val="en_US" w:bidi="en_US"/>
         </w:rPr>
         <w:t xml:space="preserve">. </w:t>
+      </w:r>
+    </w:p>
+    <w:p>
+      <w:pPr/>
+      <w:r>
+        <w:rPr>
+          <w:lang w:val="en_US" w:bidi="en_US"/>
+        </w:rPr>
       </w:r>
       <w:r>
         <w:rPr>
